--- a/paper/Analysis.docx
+++ b/paper/Analysis.docx
@@ -167,7 +167,7 @@
           <w:szCs w:val="24"/>
         </w:rPr>
         <w:pict w14:anchorId="301FD16A">
-          <v:rect id="_x0000_i1110" style="width:0;height:1.5pt" o:hralign="center" o:hrstd="t" o:hr="t" fillcolor="#a0a0a0" stroked="f"/>
+          <v:rect id="_x0000_i1025" style="width:0;height:1.5pt" o:hralign="center" o:hrstd="t" o:hr="t" fillcolor="#a0a0a0" stroked="f"/>
         </w:pict>
       </w:r>
     </w:p>
@@ -619,7 +619,7 @@
           <w:szCs w:val="24"/>
         </w:rPr>
         <w:pict w14:anchorId="59114AFA">
-          <v:rect id="_x0000_i1111" style="width:0;height:1.5pt" o:hralign="center" o:hrstd="t" o:hr="t" fillcolor="#a0a0a0" stroked="f"/>
+          <v:rect id="_x0000_i1026" style="width:0;height:1.5pt" o:hralign="center" o:hrstd="t" o:hr="t" fillcolor="#a0a0a0" stroked="f"/>
         </w:pict>
       </w:r>
     </w:p>
@@ -804,6 +804,10 @@
         <w:tc>
           <w:tcPr>
             <w:tcW w:w="0" w:type="auto"/>
+            <w:tcBorders>
+              <w:top w:val="single" w:sz="4" w:space="0" w:color="auto"/>
+              <w:bottom w:val="single" w:sz="4" w:space="0" w:color="auto"/>
+            </w:tcBorders>
             <w:vAlign w:val="center"/>
             <w:hideMark/>
           </w:tcPr>
@@ -828,6 +832,10 @@
         <w:tc>
           <w:tcPr>
             <w:tcW w:w="0" w:type="auto"/>
+            <w:tcBorders>
+              <w:top w:val="single" w:sz="4" w:space="0" w:color="auto"/>
+              <w:bottom w:val="single" w:sz="4" w:space="0" w:color="auto"/>
+            </w:tcBorders>
             <w:vAlign w:val="center"/>
             <w:hideMark/>
           </w:tcPr>
@@ -852,6 +860,10 @@
         <w:tc>
           <w:tcPr>
             <w:tcW w:w="0" w:type="auto"/>
+            <w:tcBorders>
+              <w:top w:val="single" w:sz="4" w:space="0" w:color="auto"/>
+              <w:bottom w:val="single" w:sz="4" w:space="0" w:color="auto"/>
+            </w:tcBorders>
             <w:vAlign w:val="center"/>
             <w:hideMark/>
           </w:tcPr>
@@ -876,6 +888,10 @@
         <w:tc>
           <w:tcPr>
             <w:tcW w:w="0" w:type="auto"/>
+            <w:tcBorders>
+              <w:top w:val="single" w:sz="4" w:space="0" w:color="auto"/>
+              <w:bottom w:val="single" w:sz="4" w:space="0" w:color="auto"/>
+            </w:tcBorders>
             <w:vAlign w:val="center"/>
             <w:hideMark/>
           </w:tcPr>
@@ -900,6 +916,10 @@
         <w:tc>
           <w:tcPr>
             <w:tcW w:w="0" w:type="auto"/>
+            <w:tcBorders>
+              <w:top w:val="single" w:sz="4" w:space="0" w:color="auto"/>
+              <w:bottom w:val="single" w:sz="4" w:space="0" w:color="auto"/>
+            </w:tcBorders>
             <w:vAlign w:val="center"/>
             <w:hideMark/>
           </w:tcPr>
@@ -924,6 +944,10 @@
         <w:tc>
           <w:tcPr>
             <w:tcW w:w="0" w:type="auto"/>
+            <w:tcBorders>
+              <w:top w:val="single" w:sz="4" w:space="0" w:color="auto"/>
+              <w:bottom w:val="single" w:sz="4" w:space="0" w:color="auto"/>
+            </w:tcBorders>
             <w:vAlign w:val="center"/>
             <w:hideMark/>
           </w:tcPr>
@@ -1102,6 +1126,9 @@
         <w:tc>
           <w:tcPr>
             <w:tcW w:w="0" w:type="auto"/>
+            <w:tcBorders>
+              <w:bottom w:val="single" w:sz="4" w:space="0" w:color="auto"/>
+            </w:tcBorders>
             <w:vAlign w:val="center"/>
             <w:hideMark/>
           </w:tcPr>
@@ -1126,6 +1153,9 @@
         <w:tc>
           <w:tcPr>
             <w:tcW w:w="0" w:type="auto"/>
+            <w:tcBorders>
+              <w:bottom w:val="single" w:sz="4" w:space="0" w:color="auto"/>
+            </w:tcBorders>
             <w:vAlign w:val="center"/>
             <w:hideMark/>
           </w:tcPr>
@@ -1150,6 +1180,9 @@
         <w:tc>
           <w:tcPr>
             <w:tcW w:w="0" w:type="auto"/>
+            <w:tcBorders>
+              <w:bottom w:val="single" w:sz="4" w:space="0" w:color="auto"/>
+            </w:tcBorders>
             <w:vAlign w:val="center"/>
             <w:hideMark/>
           </w:tcPr>
@@ -1174,6 +1207,9 @@
         <w:tc>
           <w:tcPr>
             <w:tcW w:w="0" w:type="auto"/>
+            <w:tcBorders>
+              <w:bottom w:val="single" w:sz="4" w:space="0" w:color="auto"/>
+            </w:tcBorders>
             <w:vAlign w:val="center"/>
             <w:hideMark/>
           </w:tcPr>
@@ -1198,6 +1234,9 @@
         <w:tc>
           <w:tcPr>
             <w:tcW w:w="0" w:type="auto"/>
+            <w:tcBorders>
+              <w:bottom w:val="single" w:sz="4" w:space="0" w:color="auto"/>
+            </w:tcBorders>
             <w:vAlign w:val="center"/>
             <w:hideMark/>
           </w:tcPr>
@@ -1222,6 +1261,9 @@
         <w:tc>
           <w:tcPr>
             <w:tcW w:w="0" w:type="auto"/>
+            <w:tcBorders>
+              <w:bottom w:val="single" w:sz="4" w:space="0" w:color="auto"/>
+            </w:tcBorders>
             <w:vAlign w:val="center"/>
             <w:hideMark/>
           </w:tcPr>
@@ -1279,7 +1321,7 @@
           <w:szCs w:val="24"/>
         </w:rPr>
         <w:pict w14:anchorId="07763882">
-          <v:rect id="_x0000_i1112" style="width:0;height:1.5pt" o:hralign="center" o:hrstd="t" o:hr="t" fillcolor="#a0a0a0" stroked="f"/>
+          <v:rect id="_x0000_i1027" style="width:0;height:1.5pt" o:hralign="center" o:hrstd="t" o:hr="t" fillcolor="#a0a0a0" stroked="f"/>
         </w:pict>
       </w:r>
     </w:p>
@@ -1341,17 +1383,8 @@
           <w:szCs w:val="24"/>
           <w:lang w:val="en-US"/>
         </w:rPr>
-        <w:t xml:space="preserve">The first dataset, GSE122063, consists of post-mortem human brain tissue samples obtained from individuals diagnosed with Alzheimer's disease and cognitively healthy </w:t>
-      </w:r>
-      <w:r>
-        <w:rPr>
-          <w:rFonts w:ascii="CMU Serif" w:hAnsi="CMU Serif" w:cs="CMU Serif"/>
-          <w:sz w:val="24"/>
-          <w:szCs w:val="24"/>
-          <w:lang w:val="en-US"/>
-        </w:rPr>
         <w:lastRenderedPageBreak/>
-        <w:t>controls. This dataset was used as the primary discovery cohort for differential gene expression analysis and exploratory biomarker identification.</w:t>
+        <w:t>The first dataset, GSE122063, consists of post-mortem human brain tissue samples obtained from individuals diagnosed with Alzheimer's disease and cognitively healthy controls. This dataset was used as the primary discovery cohort for differential gene expression analysis and exploratory biomarker identification.</w:t>
       </w:r>
     </w:p>
     <w:p>
@@ -1407,7 +1440,7 @@
           <w:szCs w:val="24"/>
         </w:rPr>
         <w:pict w14:anchorId="5D6284FA">
-          <v:rect id="_x0000_i1113" style="width:0;height:1.5pt" o:hralign="center" o:hrstd="t" o:hr="t" fillcolor="#a0a0a0" stroked="f"/>
+          <v:rect id="_x0000_i1028" style="width:0;height:1.5pt" o:hralign="center" o:hrstd="t" o:hr="t" fillcolor="#a0a0a0" stroked="f"/>
         </w:pict>
       </w:r>
     </w:p>
@@ -1526,7 +1559,7 @@
           <w:szCs w:val="24"/>
         </w:rPr>
         <w:pict w14:anchorId="27945C0A">
-          <v:rect id="_x0000_i1114" style="width:0;height:1.5pt" o:hralign="center" o:hrstd="t" o:hr="t" fillcolor="#a0a0a0" stroked="f"/>
+          <v:rect id="_x0000_i1029" style="width:0;height:1.5pt" o:hralign="center" o:hrstd="t" o:hr="t" fillcolor="#a0a0a0" stroked="f"/>
         </w:pict>
       </w:r>
     </w:p>
@@ -1684,6 +1717,7 @@
           <w:szCs w:val="24"/>
           <w:lang w:val="en-US"/>
         </w:rPr>
+        <w:lastRenderedPageBreak/>
         <w:t>where:</w:t>
       </w:r>
     </w:p>
@@ -2391,7 +2425,7 @@
           <w:szCs w:val="24"/>
         </w:rPr>
         <w:pict w14:anchorId="019BB0B9">
-          <v:rect id="_x0000_i1115" style="width:0;height:1.5pt" o:hralign="center" o:hrstd="t" o:hr="t" fillcolor="#a0a0a0" stroked="f"/>
+          <v:rect id="_x0000_i1030" style="width:0;height:1.5pt" o:hralign="center" o:hrstd="t" o:hr="t" fillcolor="#a0a0a0" stroked="f"/>
         </w:pict>
       </w:r>
     </w:p>
@@ -2531,7 +2565,7 @@
           <w:szCs w:val="24"/>
         </w:rPr>
         <w:pict w14:anchorId="4CD74874">
-          <v:rect id="_x0000_i1116" style="width:0;height:1.5pt" o:hralign="center" o:hrstd="t" o:hr="t" fillcolor="#a0a0a0" stroked="f"/>
+          <v:rect id="_x0000_i1031" style="width:0;height:1.5pt" o:hralign="center" o:hrstd="t" o:hr="t" fillcolor="#a0a0a0" stroked="f"/>
         </w:pict>
       </w:r>
     </w:p>
@@ -2574,18 +2608,8 @@
           <w:szCs w:val="24"/>
           <w:lang w:val="en-US"/>
         </w:rPr>
-        <w:t>Genes identified as significantly differentially expressed in both datasets were considered shared DEGs and were used for integrative downstream analyses. Shared genes were identified by intersecting the significant DEG lists generated independently from GSE122063 and GSE33000.</w:t>
-      </w:r>
-    </w:p>
-    <w:p>
-      <w:pPr>
-        <w:rPr>
-          <w:rFonts w:ascii="CMU Serif" w:hAnsi="CMU Serif" w:cs="CMU Serif"/>
-          <w:sz w:val="24"/>
-          <w:szCs w:val="24"/>
-          <w:lang w:val="en-US"/>
-        </w:rPr>
-      </w:pPr>
+        <w:t xml:space="preserve">Genes identified as significantly differentially expressed in both datasets were considered shared DEGs and were used for integrative downstream analyses. Shared </w:t>
+      </w:r>
       <w:r>
         <w:rPr>
           <w:rFonts w:ascii="CMU Serif" w:hAnsi="CMU Serif" w:cs="CMU Serif"/>
@@ -2594,6 +2618,25 @@
           <w:lang w:val="en-US"/>
         </w:rPr>
         <w:lastRenderedPageBreak/>
+        <w:t>genes were identified by intersecting the significant DEG lists generated independently from GSE122063 and GSE33000.</w:t>
+      </w:r>
+    </w:p>
+    <w:p>
+      <w:pPr>
+        <w:rPr>
+          <w:rFonts w:ascii="CMU Serif" w:hAnsi="CMU Serif" w:cs="CMU Serif"/>
+          <w:sz w:val="24"/>
+          <w:szCs w:val="24"/>
+          <w:lang w:val="en-US"/>
+        </w:rPr>
+      </w:pPr>
+      <w:r>
+        <w:rPr>
+          <w:rFonts w:ascii="CMU Serif" w:hAnsi="CMU Serif" w:cs="CMU Serif"/>
+          <w:sz w:val="24"/>
+          <w:szCs w:val="24"/>
+          <w:lang w:val="en-US"/>
+        </w:rPr>
         <w:t xml:space="preserve">Protein–protein interaction analysis was performed using the STRING database with a high-confidence interaction score threshold. The resulting interaction network was visualized using the </w:t>
       </w:r>
       <w:proofErr w:type="spellStart"/>
@@ -2632,7 +2675,7 @@
           <w:szCs w:val="24"/>
         </w:rPr>
         <w:pict w14:anchorId="7A035A29">
-          <v:rect id="_x0000_i1117" style="width:0;height:1.5pt" o:hralign="center" o:hrstd="t" o:hr="t" fillcolor="#a0a0a0" stroked="f"/>
+          <v:rect id="_x0000_i1032" style="width:0;height:1.5pt" o:hralign="center" o:hrstd="t" o:hr="t" fillcolor="#a0a0a0" stroked="f"/>
         </w:pict>
       </w:r>
     </w:p>
@@ -2705,6 +2748,10 @@
         <w:tc>
           <w:tcPr>
             <w:tcW w:w="0" w:type="auto"/>
+            <w:tcBorders>
+              <w:top w:val="single" w:sz="4" w:space="0" w:color="auto"/>
+              <w:bottom w:val="single" w:sz="4" w:space="0" w:color="auto"/>
+            </w:tcBorders>
             <w:vAlign w:val="center"/>
             <w:hideMark/>
           </w:tcPr>
@@ -2729,6 +2776,10 @@
         <w:tc>
           <w:tcPr>
             <w:tcW w:w="0" w:type="auto"/>
+            <w:tcBorders>
+              <w:top w:val="single" w:sz="4" w:space="0" w:color="auto"/>
+              <w:bottom w:val="single" w:sz="4" w:space="0" w:color="auto"/>
+            </w:tcBorders>
             <w:vAlign w:val="center"/>
             <w:hideMark/>
           </w:tcPr>
@@ -2753,6 +2804,10 @@
         <w:tc>
           <w:tcPr>
             <w:tcW w:w="0" w:type="auto"/>
+            <w:tcBorders>
+              <w:top w:val="single" w:sz="4" w:space="0" w:color="auto"/>
+              <w:bottom w:val="single" w:sz="4" w:space="0" w:color="auto"/>
+            </w:tcBorders>
             <w:vAlign w:val="center"/>
             <w:hideMark/>
           </w:tcPr>
@@ -2777,6 +2832,10 @@
         <w:tc>
           <w:tcPr>
             <w:tcW w:w="0" w:type="auto"/>
+            <w:tcBorders>
+              <w:top w:val="single" w:sz="4" w:space="0" w:color="auto"/>
+              <w:bottom w:val="single" w:sz="4" w:space="0" w:color="auto"/>
+            </w:tcBorders>
             <w:vAlign w:val="center"/>
             <w:hideMark/>
           </w:tcPr>
@@ -2801,6 +2860,10 @@
         <w:tc>
           <w:tcPr>
             <w:tcW w:w="0" w:type="auto"/>
+            <w:tcBorders>
+              <w:top w:val="single" w:sz="4" w:space="0" w:color="auto"/>
+              <w:bottom w:val="single" w:sz="4" w:space="0" w:color="auto"/>
+            </w:tcBorders>
             <w:vAlign w:val="center"/>
             <w:hideMark/>
           </w:tcPr>
@@ -3080,6 +3143,9 @@
         <w:tc>
           <w:tcPr>
             <w:tcW w:w="0" w:type="auto"/>
+            <w:tcBorders>
+              <w:bottom w:val="single" w:sz="4" w:space="0" w:color="auto"/>
+            </w:tcBorders>
             <w:vAlign w:val="center"/>
             <w:hideMark/>
           </w:tcPr>
@@ -3104,6 +3170,9 @@
         <w:tc>
           <w:tcPr>
             <w:tcW w:w="0" w:type="auto"/>
+            <w:tcBorders>
+              <w:bottom w:val="single" w:sz="4" w:space="0" w:color="auto"/>
+            </w:tcBorders>
             <w:vAlign w:val="center"/>
             <w:hideMark/>
           </w:tcPr>
@@ -3128,6 +3197,9 @@
         <w:tc>
           <w:tcPr>
             <w:tcW w:w="0" w:type="auto"/>
+            <w:tcBorders>
+              <w:bottom w:val="single" w:sz="4" w:space="0" w:color="auto"/>
+            </w:tcBorders>
             <w:vAlign w:val="center"/>
             <w:hideMark/>
           </w:tcPr>
@@ -3152,6 +3224,9 @@
         <w:tc>
           <w:tcPr>
             <w:tcW w:w="0" w:type="auto"/>
+            <w:tcBorders>
+              <w:bottom w:val="single" w:sz="4" w:space="0" w:color="auto"/>
+            </w:tcBorders>
             <w:vAlign w:val="center"/>
             <w:hideMark/>
           </w:tcPr>
@@ -3176,6 +3251,9 @@
         <w:tc>
           <w:tcPr>
             <w:tcW w:w="0" w:type="auto"/>
+            <w:tcBorders>
+              <w:bottom w:val="single" w:sz="4" w:space="0" w:color="auto"/>
+            </w:tcBorders>
             <w:vAlign w:val="center"/>
             <w:hideMark/>
           </w:tcPr>
@@ -3313,7 +3391,7 @@
         </w:rPr>
         <w:lastRenderedPageBreak/>
         <w:drawing>
-          <wp:inline distT="0" distB="0" distL="0" distR="0" wp14:anchorId="7616F749" wp14:editId="49FB404E">
+          <wp:inline distT="0" distB="0" distL="0" distR="0" wp14:anchorId="7616F749" wp14:editId="3DC46AA0">
             <wp:extent cx="4267200" cy="3200636"/>
             <wp:effectExtent l="0" t="0" r="0" b="0"/>
             <wp:docPr id="1029293278" name="Picture 1"/>
@@ -3646,7 +3724,7 @@
           <w:szCs w:val="24"/>
         </w:rPr>
         <w:pict w14:anchorId="312E464D">
-          <v:rect id="_x0000_i1118" style="width:0;height:1.5pt" o:hralign="center" o:hrstd="t" o:hr="t" fillcolor="#a0a0a0" stroked="f"/>
+          <v:rect id="_x0000_i1033" style="width:0;height:1.5pt" o:hralign="center" o:hrstd="t" o:hr="t" fillcolor="#a0a0a0" stroked="f"/>
         </w:pict>
       </w:r>
     </w:p>
@@ -4062,7 +4140,7 @@
           <w:szCs w:val="24"/>
         </w:rPr>
         <w:pict w14:anchorId="2A85EDF6">
-          <v:rect id="_x0000_i1119" style="width:0;height:1.5pt" o:hralign="center" o:hrstd="t" o:hr="t" fillcolor="#a0a0a0" stroked="f"/>
+          <v:rect id="_x0000_i1034" style="width:0;height:1.5pt" o:hralign="center" o:hrstd="t" o:hr="t" fillcolor="#a0a0a0" stroked="f"/>
         </w:pict>
       </w:r>
     </w:p>
@@ -4300,7 +4378,7 @@
         </w:rPr>
         <w:lastRenderedPageBreak/>
         <w:pict w14:anchorId="6F06B441">
-          <v:rect id="_x0000_i1120" style="width:0;height:1.5pt" o:hralign="center" o:hrstd="t" o:hr="t" fillcolor="#a0a0a0" stroked="f"/>
+          <v:rect id="_x0000_i1035" style="width:0;height:1.5pt" o:hralign="center" o:hrstd="t" o:hr="t" fillcolor="#a0a0a0" stroked="f"/>
         </w:pict>
       </w:r>
     </w:p>
@@ -4519,6 +4597,10 @@
         <w:tc>
           <w:tcPr>
             <w:tcW w:w="0" w:type="auto"/>
+            <w:tcBorders>
+              <w:top w:val="single" w:sz="4" w:space="0" w:color="auto"/>
+              <w:bottom w:val="single" w:sz="4" w:space="0" w:color="auto"/>
+            </w:tcBorders>
             <w:vAlign w:val="center"/>
             <w:hideMark/>
           </w:tcPr>
@@ -4543,6 +4625,10 @@
         <w:tc>
           <w:tcPr>
             <w:tcW w:w="0" w:type="auto"/>
+            <w:tcBorders>
+              <w:top w:val="single" w:sz="4" w:space="0" w:color="auto"/>
+              <w:bottom w:val="single" w:sz="4" w:space="0" w:color="auto"/>
+            </w:tcBorders>
             <w:vAlign w:val="center"/>
             <w:hideMark/>
           </w:tcPr>
@@ -4567,6 +4653,10 @@
         <w:tc>
           <w:tcPr>
             <w:tcW w:w="0" w:type="auto"/>
+            <w:tcBorders>
+              <w:top w:val="single" w:sz="4" w:space="0" w:color="auto"/>
+              <w:bottom w:val="single" w:sz="4" w:space="0" w:color="auto"/>
+            </w:tcBorders>
             <w:vAlign w:val="center"/>
             <w:hideMark/>
           </w:tcPr>
@@ -5700,6 +5790,9 @@
         <w:tc>
           <w:tcPr>
             <w:tcW w:w="0" w:type="auto"/>
+            <w:tcBorders>
+              <w:bottom w:val="single" w:sz="4" w:space="0" w:color="auto"/>
+            </w:tcBorders>
             <w:vAlign w:val="center"/>
             <w:hideMark/>
           </w:tcPr>
@@ -5724,6 +5817,9 @@
         <w:tc>
           <w:tcPr>
             <w:tcW w:w="0" w:type="auto"/>
+            <w:tcBorders>
+              <w:bottom w:val="single" w:sz="4" w:space="0" w:color="auto"/>
+            </w:tcBorders>
             <w:vAlign w:val="center"/>
             <w:hideMark/>
           </w:tcPr>
@@ -5748,6 +5844,9 @@
         <w:tc>
           <w:tcPr>
             <w:tcW w:w="0" w:type="auto"/>
+            <w:tcBorders>
+              <w:bottom w:val="single" w:sz="4" w:space="0" w:color="auto"/>
+            </w:tcBorders>
             <w:vAlign w:val="center"/>
             <w:hideMark/>
           </w:tcPr>
@@ -5824,7 +5923,7 @@
           <w:szCs w:val="24"/>
         </w:rPr>
         <w:pict w14:anchorId="76350BD6">
-          <v:rect id="_x0000_i1121" style="width:0;height:1.5pt" o:hralign="center" o:hrstd="t" o:hr="t" fillcolor="#a0a0a0" stroked="f"/>
+          <v:rect id="_x0000_i1036" style="width:0;height:1.5pt" o:hralign="center" o:hrstd="t" o:hr="t" fillcolor="#a0a0a0" stroked="f"/>
         </w:pict>
       </w:r>
     </w:p>
@@ -6082,7 +6181,7 @@
           <w:szCs w:val="24"/>
         </w:rPr>
         <w:pict w14:anchorId="6C140D45">
-          <v:rect id="_x0000_i1122" style="width:0;height:1.5pt" o:hralign="center" o:hrstd="t" o:hr="t" fillcolor="#a0a0a0" stroked="f"/>
+          <v:rect id="_x0000_i1037" style="width:0;height:1.5pt" o:hralign="center" o:hrstd="t" o:hr="t" fillcolor="#a0a0a0" stroked="f"/>
         </w:pict>
       </w:r>
     </w:p>
@@ -6281,6 +6380,10 @@
         <w:tc>
           <w:tcPr>
             <w:tcW w:w="0" w:type="auto"/>
+            <w:tcBorders>
+              <w:top w:val="single" w:sz="4" w:space="0" w:color="auto"/>
+              <w:bottom w:val="single" w:sz="4" w:space="0" w:color="auto"/>
+            </w:tcBorders>
             <w:vAlign w:val="center"/>
             <w:hideMark/>
           </w:tcPr>
@@ -6306,6 +6409,10 @@
         <w:tc>
           <w:tcPr>
             <w:tcW w:w="0" w:type="auto"/>
+            <w:tcBorders>
+              <w:top w:val="single" w:sz="4" w:space="0" w:color="auto"/>
+              <w:bottom w:val="single" w:sz="4" w:space="0" w:color="auto"/>
+            </w:tcBorders>
             <w:vAlign w:val="center"/>
             <w:hideMark/>
           </w:tcPr>
@@ -6330,6 +6437,10 @@
         <w:tc>
           <w:tcPr>
             <w:tcW w:w="0" w:type="auto"/>
+            <w:tcBorders>
+              <w:top w:val="single" w:sz="4" w:space="0" w:color="auto"/>
+              <w:bottom w:val="single" w:sz="4" w:space="0" w:color="auto"/>
+            </w:tcBorders>
             <w:vAlign w:val="center"/>
             <w:hideMark/>
           </w:tcPr>
@@ -6821,6 +6932,9 @@
         <w:tc>
           <w:tcPr>
             <w:tcW w:w="0" w:type="auto"/>
+            <w:tcBorders>
+              <w:bottom w:val="single" w:sz="4" w:space="0" w:color="auto"/>
+            </w:tcBorders>
             <w:vAlign w:val="center"/>
             <w:hideMark/>
           </w:tcPr>
@@ -6845,6 +6959,9 @@
         <w:tc>
           <w:tcPr>
             <w:tcW w:w="0" w:type="auto"/>
+            <w:tcBorders>
+              <w:bottom w:val="single" w:sz="4" w:space="0" w:color="auto"/>
+            </w:tcBorders>
             <w:vAlign w:val="center"/>
             <w:hideMark/>
           </w:tcPr>
@@ -6869,6 +6986,9 @@
         <w:tc>
           <w:tcPr>
             <w:tcW w:w="0" w:type="auto"/>
+            <w:tcBorders>
+              <w:bottom w:val="single" w:sz="4" w:space="0" w:color="auto"/>
+            </w:tcBorders>
             <w:vAlign w:val="center"/>
             <w:hideMark/>
           </w:tcPr>
@@ -7161,7 +7281,7 @@
           <w:szCs w:val="24"/>
         </w:rPr>
         <w:pict w14:anchorId="34F4D52F">
-          <v:rect id="_x0000_i1123" style="width:0;height:1.5pt" o:hralign="center" o:hrstd="t" o:hr="t" fillcolor="#a0a0a0" stroked="f"/>
+          <v:rect id="_x0000_i1038" style="width:0;height:1.5pt" o:hralign="center" o:hrstd="t" o:hr="t" fillcolor="#a0a0a0" stroked="f"/>
         </w:pict>
       </w:r>
     </w:p>
@@ -7958,7 +8078,7 @@
           <w:szCs w:val="24"/>
         </w:rPr>
         <w:pict w14:anchorId="2FA33CEC">
-          <v:rect id="_x0000_i1125" style="width:0;height:1.5pt" o:hralign="center" o:hrstd="t" o:hr="t" fillcolor="#a0a0a0" stroked="f"/>
+          <v:rect id="_x0000_i1039" style="width:0;height:1.5pt" o:hralign="center" o:hrstd="t" o:hr="t" fillcolor="#a0a0a0" stroked="f"/>
         </w:pict>
       </w:r>
     </w:p>
@@ -8050,7 +8170,7 @@
           <w:szCs w:val="24"/>
         </w:rPr>
         <w:pict w14:anchorId="2E348BA2">
-          <v:rect id="_x0000_i1126" style="width:0;height:1.5pt" o:hralign="center" o:hrstd="t" o:hr="t" fillcolor="#a0a0a0" stroked="f"/>
+          <v:rect id="_x0000_i1040" style="width:0;height:1.5pt" o:hralign="center" o:hrstd="t" o:hr="t" fillcolor="#a0a0a0" stroked="f"/>
         </w:pict>
       </w:r>
     </w:p>
@@ -8072,6 +8192,7 @@
           <w:bCs/>
           <w:sz w:val="24"/>
           <w:szCs w:val="24"/>
+          <w:lang w:val="en-US"/>
         </w:rPr>
         <w:t xml:space="preserve">6. </w:t>
       </w:r>
@@ -8161,27 +8282,33 @@
           <w:rPr>
             <w:rStyle w:val="Hyperlink"/>
             <w:rFonts w:ascii="CMU Serif" w:hAnsi="CMU Serif" w:cs="CMU Serif"/>
-            <w:b/>
-            <w:bCs/>
             <w:sz w:val="24"/>
             <w:szCs w:val="24"/>
             <w:lang w:val="en-US"/>
           </w:rPr>
-          <w:t>https://github.com/YOUR_USERNAME/YOUR_REPOSITORY</w:t>
+          <w:t>https://github.com/ritaell/alzheimers-transcriptomic-</w:t>
+        </w:r>
+        <w:r>
+          <w:rPr>
+            <w:rStyle w:val="Hyperlink"/>
+            <w:rFonts w:ascii="CMU Serif" w:hAnsi="CMU Serif" w:cs="CMU Serif"/>
+            <w:sz w:val="24"/>
+            <w:szCs w:val="24"/>
+            <w:lang w:val="en-US"/>
+          </w:rPr>
+          <w:t>a</w:t>
+        </w:r>
+        <w:r>
+          <w:rPr>
+            <w:rStyle w:val="Hyperlink"/>
+            <w:rFonts w:ascii="CMU Serif" w:hAnsi="CMU Serif" w:cs="CMU Serif"/>
+            <w:sz w:val="24"/>
+            <w:szCs w:val="24"/>
+            <w:lang w:val="en-US"/>
+          </w:rPr>
+          <w:t>nalysis</w:t>
         </w:r>
       </w:hyperlink>
-    </w:p>
-    <w:p>
-      <w:pPr>
-        <w:rPr>
-          <w:rFonts w:ascii="CMU Serif" w:hAnsi="CMU Serif" w:cs="CMU Serif"/>
-          <w:b/>
-          <w:bCs/>
-          <w:sz w:val="24"/>
-          <w:szCs w:val="24"/>
-          <w:lang w:val="en-US"/>
-        </w:rPr>
-      </w:pPr>
     </w:p>
     <w:p>
       <w:pPr>
@@ -8412,7 +8539,6 @@
           <w:szCs w:val="24"/>
           <w:lang w:val="en-US"/>
         </w:rPr>
-        <w:lastRenderedPageBreak/>
         <w:t xml:space="preserve">[4] Edgar, R., Domrachev, M., &amp; Lash, A. E. (2002). Gene Expression Omnibus: NCBI gene expression and hybridization array data repository. </w:t>
       </w:r>
       <w:r>
@@ -8464,6 +8590,7 @@
           <w:szCs w:val="24"/>
           <w:lang w:val="en-US"/>
         </w:rPr>
+        <w:lastRenderedPageBreak/>
         <w:t xml:space="preserve">[5] Fang, Z., Liu, X., &amp; Peltz, G. (2023). </w:t>
       </w:r>
       <w:proofErr w:type="spellStart"/>
@@ -9239,7 +9366,6 @@
           <w:szCs w:val="24"/>
           <w:lang w:val="en-US"/>
         </w:rPr>
-        <w:lastRenderedPageBreak/>
         <w:t xml:space="preserve">[14] The Gene Ontology Consortium. (2023). The Gene Ontology knowledgebase: 2023 update. </w:t>
       </w:r>
       <w:r>
@@ -9322,6 +9448,7 @@
           <w:szCs w:val="24"/>
           <w:lang w:val="en-US"/>
         </w:rPr>
+        <w:lastRenderedPageBreak/>
         <w:t xml:space="preserve">[16] Hagberg, A. A., Schult, D. A., &amp; Swart, P. J. (2008). Exploring network structure, dynamics, and function using </w:t>
       </w:r>
       <w:proofErr w:type="spellStart"/>
@@ -9400,6 +9527,8 @@
       <w:pPr>
         <w:rPr>
           <w:rFonts w:ascii="CMU Serif" w:hAnsi="CMU Serif" w:cs="CMU Serif"/>
+          <w:b/>
+          <w:bCs/>
           <w:sz w:val="24"/>
           <w:szCs w:val="24"/>
           <w:lang w:val="en-US"/>
@@ -9486,8 +9615,30 @@
           <w:szCs w:val="24"/>
           <w:lang w:val="en-US"/>
         </w:rPr>
-        <w:t>GitHub. https://github.com/YOUR_USERNAME/YOUR_REPOSITORY</w:t>
-      </w:r>
+        <w:t xml:space="preserve">GitHub. </w:t>
+      </w:r>
+      <w:hyperlink r:id="rId31" w:history="1">
+        <w:r>
+          <w:rPr>
+            <w:rStyle w:val="Hyperlink"/>
+            <w:rFonts w:ascii="CMU Serif" w:hAnsi="CMU Serif" w:cs="CMU Serif"/>
+            <w:sz w:val="24"/>
+            <w:szCs w:val="24"/>
+            <w:lang w:val="en-US"/>
+          </w:rPr>
+          <w:t>https://github.com/ritaell/alzheimers-transcriptomic-analysis</w:t>
+        </w:r>
+      </w:hyperlink>
+    </w:p>
+    <w:p>
+      <w:pPr>
+        <w:rPr>
+          <w:rFonts w:ascii="CMU Serif" w:hAnsi="CMU Serif" w:cs="CMU Serif"/>
+          <w:sz w:val="24"/>
+          <w:szCs w:val="24"/>
+          <w:lang w:val="en-US"/>
+        </w:rPr>
+      </w:pPr>
     </w:p>
     <w:sectPr>
       <w:pgSz w:w="11906" w:h="16838"/>
@@ -10816,6 +10967,7 @@
   <w:style w:type="paragraph" w:default="1" w:styleId="Normal">
     <w:name w:val="Normal"/>
     <w:qFormat/>
+    <w:rsid w:val="004F16C8"/>
   </w:style>
   <w:style w:type="paragraph" w:styleId="Heading1">
     <w:name w:val="heading 1"/>
@@ -11019,6 +11171,7 @@
   <w:style w:type="character" w:default="1" w:styleId="DefaultParagraphFont">
     <w:name w:val="Default Paragraph Font"/>
     <w:uiPriority w:val="1"/>
+    <w:semiHidden/>
     <w:unhideWhenUsed/>
   </w:style>
   <w:style w:type="table" w:default="1" w:styleId="TableNormal">
@@ -11355,6 +11508,18 @@
       <w:shd w:val="clear" w:color="auto" w:fill="E1DFDD"/>
     </w:rPr>
   </w:style>
+  <w:style w:type="character" w:styleId="FollowedHyperlink">
+    <w:name w:val="FollowedHyperlink"/>
+    <w:basedOn w:val="DefaultParagraphFont"/>
+    <w:uiPriority w:val="99"/>
+    <w:semiHidden/>
+    <w:unhideWhenUsed/>
+    <w:rsid w:val="004F16C8"/>
+    <w:rPr>
+      <w:color w:val="954F72" w:themeColor="followedHyperlink"/>
+      <w:u w:val="single"/>
+    </w:rPr>
+  </w:style>
 </w:styles>
 </file>
 

--- a/paper/Analysis.docx
+++ b/paper/Analysis.docx
@@ -3391,7 +3391,7 @@
         </w:rPr>
         <w:lastRenderedPageBreak/>
         <w:drawing>
-          <wp:inline distT="0" distB="0" distL="0" distR="0" wp14:anchorId="7616F749" wp14:editId="3DC46AA0">
+          <wp:inline distT="0" distB="0" distL="0" distR="0" wp14:anchorId="7616F749" wp14:editId="0FEA5092">
             <wp:extent cx="4267200" cy="3200636"/>
             <wp:effectExtent l="0" t="0" r="0" b="0"/>
             <wp:docPr id="1029293278" name="Picture 1"/>
@@ -8269,11 +8269,6 @@
     <w:p>
       <w:pPr>
         <w:rPr>
-          <w:rFonts w:ascii="CMU Serif" w:hAnsi="CMU Serif" w:cs="CMU Serif"/>
-          <w:b/>
-          <w:bCs/>
-          <w:sz w:val="24"/>
-          <w:szCs w:val="24"/>
           <w:lang w:val="en-US"/>
         </w:rPr>
       </w:pPr>
@@ -8286,27 +8281,28 @@
             <w:szCs w:val="24"/>
             <w:lang w:val="en-US"/>
           </w:rPr>
-          <w:t>https://github.com/ritaell/alzheimers-transcriptomic-</w:t>
+          <w:t>https://github.com/ritaell/alzheimers-transcriptomic-analysis</w:t>
         </w:r>
+      </w:hyperlink>
+    </w:p>
+    <w:p>
+      <w:pPr>
+        <w:rPr>
+          <w:rFonts w:ascii="CMU Serif" w:hAnsi="CMU Serif" w:cs="CMU Serif"/>
+          <w:sz w:val="24"/>
+          <w:szCs w:val="24"/>
+          <w:lang w:val="en-US"/>
+        </w:rPr>
+      </w:pPr>
+      <w:hyperlink r:id="rId17" w:history="1">
         <w:r>
           <w:rPr>
             <w:rStyle w:val="Hyperlink"/>
             <w:rFonts w:ascii="CMU Serif" w:hAnsi="CMU Serif" w:cs="CMU Serif"/>
             <w:sz w:val="24"/>
             <w:szCs w:val="24"/>
-            <w:lang w:val="en-US"/>
           </w:rPr>
-          <w:t>a</w:t>
-        </w:r>
-        <w:r>
-          <w:rPr>
-            <w:rStyle w:val="Hyperlink"/>
-            <w:rFonts w:ascii="CMU Serif" w:hAnsi="CMU Serif" w:cs="CMU Serif"/>
-            <w:sz w:val="24"/>
-            <w:szCs w:val="24"/>
-            <w:lang w:val="en-US"/>
-          </w:rPr>
-          <w:t>nalysis</w:t>
+          <w:t> DOI: 10.5281/zenodo.21198586</w:t>
         </w:r>
       </w:hyperlink>
     </w:p>
@@ -8368,7 +8364,7 @@
         </w:rPr>
         <w:t xml:space="preserve">, 25(1), 25–29. </w:t>
       </w:r>
-      <w:hyperlink r:id="rId17" w:history="1">
+      <w:hyperlink r:id="rId18" w:history="1">
         <w:r>
           <w:rPr>
             <w:rStyle w:val="Hyperlink"/>
@@ -8419,7 +8415,7 @@
         </w:rPr>
         <w:t xml:space="preserve">, 57(1), 289–300. </w:t>
       </w:r>
-      <w:hyperlink r:id="rId18" w:history="1">
+      <w:hyperlink r:id="rId19" w:history="1">
         <w:r>
           <w:rPr>
             <w:rStyle w:val="Hyperlink"/>
@@ -8510,7 +8506,7 @@
         </w:rPr>
         <w:t xml:space="preserve">, 14, 128. </w:t>
       </w:r>
-      <w:hyperlink r:id="rId19" w:history="1">
+      <w:hyperlink r:id="rId20" w:history="1">
         <w:r>
           <w:rPr>
             <w:rStyle w:val="Hyperlink"/>
@@ -8539,6 +8535,7 @@
           <w:szCs w:val="24"/>
           <w:lang w:val="en-US"/>
         </w:rPr>
+        <w:lastRenderedPageBreak/>
         <w:t xml:space="preserve">[4] Edgar, R., Domrachev, M., &amp; Lash, A. E. (2002). Gene Expression Omnibus: NCBI gene expression and hybridization array data repository. </w:t>
       </w:r>
       <w:r>
@@ -8561,7 +8558,7 @@
         </w:rPr>
         <w:t xml:space="preserve">, 30(1), 207–210. </w:t>
       </w:r>
-      <w:hyperlink r:id="rId20" w:history="1">
+      <w:hyperlink r:id="rId21" w:history="1">
         <w:r>
           <w:rPr>
             <w:rStyle w:val="Hyperlink"/>
@@ -8590,7 +8587,6 @@
           <w:szCs w:val="24"/>
           <w:lang w:val="en-US"/>
         </w:rPr>
-        <w:lastRenderedPageBreak/>
         <w:t xml:space="preserve">[5] Fang, Z., Liu, X., &amp; Peltz, G. (2023). </w:t>
       </w:r>
       <w:proofErr w:type="spellStart"/>
@@ -8633,7 +8629,7 @@
         </w:rPr>
         <w:t xml:space="preserve">, 39(1). </w:t>
       </w:r>
-      <w:hyperlink r:id="rId21" w:history="1">
+      <w:hyperlink r:id="rId22" w:history="1">
         <w:r>
           <w:rPr>
             <w:rStyle w:val="Hyperlink"/>
@@ -8724,7 +8720,7 @@
         </w:rPr>
         <w:t xml:space="preserve">, 51(D1), D587–D592. </w:t>
       </w:r>
-      <w:hyperlink r:id="rId22" w:history="1">
+      <w:hyperlink r:id="rId23" w:history="1">
         <w:r>
           <w:rPr>
             <w:rStyle w:val="Hyperlink"/>
@@ -8855,7 +8851,7 @@
         </w:rPr>
         <w:t xml:space="preserve">, 7(3), 263–269. </w:t>
       </w:r>
-      <w:hyperlink r:id="rId23" w:history="1">
+      <w:hyperlink r:id="rId24" w:history="1">
         <w:r>
           <w:rPr>
             <w:rStyle w:val="Hyperlink"/>
@@ -8965,7 +8961,7 @@
         </w:rPr>
         <w:t xml:space="preserve">, 10, 743. </w:t>
       </w:r>
-      <w:hyperlink r:id="rId24" w:history="1">
+      <w:hyperlink r:id="rId25" w:history="1">
         <w:r>
           <w:rPr>
             <w:rStyle w:val="Hyperlink"/>
@@ -9155,7 +9151,7 @@
         </w:rPr>
         <w:t xml:space="preserve">, 43(7), e47. </w:t>
       </w:r>
-      <w:hyperlink r:id="rId25" w:history="1">
+      <w:hyperlink r:id="rId26" w:history="1">
         <w:r>
           <w:rPr>
             <w:rStyle w:val="Hyperlink"/>
@@ -9206,7 +9202,7 @@
         </w:rPr>
         <w:t xml:space="preserve">, 3(1). </w:t>
       </w:r>
-      <w:hyperlink r:id="rId26" w:history="1">
+      <w:hyperlink r:id="rId27" w:history="1">
         <w:r>
           <w:rPr>
             <w:rStyle w:val="Hyperlink"/>
@@ -9337,7 +9333,7 @@
         </w:rPr>
         <w:t xml:space="preserve">, 51(D1), D638–D646. </w:t>
       </w:r>
-      <w:hyperlink r:id="rId27" w:history="1">
+      <w:hyperlink r:id="rId28" w:history="1">
         <w:r>
           <w:rPr>
             <w:rStyle w:val="Hyperlink"/>
@@ -9366,6 +9362,7 @@
           <w:szCs w:val="24"/>
           <w:lang w:val="en-US"/>
         </w:rPr>
+        <w:lastRenderedPageBreak/>
         <w:t xml:space="preserve">[14] The Gene Ontology Consortium. (2023). The Gene Ontology knowledgebase: 2023 update. </w:t>
       </w:r>
       <w:r>
@@ -9388,7 +9385,7 @@
         </w:rPr>
         <w:t xml:space="preserve">, 51(D1), D849–D856. </w:t>
       </w:r>
-      <w:hyperlink r:id="rId28" w:history="1">
+      <w:hyperlink r:id="rId29" w:history="1">
         <w:r>
           <w:rPr>
             <w:rStyle w:val="Hyperlink"/>
@@ -9419,7 +9416,7 @@
         </w:rPr>
         <w:t xml:space="preserve">[15] Van Rossum, G., &amp; Drake, F. L. (2009). Python 3 Reference Manual. Python Software Foundation. </w:t>
       </w:r>
-      <w:hyperlink r:id="rId29" w:history="1">
+      <w:hyperlink r:id="rId30" w:history="1">
         <w:r>
           <w:rPr>
             <w:rStyle w:val="Hyperlink"/>
@@ -9448,7 +9445,6 @@
           <w:szCs w:val="24"/>
           <w:lang w:val="en-US"/>
         </w:rPr>
-        <w:lastRenderedPageBreak/>
         <w:t xml:space="preserve">[16] Hagberg, A. A., Schult, D. A., &amp; Swart, P. J. (2008). Exploring network structure, dynamics, and function using </w:t>
       </w:r>
       <w:proofErr w:type="spellStart"/>
@@ -9510,7 +9506,7 @@
         </w:rPr>
         <w:t xml:space="preserve">[17] World Health Organization. (2023). Dementia. </w:t>
       </w:r>
-      <w:hyperlink r:id="rId30" w:history="1">
+      <w:hyperlink r:id="rId31" w:history="1">
         <w:r>
           <w:rPr>
             <w:rStyle w:val="Hyperlink"/>
@@ -9617,7 +9613,7 @@
         </w:rPr>
         <w:t xml:space="preserve">GitHub. </w:t>
       </w:r>
-      <w:hyperlink r:id="rId31" w:history="1">
+      <w:hyperlink r:id="rId32" w:history="1">
         <w:r>
           <w:rPr>
             <w:rStyle w:val="Hyperlink"/>
@@ -9627,6 +9623,35 @@
             <w:lang w:val="en-US"/>
           </w:rPr>
           <w:t>https://github.com/ritaell/alzheimers-transcriptomic-analysis</w:t>
+        </w:r>
+      </w:hyperlink>
+      <w:r>
+        <w:rPr>
+          <w:lang w:val="en-US"/>
+        </w:rPr>
+        <w:t xml:space="preserve">, DOI: </w:t>
+      </w:r>
+      <w:hyperlink r:id="rId33" w:history="1">
+        <w:r>
+          <w:rPr>
+            <w:rStyle w:val="Hyperlink"/>
+            <w:lang w:val="en-US"/>
+          </w:rPr>
+          <w:t> D</w:t>
+        </w:r>
+        <w:r>
+          <w:rPr>
+            <w:rStyle w:val="Hyperlink"/>
+            <w:lang w:val="en-US"/>
+          </w:rPr>
+          <w:t>O</w:t>
+        </w:r>
+        <w:r>
+          <w:rPr>
+            <w:rStyle w:val="Hyperlink"/>
+            <w:lang w:val="en-US"/>
+          </w:rPr>
+          <w:t>I: 10.5281/zenodo.21198586</w:t>
         </w:r>
       </w:hyperlink>
     </w:p>
@@ -11171,7 +11196,6 @@
   <w:style w:type="character" w:default="1" w:styleId="DefaultParagraphFont">
     <w:name w:val="Default Paragraph Font"/>
     <w:uiPriority w:val="1"/>
-    <w:semiHidden/>
     <w:unhideWhenUsed/>
   </w:style>
   <w:style w:type="table" w:default="1" w:styleId="TableNormal">

--- a/paper/Analysis.docx
+++ b/paper/Analysis.docx
@@ -3391,9 +3391,9 @@
         </w:rPr>
         <w:lastRenderedPageBreak/>
         <w:drawing>
-          <wp:inline distT="0" distB="0" distL="0" distR="0" wp14:anchorId="7616F749" wp14:editId="0FEA5092">
-            <wp:extent cx="4267200" cy="3200636"/>
-            <wp:effectExtent l="0" t="0" r="0" b="0"/>
+          <wp:inline distT="0" distB="0" distL="0" distR="0" wp14:anchorId="7616F749" wp14:editId="2688396F">
+            <wp:extent cx="5041528" cy="3781425"/>
+            <wp:effectExtent l="0" t="0" r="6985" b="0"/>
             <wp:docPr id="1029293278" name="Picture 1"/>
             <wp:cNvGraphicFramePr>
               <a:graphicFrameLocks xmlns:a="http://schemas.openxmlformats.org/drawingml/2006/main" noChangeAspect="1"/>
@@ -3420,7 +3420,7 @@
                   <pic:spPr>
                     <a:xfrm>
                       <a:off x="0" y="0"/>
-                      <a:ext cx="4279835" cy="3210113"/>
+                      <a:ext cx="5059137" cy="3794633"/>
                     </a:xfrm>
                     <a:prstGeom prst="rect">
                       <a:avLst/>
@@ -8272,7 +8272,1544 @@
           <w:lang w:val="en-US"/>
         </w:rPr>
       </w:pPr>
+      <w:r>
+        <w:fldChar w:fldCharType="begin"/>
+      </w:r>
+      <w:r>
+        <w:rPr>
+          <w:lang w:val="en-US"/>
+        </w:rPr>
+        <w:instrText>HYPERLINK "https://github.com/ritaell/alzheimers-transcriptomic-analysis"</w:instrText>
+      </w:r>
+      <w:r>
+        <w:fldChar w:fldCharType="separate"/>
+      </w:r>
+      <w:r>
+        <w:rPr>
+          <w:rStyle w:val="Hyperlink"/>
+          <w:rFonts w:ascii="CMU Serif" w:hAnsi="CMU Serif" w:cs="CMU Serif"/>
+          <w:sz w:val="24"/>
+          <w:szCs w:val="24"/>
+          <w:lang w:val="en-US"/>
+        </w:rPr>
+        <w:t>https://github.com/ritaell/alzheimers-transcriptomic-analysis</w:t>
+      </w:r>
+      <w:r>
+        <w:fldChar w:fldCharType="end"/>
+      </w:r>
+    </w:p>
+    <w:p>
+      <w:pPr>
+        <w:rPr>
+          <w:rFonts w:ascii="CMU Serif" w:hAnsi="CMU Serif" w:cs="CMU Serif"/>
+          <w:sz w:val="24"/>
+          <w:szCs w:val="24"/>
+          <w:lang w:val="en-US"/>
+        </w:rPr>
+      </w:pPr>
+      <w:r>
+        <w:fldChar w:fldCharType="begin"/>
+      </w:r>
+      <w:r>
+        <w:rPr>
+          <w:lang w:val="en-US"/>
+        </w:rPr>
+        <w:instrText>HYPERLINK "https://doi.org/10.5281/zenodo.21198586"</w:instrText>
+      </w:r>
+      <w:r>
+        <w:fldChar w:fldCharType="separate"/>
+      </w:r>
+      <w:r>
+        <w:rPr>
+          <w:rStyle w:val="Hyperlink"/>
+          <w:rFonts w:ascii="CMU Serif" w:hAnsi="CMU Serif" w:cs="CMU Serif"/>
+          <w:sz w:val="24"/>
+          <w:szCs w:val="24"/>
+          <w:lang w:val="en-US"/>
+        </w:rPr>
+        <w:t> DOI: 10.5281/zenodo.21198586</w:t>
+      </w:r>
+      <w:r>
+        <w:fldChar w:fldCharType="end"/>
+      </w:r>
+    </w:p>
+    <w:p>
+      <w:pPr>
+        <w:rPr>
+          <w:rFonts w:ascii="CMU Serif" w:hAnsi="CMU Serif" w:cs="CMU Serif"/>
+          <w:sz w:val="24"/>
+          <w:szCs w:val="24"/>
+          <w:lang w:val="en-US"/>
+        </w:rPr>
+      </w:pPr>
+      <w:r>
+        <w:rPr>
+          <w:rFonts w:ascii="CMU Serif" w:hAnsi="CMU Serif" w:cs="CMU Serif"/>
+          <w:sz w:val="24"/>
+          <w:szCs w:val="24"/>
+          <w:lang w:val="en-US"/>
+        </w:rPr>
+        <w:t xml:space="preserve">[1] Ashburner, M., Ball, C. A., Blake, J. A., Botstein, D., Butler, H., Cherry, J. M., </w:t>
+      </w:r>
+      <w:r>
+        <w:rPr>
+          <w:rFonts w:ascii="CMU Serif" w:hAnsi="CMU Serif" w:cs="CMU Serif"/>
+          <w:i/>
+          <w:iCs/>
+          <w:sz w:val="24"/>
+          <w:szCs w:val="24"/>
+          <w:lang w:val="en-US"/>
+        </w:rPr>
+        <w:t>et al.</w:t>
+      </w:r>
+      <w:r>
+        <w:rPr>
+          <w:rFonts w:ascii="CMU Serif" w:hAnsi="CMU Serif" w:cs="CMU Serif"/>
+          <w:sz w:val="24"/>
+          <w:szCs w:val="24"/>
+          <w:lang w:val="en-US"/>
+        </w:rPr>
+        <w:t xml:space="preserve"> (2000). Gene ontology: Tool for the unification of biology. </w:t>
+      </w:r>
+      <w:r>
+        <w:rPr>
+          <w:rFonts w:ascii="CMU Serif" w:hAnsi="CMU Serif" w:cs="CMU Serif"/>
+          <w:i/>
+          <w:iCs/>
+          <w:sz w:val="24"/>
+          <w:szCs w:val="24"/>
+          <w:lang w:val="en-US"/>
+        </w:rPr>
+        <w:t>Nature Genetics</w:t>
+      </w:r>
+      <w:r>
+        <w:rPr>
+          <w:rFonts w:ascii="CMU Serif" w:hAnsi="CMU Serif" w:cs="CMU Serif"/>
+          <w:sz w:val="24"/>
+          <w:szCs w:val="24"/>
+          <w:lang w:val="en-US"/>
+        </w:rPr>
+        <w:t xml:space="preserve">, 25(1), 25–29. </w:t>
+      </w:r>
+      <w:r>
+        <w:fldChar w:fldCharType="begin"/>
+      </w:r>
+      <w:r>
+        <w:rPr>
+          <w:lang w:val="en-US"/>
+        </w:rPr>
+        <w:instrText>HYPERLINK "https://doi.org/10.1038/75556"</w:instrText>
+      </w:r>
+      <w:r>
+        <w:fldChar w:fldCharType="separate"/>
+      </w:r>
+      <w:r>
+        <w:rPr>
+          <w:rStyle w:val="Hyperlink"/>
+          <w:rFonts w:ascii="CMU Serif" w:hAnsi="CMU Serif" w:cs="CMU Serif"/>
+          <w:sz w:val="24"/>
+          <w:szCs w:val="24"/>
+          <w:lang w:val="en-US"/>
+        </w:rPr>
+        <w:t>https://doi.org/10.1038/75556</w:t>
+      </w:r>
+      <w:r>
+        <w:fldChar w:fldCharType="end"/>
+      </w:r>
+    </w:p>
+    <w:p>
+      <w:pPr>
+        <w:rPr>
+          <w:rFonts w:ascii="CMU Serif" w:hAnsi="CMU Serif" w:cs="CMU Serif"/>
+          <w:sz w:val="24"/>
+          <w:szCs w:val="24"/>
+          <w:lang w:val="en-US"/>
+        </w:rPr>
+      </w:pPr>
+      <w:r>
+        <w:rPr>
+          <w:rFonts w:ascii="CMU Serif" w:hAnsi="CMU Serif" w:cs="CMU Serif"/>
+          <w:sz w:val="24"/>
+          <w:szCs w:val="24"/>
+          <w:lang w:val="en-US"/>
+        </w:rPr>
+        <w:t xml:space="preserve">[2] Benjamini, Y., &amp; Hochberg, Y. (1995). Controlling the false discovery rate: A practical and powerful approach to multiple testing. </w:t>
+      </w:r>
+      <w:r>
+        <w:rPr>
+          <w:rFonts w:ascii="CMU Serif" w:hAnsi="CMU Serif" w:cs="CMU Serif"/>
+          <w:i/>
+          <w:iCs/>
+          <w:sz w:val="24"/>
+          <w:szCs w:val="24"/>
+          <w:lang w:val="en-US"/>
+        </w:rPr>
+        <w:t>Journal of the Royal Statistical Society: Series B</w:t>
+      </w:r>
+      <w:r>
+        <w:rPr>
+          <w:rFonts w:ascii="CMU Serif" w:hAnsi="CMU Serif" w:cs="CMU Serif"/>
+          <w:sz w:val="24"/>
+          <w:szCs w:val="24"/>
+          <w:lang w:val="en-US"/>
+        </w:rPr>
+        <w:t xml:space="preserve">, 57(1), 289–300. </w:t>
+      </w:r>
+      <w:r>
+        <w:fldChar w:fldCharType="begin"/>
+      </w:r>
+      <w:r>
+        <w:rPr>
+          <w:lang w:val="en-US"/>
+        </w:rPr>
+        <w:instrText>HYPERLINK "https://www.jstor.org/stable/2346101"</w:instrText>
+      </w:r>
+      <w:r>
+        <w:fldChar w:fldCharType="separate"/>
+      </w:r>
+      <w:r>
+        <w:rPr>
+          <w:rStyle w:val="Hyperlink"/>
+          <w:rFonts w:ascii="CMU Serif" w:hAnsi="CMU Serif" w:cs="CMU Serif"/>
+          <w:sz w:val="24"/>
+          <w:szCs w:val="24"/>
+          <w:lang w:val="en-US"/>
+        </w:rPr>
+        <w:t>https://www.jstor.org/stable/2346101</w:t>
+      </w:r>
+      <w:r>
+        <w:fldChar w:fldCharType="end"/>
+      </w:r>
+    </w:p>
+    <w:p>
+      <w:pPr>
+        <w:rPr>
+          <w:rFonts w:ascii="CMU Serif" w:hAnsi="CMU Serif" w:cs="CMU Serif"/>
+          <w:sz w:val="24"/>
+          <w:szCs w:val="24"/>
+          <w:lang w:val="en-US"/>
+        </w:rPr>
+      </w:pPr>
+      <w:r>
+        <w:rPr>
+          <w:rFonts w:ascii="CMU Serif" w:hAnsi="CMU Serif" w:cs="CMU Serif"/>
+          <w:sz w:val="24"/>
+          <w:szCs w:val="24"/>
+          <w:lang w:val="en-US"/>
+        </w:rPr>
+        <w:t xml:space="preserve">[3] Chen, E. Y., Tan, C. M., Kou, Y., Duan, Q., Wang, Z., Meirelles, G. V., </w:t>
+      </w:r>
+      <w:r>
+        <w:rPr>
+          <w:rFonts w:ascii="CMU Serif" w:hAnsi="CMU Serif" w:cs="CMU Serif"/>
+          <w:i/>
+          <w:iCs/>
+          <w:sz w:val="24"/>
+          <w:szCs w:val="24"/>
+          <w:lang w:val="en-US"/>
+        </w:rPr>
+        <w:t>et al.</w:t>
+      </w:r>
+      <w:r>
+        <w:rPr>
+          <w:rFonts w:ascii="CMU Serif" w:hAnsi="CMU Serif" w:cs="CMU Serif"/>
+          <w:sz w:val="24"/>
+          <w:szCs w:val="24"/>
+          <w:lang w:val="en-US"/>
+        </w:rPr>
+        <w:t xml:space="preserve"> (2013). </w:t>
+      </w:r>
+      <w:proofErr w:type="spellStart"/>
+      <w:r>
+        <w:rPr>
+          <w:rFonts w:ascii="CMU Serif" w:hAnsi="CMU Serif" w:cs="CMU Serif"/>
+          <w:sz w:val="24"/>
+          <w:szCs w:val="24"/>
+          <w:lang w:val="en-US"/>
+        </w:rPr>
+        <w:t>Enrichr</w:t>
+      </w:r>
+      <w:proofErr w:type="spellEnd"/>
+      <w:r>
+        <w:rPr>
+          <w:rFonts w:ascii="CMU Serif" w:hAnsi="CMU Serif" w:cs="CMU Serif"/>
+          <w:sz w:val="24"/>
+          <w:szCs w:val="24"/>
+          <w:lang w:val="en-US"/>
+        </w:rPr>
+        <w:t xml:space="preserve">: Interactive and collaborative HTML5 gene list enrichment analysis tool. </w:t>
+      </w:r>
+      <w:r>
+        <w:rPr>
+          <w:rFonts w:ascii="CMU Serif" w:hAnsi="CMU Serif" w:cs="CMU Serif"/>
+          <w:i/>
+          <w:iCs/>
+          <w:sz w:val="24"/>
+          <w:szCs w:val="24"/>
+          <w:lang w:val="en-US"/>
+        </w:rPr>
+        <w:t>BMC Bioinformatics</w:t>
+      </w:r>
+      <w:r>
+        <w:rPr>
+          <w:rFonts w:ascii="CMU Serif" w:hAnsi="CMU Serif" w:cs="CMU Serif"/>
+          <w:sz w:val="24"/>
+          <w:szCs w:val="24"/>
+          <w:lang w:val="en-US"/>
+        </w:rPr>
+        <w:t xml:space="preserve">, 14, 128. </w:t>
+      </w:r>
+      <w:r>
+        <w:fldChar w:fldCharType="begin"/>
+      </w:r>
+      <w:r>
+        <w:rPr>
+          <w:lang w:val="en-US"/>
+        </w:rPr>
+        <w:instrText>HYPERLINK "https://doi.org/10.1186/1471-2105-14-128"</w:instrText>
+      </w:r>
+      <w:r>
+        <w:fldChar w:fldCharType="separate"/>
+      </w:r>
+      <w:r>
+        <w:rPr>
+          <w:rStyle w:val="Hyperlink"/>
+          <w:rFonts w:ascii="CMU Serif" w:hAnsi="CMU Serif" w:cs="CMU Serif"/>
+          <w:sz w:val="24"/>
+          <w:szCs w:val="24"/>
+          <w:lang w:val="en-US"/>
+        </w:rPr>
+        <w:t>https://doi.org/10.1186/1471-2105-14-128</w:t>
+      </w:r>
+      <w:r>
+        <w:fldChar w:fldCharType="end"/>
+      </w:r>
+    </w:p>
+    <w:p>
+      <w:pPr>
+        <w:rPr>
+          <w:rFonts w:ascii="CMU Serif" w:hAnsi="CMU Serif" w:cs="CMU Serif"/>
+          <w:sz w:val="24"/>
+          <w:szCs w:val="24"/>
+          <w:lang w:val="en-US"/>
+        </w:rPr>
+      </w:pPr>
+      <w:r>
+        <w:rPr>
+          <w:rFonts w:ascii="CMU Serif" w:hAnsi="CMU Serif" w:cs="CMU Serif"/>
+          <w:sz w:val="24"/>
+          <w:szCs w:val="24"/>
+          <w:lang w:val="en-US"/>
+        </w:rPr>
+        <w:lastRenderedPageBreak/>
+        <w:t xml:space="preserve">[4] Edgar, R., Domrachev, M., &amp; Lash, A. E. (2002). Gene Expression Omnibus: NCBI gene expression and hybridization array data repository. </w:t>
+      </w:r>
+      <w:r>
+        <w:rPr>
+          <w:rFonts w:ascii="CMU Serif" w:hAnsi="CMU Serif" w:cs="CMU Serif"/>
+          <w:i/>
+          <w:iCs/>
+          <w:sz w:val="24"/>
+          <w:szCs w:val="24"/>
+          <w:lang w:val="en-US"/>
+        </w:rPr>
+        <w:t>Nucleic Acids Research</w:t>
+      </w:r>
+      <w:r>
+        <w:rPr>
+          <w:rFonts w:ascii="CMU Serif" w:hAnsi="CMU Serif" w:cs="CMU Serif"/>
+          <w:sz w:val="24"/>
+          <w:szCs w:val="24"/>
+          <w:lang w:val="en-US"/>
+        </w:rPr>
+        <w:t xml:space="preserve">, 30(1), 207–210. </w:t>
+      </w:r>
+      <w:r>
+        <w:fldChar w:fldCharType="begin"/>
+      </w:r>
+      <w:r>
+        <w:rPr>
+          <w:lang w:val="en-US"/>
+        </w:rPr>
+        <w:instrText>HYPERLINK "https://doi.org/10.1093/nar/30.1.207"</w:instrText>
+      </w:r>
+      <w:r>
+        <w:fldChar w:fldCharType="separate"/>
+      </w:r>
+      <w:r>
+        <w:rPr>
+          <w:rStyle w:val="Hyperlink"/>
+          <w:rFonts w:ascii="CMU Serif" w:hAnsi="CMU Serif" w:cs="CMU Serif"/>
+          <w:sz w:val="24"/>
+          <w:szCs w:val="24"/>
+          <w:lang w:val="en-US"/>
+        </w:rPr>
+        <w:t>https://doi.org/10.1093/nar/30.1.207</w:t>
+      </w:r>
+      <w:r>
+        <w:fldChar w:fldCharType="end"/>
+      </w:r>
+    </w:p>
+    <w:p>
+      <w:pPr>
+        <w:rPr>
+          <w:rFonts w:ascii="CMU Serif" w:hAnsi="CMU Serif" w:cs="CMU Serif"/>
+          <w:sz w:val="24"/>
+          <w:szCs w:val="24"/>
+          <w:lang w:val="en-US"/>
+        </w:rPr>
+      </w:pPr>
+      <w:r>
+        <w:rPr>
+          <w:rFonts w:ascii="CMU Serif" w:hAnsi="CMU Serif" w:cs="CMU Serif"/>
+          <w:sz w:val="24"/>
+          <w:szCs w:val="24"/>
+          <w:lang w:val="en-US"/>
+        </w:rPr>
+        <w:t xml:space="preserve">[5] Fang, Z., Liu, X., &amp; Peltz, G. (2023). </w:t>
+      </w:r>
+      <w:proofErr w:type="spellStart"/>
+      <w:r>
+        <w:rPr>
+          <w:rFonts w:ascii="CMU Serif" w:hAnsi="CMU Serif" w:cs="CMU Serif"/>
+          <w:sz w:val="24"/>
+          <w:szCs w:val="24"/>
+          <w:lang w:val="en-US"/>
+        </w:rPr>
+        <w:t>GSEApy</w:t>
+      </w:r>
+      <w:proofErr w:type="spellEnd"/>
+      <w:r>
+        <w:rPr>
+          <w:rFonts w:ascii="CMU Serif" w:hAnsi="CMU Serif" w:cs="CMU Serif"/>
+          <w:sz w:val="24"/>
+          <w:szCs w:val="24"/>
+          <w:lang w:val="en-US"/>
+        </w:rPr>
+        <w:t xml:space="preserve">: A comprehensive package for performing gene set enrichment analysis in Python. </w:t>
+      </w:r>
+      <w:r>
+        <w:rPr>
+          <w:rFonts w:ascii="CMU Serif" w:hAnsi="CMU Serif" w:cs="CMU Serif"/>
+          <w:i/>
+          <w:iCs/>
+          <w:sz w:val="24"/>
+          <w:szCs w:val="24"/>
+          <w:lang w:val="en-US"/>
+        </w:rPr>
+        <w:t>Bioinformatics</w:t>
+      </w:r>
+      <w:r>
+        <w:rPr>
+          <w:rFonts w:ascii="CMU Serif" w:hAnsi="CMU Serif" w:cs="CMU Serif"/>
+          <w:sz w:val="24"/>
+          <w:szCs w:val="24"/>
+          <w:lang w:val="en-US"/>
+        </w:rPr>
+        <w:t xml:space="preserve">, 39(1). </w:t>
+      </w:r>
+      <w:r>
+        <w:fldChar w:fldCharType="begin"/>
+      </w:r>
+      <w:r>
+        <w:rPr>
+          <w:lang w:val="en-US"/>
+        </w:rPr>
+        <w:instrText>HYPERLINK "https://doi.org/10.1093/bioinformatics/btac757"</w:instrText>
+      </w:r>
+      <w:r>
+        <w:fldChar w:fldCharType="separate"/>
+      </w:r>
+      <w:r>
+        <w:rPr>
+          <w:rStyle w:val="Hyperlink"/>
+          <w:rFonts w:ascii="CMU Serif" w:hAnsi="CMU Serif" w:cs="CMU Serif"/>
+          <w:sz w:val="24"/>
+          <w:szCs w:val="24"/>
+          <w:lang w:val="en-US"/>
+        </w:rPr>
+        <w:t>https://doi.org/10.1093/bioinformatics/btac757</w:t>
+      </w:r>
+      <w:r>
+        <w:fldChar w:fldCharType="end"/>
+      </w:r>
+    </w:p>
+    <w:p>
+      <w:pPr>
+        <w:rPr>
+          <w:rFonts w:ascii="CMU Serif" w:hAnsi="CMU Serif" w:cs="CMU Serif"/>
+          <w:sz w:val="24"/>
+          <w:szCs w:val="24"/>
+          <w:lang w:val="en-US"/>
+        </w:rPr>
+      </w:pPr>
+      <w:r>
+        <w:rPr>
+          <w:rFonts w:ascii="CMU Serif" w:hAnsi="CMU Serif" w:cs="CMU Serif"/>
+          <w:sz w:val="24"/>
+          <w:szCs w:val="24"/>
+          <w:lang w:val="en-US"/>
+        </w:rPr>
+        <w:t xml:space="preserve">[6] </w:t>
+      </w:r>
+      <w:proofErr w:type="spellStart"/>
+      <w:r>
+        <w:rPr>
+          <w:rFonts w:ascii="CMU Serif" w:hAnsi="CMU Serif" w:cs="CMU Serif"/>
+          <w:sz w:val="24"/>
+          <w:szCs w:val="24"/>
+          <w:lang w:val="en-US"/>
+        </w:rPr>
+        <w:t>Kanehisa</w:t>
+      </w:r>
+      <w:proofErr w:type="spellEnd"/>
+      <w:r>
+        <w:rPr>
+          <w:rFonts w:ascii="CMU Serif" w:hAnsi="CMU Serif" w:cs="CMU Serif"/>
+          <w:sz w:val="24"/>
+          <w:szCs w:val="24"/>
+          <w:lang w:val="en-US"/>
+        </w:rPr>
+        <w:t xml:space="preserve">, M., </w:t>
+      </w:r>
+      <w:proofErr w:type="spellStart"/>
+      <w:r>
+        <w:rPr>
+          <w:rFonts w:ascii="CMU Serif" w:hAnsi="CMU Serif" w:cs="CMU Serif"/>
+          <w:sz w:val="24"/>
+          <w:szCs w:val="24"/>
+          <w:lang w:val="en-US"/>
+        </w:rPr>
+        <w:t>Furumichi</w:t>
+      </w:r>
+      <w:proofErr w:type="spellEnd"/>
+      <w:r>
+        <w:rPr>
+          <w:rFonts w:ascii="CMU Serif" w:hAnsi="CMU Serif" w:cs="CMU Serif"/>
+          <w:sz w:val="24"/>
+          <w:szCs w:val="24"/>
+          <w:lang w:val="en-US"/>
+        </w:rPr>
+        <w:t xml:space="preserve">, M., Sato, Y., Kawashima, M., &amp; Ishiguro-Watanabe, M. (2023). KEGG for taxonomy-based analysis of pathways and genomes. </w:t>
+      </w:r>
+      <w:r>
+        <w:rPr>
+          <w:rFonts w:ascii="CMU Serif" w:hAnsi="CMU Serif" w:cs="CMU Serif"/>
+          <w:i/>
+          <w:iCs/>
+          <w:sz w:val="24"/>
+          <w:szCs w:val="24"/>
+          <w:lang w:val="en-US"/>
+        </w:rPr>
+        <w:t>Nucleic Acids Research</w:t>
+      </w:r>
+      <w:r>
+        <w:rPr>
+          <w:rFonts w:ascii="CMU Serif" w:hAnsi="CMU Serif" w:cs="CMU Serif"/>
+          <w:sz w:val="24"/>
+          <w:szCs w:val="24"/>
+          <w:lang w:val="en-US"/>
+        </w:rPr>
+        <w:t xml:space="preserve">, 51(D1), D587–D592. </w:t>
+      </w:r>
+      <w:r>
+        <w:fldChar w:fldCharType="begin"/>
+      </w:r>
+      <w:r>
+        <w:rPr>
+          <w:lang w:val="en-US"/>
+        </w:rPr>
+        <w:instrText>HYPERLINK "https://doi.org/10.1093/nar/gkac963"</w:instrText>
+      </w:r>
+      <w:r>
+        <w:fldChar w:fldCharType="separate"/>
+      </w:r>
+      <w:r>
+        <w:rPr>
+          <w:rStyle w:val="Hyperlink"/>
+          <w:rFonts w:ascii="CMU Serif" w:hAnsi="CMU Serif" w:cs="CMU Serif"/>
+          <w:sz w:val="24"/>
+          <w:szCs w:val="24"/>
+          <w:lang w:val="en-US"/>
+        </w:rPr>
+        <w:t>https://doi.org/10.1093/nar/gkac963</w:t>
+      </w:r>
+      <w:r>
+        <w:fldChar w:fldCharType="end"/>
+      </w:r>
+    </w:p>
+    <w:p>
+      <w:pPr>
+        <w:rPr>
+          <w:rFonts w:ascii="CMU Serif" w:hAnsi="CMU Serif" w:cs="CMU Serif"/>
+          <w:sz w:val="24"/>
+          <w:szCs w:val="24"/>
+          <w:lang w:val="en-US"/>
+        </w:rPr>
+      </w:pPr>
+      <w:r>
+        <w:rPr>
+          <w:rFonts w:ascii="CMU Serif" w:hAnsi="CMU Serif" w:cs="CMU Serif"/>
+          <w:sz w:val="24"/>
+          <w:szCs w:val="24"/>
+          <w:lang w:val="en-US"/>
+        </w:rPr>
+        <w:t xml:space="preserve">[7] </w:t>
+      </w:r>
+      <w:proofErr w:type="spellStart"/>
+      <w:r>
+        <w:rPr>
+          <w:rFonts w:ascii="CMU Serif" w:hAnsi="CMU Serif" w:cs="CMU Serif"/>
+          <w:sz w:val="24"/>
+          <w:szCs w:val="24"/>
+          <w:lang w:val="en-US"/>
+        </w:rPr>
+        <w:t>McKhann</w:t>
+      </w:r>
+      <w:proofErr w:type="spellEnd"/>
+      <w:r>
+        <w:rPr>
+          <w:rFonts w:ascii="CMU Serif" w:hAnsi="CMU Serif" w:cs="CMU Serif"/>
+          <w:sz w:val="24"/>
+          <w:szCs w:val="24"/>
+          <w:lang w:val="en-US"/>
+        </w:rPr>
+        <w:t xml:space="preserve">, G. M., </w:t>
+      </w:r>
+      <w:proofErr w:type="spellStart"/>
+      <w:r>
+        <w:rPr>
+          <w:rFonts w:ascii="CMU Serif" w:hAnsi="CMU Serif" w:cs="CMU Serif"/>
+          <w:sz w:val="24"/>
+          <w:szCs w:val="24"/>
+          <w:lang w:val="en-US"/>
+        </w:rPr>
+        <w:t>Knopman</w:t>
+      </w:r>
+      <w:proofErr w:type="spellEnd"/>
+      <w:r>
+        <w:rPr>
+          <w:rFonts w:ascii="CMU Serif" w:hAnsi="CMU Serif" w:cs="CMU Serif"/>
+          <w:sz w:val="24"/>
+          <w:szCs w:val="24"/>
+          <w:lang w:val="en-US"/>
+        </w:rPr>
+        <w:t xml:space="preserve">, D. S., </w:t>
+      </w:r>
+      <w:proofErr w:type="spellStart"/>
+      <w:r>
+        <w:rPr>
+          <w:rFonts w:ascii="CMU Serif" w:hAnsi="CMU Serif" w:cs="CMU Serif"/>
+          <w:sz w:val="24"/>
+          <w:szCs w:val="24"/>
+          <w:lang w:val="en-US"/>
+        </w:rPr>
+        <w:t>Chertkow</w:t>
+      </w:r>
+      <w:proofErr w:type="spellEnd"/>
+      <w:r>
+        <w:rPr>
+          <w:rFonts w:ascii="CMU Serif" w:hAnsi="CMU Serif" w:cs="CMU Serif"/>
+          <w:sz w:val="24"/>
+          <w:szCs w:val="24"/>
+          <w:lang w:val="en-US"/>
+        </w:rPr>
+        <w:t xml:space="preserve">, H., Hyman, B. T., Jack, C. R., Kawas, C. H., </w:t>
+      </w:r>
+      <w:r>
+        <w:rPr>
+          <w:rFonts w:ascii="CMU Serif" w:hAnsi="CMU Serif" w:cs="CMU Serif"/>
+          <w:i/>
+          <w:iCs/>
+          <w:sz w:val="24"/>
+          <w:szCs w:val="24"/>
+          <w:lang w:val="en-US"/>
+        </w:rPr>
+        <w:t>et al.</w:t>
+      </w:r>
+      <w:r>
+        <w:rPr>
+          <w:rFonts w:ascii="CMU Serif" w:hAnsi="CMU Serif" w:cs="CMU Serif"/>
+          <w:sz w:val="24"/>
+          <w:szCs w:val="24"/>
+          <w:lang w:val="en-US"/>
+        </w:rPr>
+        <w:t xml:space="preserve"> (2011). The diagnosis of dementia due to Alzheimer's disease: Recommendations from the National Institute on Aging–Alzheimer's Association workgroups. </w:t>
+      </w:r>
+      <w:r>
+        <w:rPr>
+          <w:rFonts w:ascii="CMU Serif" w:hAnsi="CMU Serif" w:cs="CMU Serif"/>
+          <w:i/>
+          <w:iCs/>
+          <w:sz w:val="24"/>
+          <w:szCs w:val="24"/>
+          <w:lang w:val="en-US"/>
+        </w:rPr>
+        <w:t>Alzheimer's &amp; Dementia</w:t>
+      </w:r>
+      <w:r>
+        <w:rPr>
+          <w:rFonts w:ascii="CMU Serif" w:hAnsi="CMU Serif" w:cs="CMU Serif"/>
+          <w:sz w:val="24"/>
+          <w:szCs w:val="24"/>
+          <w:lang w:val="en-US"/>
+        </w:rPr>
+        <w:t xml:space="preserve">, 7(3), 263–269. </w:t>
+      </w:r>
+      <w:r>
+        <w:fldChar w:fldCharType="begin"/>
+      </w:r>
+      <w:r>
+        <w:rPr>
+          <w:lang w:val="en-US"/>
+        </w:rPr>
+        <w:instrText>HYPERLINK "https://doi.org/10.1016/j.jalz.2011.03.005"</w:instrText>
+      </w:r>
+      <w:r>
+        <w:fldChar w:fldCharType="separate"/>
+      </w:r>
+      <w:r>
+        <w:rPr>
+          <w:rStyle w:val="Hyperlink"/>
+          <w:rFonts w:ascii="CMU Serif" w:hAnsi="CMU Serif" w:cs="CMU Serif"/>
+          <w:sz w:val="24"/>
+          <w:szCs w:val="24"/>
+          <w:lang w:val="en-US"/>
+        </w:rPr>
+        <w:t>https://doi.org/10.1016/j.jalz.2011.03.005</w:t>
+      </w:r>
+      <w:r>
+        <w:fldChar w:fldCharType="end"/>
+      </w:r>
+    </w:p>
+    <w:p>
+      <w:pPr>
+        <w:rPr>
+          <w:rFonts w:ascii="CMU Serif" w:hAnsi="CMU Serif" w:cs="CMU Serif"/>
+          <w:sz w:val="24"/>
+          <w:szCs w:val="24"/>
+          <w:lang w:val="en-US"/>
+        </w:rPr>
+      </w:pPr>
+      <w:r>
+        <w:rPr>
+          <w:rFonts w:ascii="CMU Serif" w:hAnsi="CMU Serif" w:cs="CMU Serif"/>
+          <w:sz w:val="24"/>
+          <w:szCs w:val="24"/>
+          <w:lang w:val="en-US"/>
+        </w:rPr>
+        <w:t xml:space="preserve">[8] McKinney, W. (2010). Data structures for statistical computing in Python. </w:t>
+      </w:r>
+      <w:r>
+        <w:rPr>
+          <w:rFonts w:ascii="CMU Serif" w:hAnsi="CMU Serif" w:cs="CMU Serif"/>
+          <w:i/>
+          <w:iCs/>
+          <w:sz w:val="24"/>
+          <w:szCs w:val="24"/>
+          <w:lang w:val="en-US"/>
+        </w:rPr>
+        <w:t>Proceedings of the 9th Python in Science Conference</w:t>
+      </w:r>
+      <w:r>
+        <w:rPr>
+          <w:rFonts w:ascii="CMU Serif" w:hAnsi="CMU Serif" w:cs="CMU Serif"/>
+          <w:sz w:val="24"/>
+          <w:szCs w:val="24"/>
+          <w:lang w:val="en-US"/>
+        </w:rPr>
+        <w:t>, 51–56.</w:t>
+      </w:r>
+    </w:p>
+    <w:p>
+      <w:pPr>
+        <w:rPr>
+          <w:rFonts w:ascii="CMU Serif" w:hAnsi="CMU Serif" w:cs="CMU Serif"/>
+          <w:sz w:val="24"/>
+          <w:szCs w:val="24"/>
+          <w:lang w:val="en-US"/>
+        </w:rPr>
+      </w:pPr>
+      <w:r>
+        <w:rPr>
+          <w:rFonts w:ascii="CMU Serif" w:hAnsi="CMU Serif" w:cs="CMU Serif"/>
+          <w:sz w:val="24"/>
+          <w:szCs w:val="24"/>
+          <w:lang w:val="en-US"/>
+        </w:rPr>
+        <w:t xml:space="preserve">[9] Narayanan, M., Huynh, J. L., Wang, K., Yang, X., Yoo, S., McElwee, J., </w:t>
+      </w:r>
+      <w:r>
+        <w:rPr>
+          <w:rFonts w:ascii="CMU Serif" w:hAnsi="CMU Serif" w:cs="CMU Serif"/>
+          <w:i/>
+          <w:iCs/>
+          <w:sz w:val="24"/>
+          <w:szCs w:val="24"/>
+          <w:lang w:val="en-US"/>
+        </w:rPr>
+        <w:t>et al.</w:t>
+      </w:r>
+      <w:r>
+        <w:rPr>
+          <w:rFonts w:ascii="CMU Serif" w:hAnsi="CMU Serif" w:cs="CMU Serif"/>
+          <w:sz w:val="24"/>
+          <w:szCs w:val="24"/>
+          <w:lang w:val="en-US"/>
+        </w:rPr>
+        <w:t xml:space="preserve"> (2014). Common dysregulation network in the human prefrontal cortex underlies two neurodegenerative diseases. </w:t>
+      </w:r>
+      <w:r>
+        <w:rPr>
+          <w:rFonts w:ascii="CMU Serif" w:hAnsi="CMU Serif" w:cs="CMU Serif"/>
+          <w:i/>
+          <w:iCs/>
+          <w:sz w:val="24"/>
+          <w:szCs w:val="24"/>
+          <w:lang w:val="en-US"/>
+        </w:rPr>
+        <w:t>Molecular Systems Biology</w:t>
+      </w:r>
+      <w:r>
+        <w:rPr>
+          <w:rFonts w:ascii="CMU Serif" w:hAnsi="CMU Serif" w:cs="CMU Serif"/>
+          <w:sz w:val="24"/>
+          <w:szCs w:val="24"/>
+          <w:lang w:val="en-US"/>
+        </w:rPr>
+        <w:t xml:space="preserve">, 10, 743. </w:t>
+      </w:r>
+      <w:r>
+        <w:fldChar w:fldCharType="begin"/>
+      </w:r>
+      <w:r>
+        <w:rPr>
+          <w:lang w:val="en-US"/>
+        </w:rPr>
+        <w:instrText>HYPERLINK "https://doi.org/10.15252/msb.20145304"</w:instrText>
+      </w:r>
+      <w:r>
+        <w:fldChar w:fldCharType="separate"/>
+      </w:r>
+      <w:r>
+        <w:rPr>
+          <w:rStyle w:val="Hyperlink"/>
+          <w:rFonts w:ascii="CMU Serif" w:hAnsi="CMU Serif" w:cs="CMU Serif"/>
+          <w:sz w:val="24"/>
+          <w:szCs w:val="24"/>
+          <w:lang w:val="en-US"/>
+        </w:rPr>
+        <w:t>https://doi.org/10.15252/msb.20145304</w:t>
+      </w:r>
+      <w:r>
+        <w:fldChar w:fldCharType="end"/>
+      </w:r>
+    </w:p>
+    <w:p>
+      <w:pPr>
+        <w:rPr>
+          <w:rFonts w:ascii="CMU Serif" w:hAnsi="CMU Serif" w:cs="CMU Serif"/>
+          <w:sz w:val="24"/>
+          <w:szCs w:val="24"/>
+          <w:lang w:val="en-US"/>
+        </w:rPr>
+      </w:pPr>
+      <w:r>
+        <w:rPr>
+          <w:rFonts w:ascii="CMU Serif" w:hAnsi="CMU Serif" w:cs="CMU Serif"/>
+          <w:sz w:val="24"/>
+          <w:szCs w:val="24"/>
+          <w:lang w:val="en-US"/>
+        </w:rPr>
+        <w:t xml:space="preserve">[10] Pedregosa, F., </w:t>
+      </w:r>
+      <w:proofErr w:type="spellStart"/>
+      <w:r>
+        <w:rPr>
+          <w:rFonts w:ascii="CMU Serif" w:hAnsi="CMU Serif" w:cs="CMU Serif"/>
+          <w:sz w:val="24"/>
+          <w:szCs w:val="24"/>
+          <w:lang w:val="en-US"/>
+        </w:rPr>
+        <w:t>Varoquaux</w:t>
+      </w:r>
+      <w:proofErr w:type="spellEnd"/>
+      <w:r>
+        <w:rPr>
+          <w:rFonts w:ascii="CMU Serif" w:hAnsi="CMU Serif" w:cs="CMU Serif"/>
+          <w:sz w:val="24"/>
+          <w:szCs w:val="24"/>
+          <w:lang w:val="en-US"/>
+        </w:rPr>
+        <w:t xml:space="preserve">, G., </w:t>
+      </w:r>
+      <w:proofErr w:type="spellStart"/>
+      <w:r>
+        <w:rPr>
+          <w:rFonts w:ascii="CMU Serif" w:hAnsi="CMU Serif" w:cs="CMU Serif"/>
+          <w:sz w:val="24"/>
+          <w:szCs w:val="24"/>
+          <w:lang w:val="en-US"/>
+        </w:rPr>
+        <w:t>Gramfort</w:t>
+      </w:r>
+      <w:proofErr w:type="spellEnd"/>
+      <w:r>
+        <w:rPr>
+          <w:rFonts w:ascii="CMU Serif" w:hAnsi="CMU Serif" w:cs="CMU Serif"/>
+          <w:sz w:val="24"/>
+          <w:szCs w:val="24"/>
+          <w:lang w:val="en-US"/>
+        </w:rPr>
+        <w:t xml:space="preserve">, A., Michel, V., Thirion, B., Grisel, O., </w:t>
+      </w:r>
+      <w:r>
+        <w:rPr>
+          <w:rFonts w:ascii="CMU Serif" w:hAnsi="CMU Serif" w:cs="CMU Serif"/>
+          <w:i/>
+          <w:iCs/>
+          <w:sz w:val="24"/>
+          <w:szCs w:val="24"/>
+          <w:lang w:val="en-US"/>
+        </w:rPr>
+        <w:t>et al.</w:t>
+      </w:r>
+      <w:r>
+        <w:rPr>
+          <w:rFonts w:ascii="CMU Serif" w:hAnsi="CMU Serif" w:cs="CMU Serif"/>
+          <w:sz w:val="24"/>
+          <w:szCs w:val="24"/>
+          <w:lang w:val="en-US"/>
+        </w:rPr>
+        <w:t xml:space="preserve"> (2011). Scikit-learn: Machine learning in Python. </w:t>
+      </w:r>
+      <w:r>
+        <w:rPr>
+          <w:rFonts w:ascii="CMU Serif" w:hAnsi="CMU Serif" w:cs="CMU Serif"/>
+          <w:i/>
+          <w:iCs/>
+          <w:sz w:val="24"/>
+          <w:szCs w:val="24"/>
+          <w:lang w:val="en-US"/>
+        </w:rPr>
+        <w:t>Journal of Machine Learning Research</w:t>
+      </w:r>
+      <w:r>
+        <w:rPr>
+          <w:rFonts w:ascii="CMU Serif" w:hAnsi="CMU Serif" w:cs="CMU Serif"/>
+          <w:sz w:val="24"/>
+          <w:szCs w:val="24"/>
+          <w:lang w:val="en-US"/>
+        </w:rPr>
+        <w:t>, 12, 2825–2830.</w:t>
+      </w:r>
+    </w:p>
+    <w:p>
+      <w:pPr>
+        <w:rPr>
+          <w:rFonts w:ascii="CMU Serif" w:hAnsi="CMU Serif" w:cs="CMU Serif"/>
+          <w:sz w:val="24"/>
+          <w:szCs w:val="24"/>
+          <w:lang w:val="en-US"/>
+        </w:rPr>
+      </w:pPr>
+      <w:r>
+        <w:rPr>
+          <w:rFonts w:ascii="CMU Serif" w:hAnsi="CMU Serif" w:cs="CMU Serif"/>
+          <w:sz w:val="24"/>
+          <w:szCs w:val="24"/>
+          <w:lang w:val="en-US"/>
+        </w:rPr>
+        <w:t xml:space="preserve">[11] Ritchie, M. E., </w:t>
+      </w:r>
+      <w:proofErr w:type="spellStart"/>
+      <w:r>
+        <w:rPr>
+          <w:rFonts w:ascii="CMU Serif" w:hAnsi="CMU Serif" w:cs="CMU Serif"/>
+          <w:sz w:val="24"/>
+          <w:szCs w:val="24"/>
+          <w:lang w:val="en-US"/>
+        </w:rPr>
+        <w:t>Phipson</w:t>
+      </w:r>
+      <w:proofErr w:type="spellEnd"/>
+      <w:r>
+        <w:rPr>
+          <w:rFonts w:ascii="CMU Serif" w:hAnsi="CMU Serif" w:cs="CMU Serif"/>
+          <w:sz w:val="24"/>
+          <w:szCs w:val="24"/>
+          <w:lang w:val="en-US"/>
+        </w:rPr>
+        <w:t xml:space="preserve">, B., Wu, D., Hu, Y., Law, C. W., Shi, W., &amp; Smyth, G. K. (2015). </w:t>
+      </w:r>
+      <w:proofErr w:type="spellStart"/>
+      <w:r>
+        <w:rPr>
+          <w:rFonts w:ascii="CMU Serif" w:hAnsi="CMU Serif" w:cs="CMU Serif"/>
+          <w:sz w:val="24"/>
+          <w:szCs w:val="24"/>
+          <w:lang w:val="en-US"/>
+        </w:rPr>
+        <w:t>limma</w:t>
+      </w:r>
+      <w:proofErr w:type="spellEnd"/>
+      <w:r>
+        <w:rPr>
+          <w:rFonts w:ascii="CMU Serif" w:hAnsi="CMU Serif" w:cs="CMU Serif"/>
+          <w:sz w:val="24"/>
+          <w:szCs w:val="24"/>
+          <w:lang w:val="en-US"/>
+        </w:rPr>
+        <w:t xml:space="preserve"> powers differential expression analyses for RNA-sequencing and microarray studies. </w:t>
+      </w:r>
+      <w:r>
+        <w:rPr>
+          <w:rFonts w:ascii="CMU Serif" w:hAnsi="CMU Serif" w:cs="CMU Serif"/>
+          <w:i/>
+          <w:iCs/>
+          <w:sz w:val="24"/>
+          <w:szCs w:val="24"/>
+          <w:lang w:val="en-US"/>
+        </w:rPr>
+        <w:t>Nucleic Acids Research</w:t>
+      </w:r>
+      <w:r>
+        <w:rPr>
+          <w:rFonts w:ascii="CMU Serif" w:hAnsi="CMU Serif" w:cs="CMU Serif"/>
+          <w:sz w:val="24"/>
+          <w:szCs w:val="24"/>
+          <w:lang w:val="en-US"/>
+        </w:rPr>
+        <w:t xml:space="preserve">, 43(7), e47. </w:t>
+      </w:r>
+      <w:r>
+        <w:fldChar w:fldCharType="begin"/>
+      </w:r>
+      <w:r>
+        <w:rPr>
+          <w:lang w:val="en-US"/>
+        </w:rPr>
+        <w:instrText>HYPERLINK "https://doi.org/10.1093/nar/gkv007"</w:instrText>
+      </w:r>
+      <w:r>
+        <w:fldChar w:fldCharType="separate"/>
+      </w:r>
+      <w:r>
+        <w:rPr>
+          <w:rStyle w:val="Hyperlink"/>
+          <w:rFonts w:ascii="CMU Serif" w:hAnsi="CMU Serif" w:cs="CMU Serif"/>
+          <w:sz w:val="24"/>
+          <w:szCs w:val="24"/>
+          <w:lang w:val="en-US"/>
+        </w:rPr>
+        <w:t>https://doi.org/10.1093/nar/gkv007</w:t>
+      </w:r>
+      <w:r>
+        <w:fldChar w:fldCharType="end"/>
+      </w:r>
+    </w:p>
+    <w:p>
+      <w:pPr>
+        <w:rPr>
+          <w:rFonts w:ascii="CMU Serif" w:hAnsi="CMU Serif" w:cs="CMU Serif"/>
+          <w:sz w:val="24"/>
+          <w:szCs w:val="24"/>
+          <w:lang w:val="en-US"/>
+        </w:rPr>
+      </w:pPr>
+      <w:r>
+        <w:rPr>
+          <w:rFonts w:ascii="CMU Serif" w:hAnsi="CMU Serif" w:cs="CMU Serif"/>
+          <w:sz w:val="24"/>
+          <w:szCs w:val="24"/>
+          <w:lang w:val="en-US"/>
+        </w:rPr>
+        <w:t xml:space="preserve">[12] Smyth, G. K. (2004). Linear models and empirical Bayes methods for assessing differential expression in microarray experiments. </w:t>
+      </w:r>
+      <w:r>
+        <w:rPr>
+          <w:rFonts w:ascii="CMU Serif" w:hAnsi="CMU Serif" w:cs="CMU Serif"/>
+          <w:i/>
+          <w:iCs/>
+          <w:sz w:val="24"/>
+          <w:szCs w:val="24"/>
+          <w:lang w:val="en-US"/>
+        </w:rPr>
+        <w:t>Statistical Applications in Genetics and Molecular Biology</w:t>
+      </w:r>
+      <w:r>
+        <w:rPr>
+          <w:rFonts w:ascii="CMU Serif" w:hAnsi="CMU Serif" w:cs="CMU Serif"/>
+          <w:sz w:val="24"/>
+          <w:szCs w:val="24"/>
+          <w:lang w:val="en-US"/>
+        </w:rPr>
+        <w:t xml:space="preserve">, 3(1). </w:t>
+      </w:r>
+      <w:r>
+        <w:fldChar w:fldCharType="begin"/>
+      </w:r>
+      <w:r>
+        <w:rPr>
+          <w:lang w:val="en-US"/>
+        </w:rPr>
+        <w:instrText>HYPERLINK "https://doi.org/10.2202/1544-6115.1027"</w:instrText>
+      </w:r>
+      <w:r>
+        <w:fldChar w:fldCharType="separate"/>
+      </w:r>
+      <w:r>
+        <w:rPr>
+          <w:rStyle w:val="Hyperlink"/>
+          <w:rFonts w:ascii="CMU Serif" w:hAnsi="CMU Serif" w:cs="CMU Serif"/>
+          <w:sz w:val="24"/>
+          <w:szCs w:val="24"/>
+          <w:lang w:val="en-US"/>
+        </w:rPr>
+        <w:t>https://doi.org/10.2202/1544-6115.1027</w:t>
+      </w:r>
+      <w:r>
+        <w:fldChar w:fldCharType="end"/>
+      </w:r>
+    </w:p>
+    <w:p>
+      <w:pPr>
+        <w:rPr>
+          <w:rFonts w:ascii="CMU Serif" w:hAnsi="CMU Serif" w:cs="CMU Serif"/>
+          <w:sz w:val="24"/>
+          <w:szCs w:val="24"/>
+          <w:lang w:val="en-US"/>
+        </w:rPr>
+      </w:pPr>
+      <w:r>
+        <w:rPr>
+          <w:rFonts w:ascii="CMU Serif" w:hAnsi="CMU Serif" w:cs="CMU Serif"/>
+          <w:sz w:val="24"/>
+          <w:szCs w:val="24"/>
+          <w:lang w:val="en-US"/>
+        </w:rPr>
+        <w:t xml:space="preserve">[13] </w:t>
+      </w:r>
+      <w:proofErr w:type="spellStart"/>
+      <w:r>
+        <w:rPr>
+          <w:rFonts w:ascii="CMU Serif" w:hAnsi="CMU Serif" w:cs="CMU Serif"/>
+          <w:sz w:val="24"/>
+          <w:szCs w:val="24"/>
+          <w:lang w:val="en-US"/>
+        </w:rPr>
+        <w:t>Szklarczyk</w:t>
+      </w:r>
+      <w:proofErr w:type="spellEnd"/>
+      <w:r>
+        <w:rPr>
+          <w:rFonts w:ascii="CMU Serif" w:hAnsi="CMU Serif" w:cs="CMU Serif"/>
+          <w:sz w:val="24"/>
+          <w:szCs w:val="24"/>
+          <w:lang w:val="en-US"/>
+        </w:rPr>
+        <w:t xml:space="preserve">, D., Gable, A. L., </w:t>
+      </w:r>
+      <w:proofErr w:type="spellStart"/>
+      <w:r>
+        <w:rPr>
+          <w:rFonts w:ascii="CMU Serif" w:hAnsi="CMU Serif" w:cs="CMU Serif"/>
+          <w:sz w:val="24"/>
+          <w:szCs w:val="24"/>
+          <w:lang w:val="en-US"/>
+        </w:rPr>
+        <w:t>Nastou</w:t>
+      </w:r>
+      <w:proofErr w:type="spellEnd"/>
+      <w:r>
+        <w:rPr>
+          <w:rFonts w:ascii="CMU Serif" w:hAnsi="CMU Serif" w:cs="CMU Serif"/>
+          <w:sz w:val="24"/>
+          <w:szCs w:val="24"/>
+          <w:lang w:val="en-US"/>
+        </w:rPr>
+        <w:t xml:space="preserve">, K. C., Lyon, D., Kirsch, R., </w:t>
+      </w:r>
+      <w:proofErr w:type="spellStart"/>
+      <w:r>
+        <w:rPr>
+          <w:rFonts w:ascii="CMU Serif" w:hAnsi="CMU Serif" w:cs="CMU Serif"/>
+          <w:sz w:val="24"/>
+          <w:szCs w:val="24"/>
+          <w:lang w:val="en-US"/>
+        </w:rPr>
+        <w:t>Pyysalo</w:t>
+      </w:r>
+      <w:proofErr w:type="spellEnd"/>
+      <w:r>
+        <w:rPr>
+          <w:rFonts w:ascii="CMU Serif" w:hAnsi="CMU Serif" w:cs="CMU Serif"/>
+          <w:sz w:val="24"/>
+          <w:szCs w:val="24"/>
+          <w:lang w:val="en-US"/>
+        </w:rPr>
+        <w:t xml:space="preserve">, S., </w:t>
+      </w:r>
+      <w:r>
+        <w:rPr>
+          <w:rFonts w:ascii="CMU Serif" w:hAnsi="CMU Serif" w:cs="CMU Serif"/>
+          <w:i/>
+          <w:iCs/>
+          <w:sz w:val="24"/>
+          <w:szCs w:val="24"/>
+          <w:lang w:val="en-US"/>
+        </w:rPr>
+        <w:t>et al.</w:t>
+      </w:r>
+      <w:r>
+        <w:rPr>
+          <w:rFonts w:ascii="CMU Serif" w:hAnsi="CMU Serif" w:cs="CMU Serif"/>
+          <w:sz w:val="24"/>
+          <w:szCs w:val="24"/>
+          <w:lang w:val="en-US"/>
+        </w:rPr>
+        <w:t xml:space="preserve"> (2023). The STRING database in 2023: Protein–protein association networks and functional enrichment analysis for any sequenced genome of interest. </w:t>
+      </w:r>
+      <w:r>
+        <w:rPr>
+          <w:rFonts w:ascii="CMU Serif" w:hAnsi="CMU Serif" w:cs="CMU Serif"/>
+          <w:i/>
+          <w:iCs/>
+          <w:sz w:val="24"/>
+          <w:szCs w:val="24"/>
+          <w:lang w:val="en-US"/>
+        </w:rPr>
+        <w:t>Nucleic Acids Research</w:t>
+      </w:r>
+      <w:r>
+        <w:rPr>
+          <w:rFonts w:ascii="CMU Serif" w:hAnsi="CMU Serif" w:cs="CMU Serif"/>
+          <w:sz w:val="24"/>
+          <w:szCs w:val="24"/>
+          <w:lang w:val="en-US"/>
+        </w:rPr>
+        <w:t xml:space="preserve">, 51(D1), D638–D646. </w:t>
+      </w:r>
+      <w:r>
+        <w:fldChar w:fldCharType="begin"/>
+      </w:r>
+      <w:r>
+        <w:rPr>
+          <w:lang w:val="en-US"/>
+        </w:rPr>
+        <w:instrText>HYPERLINK "https://doi.org/10.1093/nar/gkac1000"</w:instrText>
+      </w:r>
+      <w:r>
+        <w:fldChar w:fldCharType="separate"/>
+      </w:r>
+      <w:r>
+        <w:rPr>
+          <w:rStyle w:val="Hyperlink"/>
+          <w:rFonts w:ascii="CMU Serif" w:hAnsi="CMU Serif" w:cs="CMU Serif"/>
+          <w:sz w:val="24"/>
+          <w:szCs w:val="24"/>
+          <w:lang w:val="en-US"/>
+        </w:rPr>
+        <w:t>https://doi.org/10.1093/nar/gkac1000</w:t>
+      </w:r>
+      <w:r>
+        <w:fldChar w:fldCharType="end"/>
+      </w:r>
+    </w:p>
+    <w:p>
+      <w:pPr>
+        <w:rPr>
+          <w:rFonts w:ascii="CMU Serif" w:hAnsi="CMU Serif" w:cs="CMU Serif"/>
+          <w:sz w:val="24"/>
+          <w:szCs w:val="24"/>
+          <w:lang w:val="en-US"/>
+        </w:rPr>
+      </w:pPr>
+      <w:r>
+        <w:rPr>
+          <w:rFonts w:ascii="CMU Serif" w:hAnsi="CMU Serif" w:cs="CMU Serif"/>
+          <w:sz w:val="24"/>
+          <w:szCs w:val="24"/>
+          <w:lang w:val="en-US"/>
+        </w:rPr>
+        <w:lastRenderedPageBreak/>
+        <w:t xml:space="preserve">[14] The Gene Ontology Consortium. (2023). The Gene Ontology knowledgebase: 2023 update. </w:t>
+      </w:r>
+      <w:r>
+        <w:rPr>
+          <w:rFonts w:ascii="CMU Serif" w:hAnsi="CMU Serif" w:cs="CMU Serif"/>
+          <w:i/>
+          <w:iCs/>
+          <w:sz w:val="24"/>
+          <w:szCs w:val="24"/>
+          <w:lang w:val="en-US"/>
+        </w:rPr>
+        <w:t>Nucleic Acids Research</w:t>
+      </w:r>
+      <w:r>
+        <w:rPr>
+          <w:rFonts w:ascii="CMU Serif" w:hAnsi="CMU Serif" w:cs="CMU Serif"/>
+          <w:sz w:val="24"/>
+          <w:szCs w:val="24"/>
+          <w:lang w:val="en-US"/>
+        </w:rPr>
+        <w:t xml:space="preserve">, 51(D1), D849–D856. </w:t>
+      </w:r>
+      <w:r>
+        <w:fldChar w:fldCharType="begin"/>
+      </w:r>
+      <w:r>
+        <w:rPr>
+          <w:lang w:val="en-US"/>
+        </w:rPr>
+        <w:instrText>HYPERLINK "https://doi.org/10.1093/nar/gkac1011"</w:instrText>
+      </w:r>
+      <w:r>
+        <w:fldChar w:fldCharType="separate"/>
+      </w:r>
+      <w:r>
+        <w:rPr>
+          <w:rStyle w:val="Hyperlink"/>
+          <w:rFonts w:ascii="CMU Serif" w:hAnsi="CMU Serif" w:cs="CMU Serif"/>
+          <w:sz w:val="24"/>
+          <w:szCs w:val="24"/>
+          <w:lang w:val="en-US"/>
+        </w:rPr>
+        <w:t>https://doi.org/10.1093/nar/gkac1011</w:t>
+      </w:r>
+      <w:r>
+        <w:fldChar w:fldCharType="end"/>
+      </w:r>
+    </w:p>
+    <w:p>
+      <w:pPr>
+        <w:rPr>
+          <w:rFonts w:ascii="CMU Serif" w:hAnsi="CMU Serif" w:cs="CMU Serif"/>
+          <w:sz w:val="24"/>
+          <w:szCs w:val="24"/>
+          <w:lang w:val="en-US"/>
+        </w:rPr>
+      </w:pPr>
+      <w:r>
+        <w:rPr>
+          <w:rFonts w:ascii="CMU Serif" w:hAnsi="CMU Serif" w:cs="CMU Serif"/>
+          <w:sz w:val="24"/>
+          <w:szCs w:val="24"/>
+          <w:lang w:val="en-US"/>
+        </w:rPr>
+        <w:t xml:space="preserve">[15] Van Rossum, G., &amp; Drake, F. L. (2009). Python 3 Reference Manual. Python Software Foundation. </w:t>
+      </w:r>
+      <w:r>
+        <w:fldChar w:fldCharType="begin"/>
+      </w:r>
+      <w:r>
+        <w:rPr>
+          <w:lang w:val="en-US"/>
+        </w:rPr>
+        <w:instrText>HYPERLINK "https://docs.python.org/3/"</w:instrText>
+      </w:r>
+      <w:r>
+        <w:fldChar w:fldCharType="separate"/>
+      </w:r>
+      <w:r>
+        <w:rPr>
+          <w:rStyle w:val="Hyperlink"/>
+          <w:rFonts w:ascii="CMU Serif" w:hAnsi="CMU Serif" w:cs="CMU Serif"/>
+          <w:sz w:val="24"/>
+          <w:szCs w:val="24"/>
+          <w:lang w:val="en-US"/>
+        </w:rPr>
+        <w:t>https://docs.python.org/3/</w:t>
+      </w:r>
+      <w:r>
+        <w:fldChar w:fldCharType="end"/>
+      </w:r>
+    </w:p>
+    <w:p>
+      <w:pPr>
+        <w:rPr>
+          <w:rFonts w:ascii="CMU Serif" w:hAnsi="CMU Serif" w:cs="CMU Serif"/>
+          <w:sz w:val="24"/>
+          <w:szCs w:val="24"/>
+          <w:lang w:val="en-US"/>
+        </w:rPr>
+      </w:pPr>
+      <w:r>
+        <w:rPr>
+          <w:rFonts w:ascii="CMU Serif" w:hAnsi="CMU Serif" w:cs="CMU Serif"/>
+          <w:sz w:val="24"/>
+          <w:szCs w:val="24"/>
+          <w:lang w:val="en-US"/>
+        </w:rPr>
+        <w:t xml:space="preserve">[16] Hagberg, A. A., Schult, D. A., &amp; Swart, P. J. (2008). Exploring network structure, dynamics, and function using </w:t>
+      </w:r>
+      <w:proofErr w:type="spellStart"/>
+      <w:r>
+        <w:rPr>
+          <w:rFonts w:ascii="CMU Serif" w:hAnsi="CMU Serif" w:cs="CMU Serif"/>
+          <w:sz w:val="24"/>
+          <w:szCs w:val="24"/>
+          <w:lang w:val="en-US"/>
+        </w:rPr>
+        <w:t>NetworkX</w:t>
+      </w:r>
+      <w:proofErr w:type="spellEnd"/>
+      <w:r>
+        <w:rPr>
+          <w:rFonts w:ascii="CMU Serif" w:hAnsi="CMU Serif" w:cs="CMU Serif"/>
+          <w:sz w:val="24"/>
+          <w:szCs w:val="24"/>
+          <w:lang w:val="en-US"/>
+        </w:rPr>
+        <w:t xml:space="preserve">. </w:t>
+      </w:r>
+      <w:r>
+        <w:rPr>
+          <w:rFonts w:ascii="CMU Serif" w:hAnsi="CMU Serif" w:cs="CMU Serif"/>
+          <w:i/>
+          <w:iCs/>
+          <w:sz w:val="24"/>
+          <w:szCs w:val="24"/>
+          <w:lang w:val="en-US"/>
+        </w:rPr>
+        <w:t>Proceedings of the 7th Python in Science Conference</w:t>
+      </w:r>
+      <w:r>
+        <w:rPr>
+          <w:rFonts w:ascii="CMU Serif" w:hAnsi="CMU Serif" w:cs="CMU Serif"/>
+          <w:sz w:val="24"/>
+          <w:szCs w:val="24"/>
+          <w:lang w:val="en-US"/>
+        </w:rPr>
+        <w:t>, 11–15.</w:t>
+      </w:r>
+    </w:p>
+    <w:p>
+      <w:pPr>
+        <w:rPr>
+          <w:rFonts w:ascii="CMU Serif" w:hAnsi="CMU Serif" w:cs="CMU Serif"/>
+          <w:sz w:val="24"/>
+          <w:szCs w:val="24"/>
+          <w:lang w:val="en-US"/>
+        </w:rPr>
+      </w:pPr>
+      <w:r>
+        <w:rPr>
+          <w:rFonts w:ascii="CMU Serif" w:hAnsi="CMU Serif" w:cs="CMU Serif"/>
+          <w:sz w:val="24"/>
+          <w:szCs w:val="24"/>
+          <w:lang w:val="en-US"/>
+        </w:rPr>
+        <w:t xml:space="preserve">[17] World Health Organization. (2023). Dementia. </w:t>
+      </w:r>
       <w:hyperlink r:id="rId16" w:history="1">
+        <w:r>
+          <w:rPr>
+            <w:rStyle w:val="Hyperlink"/>
+            <w:rFonts w:ascii="CMU Serif" w:hAnsi="CMU Serif" w:cs="CMU Serif"/>
+            <w:sz w:val="24"/>
+            <w:szCs w:val="24"/>
+            <w:lang w:val="en-US"/>
+          </w:rPr>
+          <w:t>https://www.who.int/news-room/fact-sheets/detail/dementia</w:t>
+        </w:r>
+      </w:hyperlink>
+    </w:p>
+    <w:p>
+      <w:pPr>
+        <w:rPr>
+          <w:rFonts w:ascii="CMU Serif" w:hAnsi="CMU Serif" w:cs="CMU Serif"/>
+          <w:b/>
+          <w:bCs/>
+          <w:sz w:val="24"/>
+          <w:szCs w:val="24"/>
+          <w:lang w:val="en-US"/>
+        </w:rPr>
+      </w:pPr>
+      <w:r>
+        <w:rPr>
+          <w:rFonts w:ascii="CMU Serif" w:hAnsi="CMU Serif" w:cs="CMU Serif"/>
+          <w:sz w:val="24"/>
+          <w:szCs w:val="24"/>
+          <w:lang w:val="en-US"/>
+        </w:rPr>
+        <w:t>[18] Ellinidou</w:t>
+      </w:r>
+      <w:r>
+        <w:rPr>
+          <w:rFonts w:ascii="CMU Serif" w:hAnsi="CMU Serif" w:cs="CMU Serif"/>
+          <w:sz w:val="24"/>
+          <w:szCs w:val="24"/>
+          <w:lang w:val="en-US"/>
+        </w:rPr>
+        <w:t xml:space="preserve">, </w:t>
+      </w:r>
+      <w:r>
+        <w:rPr>
+          <w:rFonts w:ascii="CMU Serif" w:hAnsi="CMU Serif" w:cs="CMU Serif"/>
+          <w:sz w:val="24"/>
+          <w:szCs w:val="24"/>
+          <w:lang w:val="en-US"/>
+        </w:rPr>
+        <w:t>R</w:t>
+      </w:r>
+      <w:r>
+        <w:rPr>
+          <w:rFonts w:ascii="CMU Serif" w:hAnsi="CMU Serif" w:cs="CMU Serif"/>
+          <w:sz w:val="24"/>
+          <w:szCs w:val="24"/>
+          <w:lang w:val="en-US"/>
+        </w:rPr>
+        <w:t>. (202</w:t>
+      </w:r>
+      <w:r>
+        <w:rPr>
+          <w:rFonts w:ascii="CMU Serif" w:hAnsi="CMU Serif" w:cs="CMU Serif"/>
+          <w:sz w:val="24"/>
+          <w:szCs w:val="24"/>
+          <w:lang w:val="en-US"/>
+        </w:rPr>
+        <w:t>6</w:t>
+      </w:r>
+      <w:r>
+        <w:rPr>
+          <w:rFonts w:ascii="CMU Serif" w:hAnsi="CMU Serif" w:cs="CMU Serif"/>
+          <w:sz w:val="24"/>
+          <w:szCs w:val="24"/>
+          <w:lang w:val="en-US"/>
+        </w:rPr>
+        <w:t xml:space="preserve">). </w:t>
+      </w:r>
+      <w:r>
+        <w:rPr>
+          <w:rFonts w:ascii="CMU Serif" w:hAnsi="CMU Serif" w:cs="CMU Serif"/>
+          <w:i/>
+          <w:iCs/>
+          <w:sz w:val="24"/>
+          <w:szCs w:val="24"/>
+          <w:lang w:val="en-US"/>
+        </w:rPr>
+        <w:t>Integrated Transcriptomic Analysis of Alzheimer's Disease</w:t>
+      </w:r>
+      <w:r>
+        <w:rPr>
+          <w:rFonts w:ascii="CMU Serif" w:hAnsi="CMU Serif" w:cs="CMU Serif"/>
+          <w:sz w:val="24"/>
+          <w:szCs w:val="24"/>
+          <w:lang w:val="en-US"/>
+        </w:rPr>
+        <w:t xml:space="preserve">. </w:t>
+      </w:r>
+      <w:r>
+        <w:rPr>
+          <w:rFonts w:ascii="CMU Serif" w:hAnsi="CMU Serif" w:cs="CMU Serif"/>
+          <w:sz w:val="24"/>
+          <w:szCs w:val="24"/>
+          <w:lang w:val="en-US"/>
+        </w:rPr>
+        <w:t xml:space="preserve">GitHub. </w:t>
+      </w:r>
+      <w:hyperlink r:id="rId17" w:history="1">
         <w:r>
           <w:rPr>
             <w:rStyle w:val="Hyperlink"/>
@@ -8284,1374 +9821,19 @@
           <w:t>https://github.com/ritaell/alzheimers-transcriptomic-analysis</w:t>
         </w:r>
       </w:hyperlink>
-    </w:p>
-    <w:p>
-      <w:pPr>
-        <w:rPr>
-          <w:rFonts w:ascii="CMU Serif" w:hAnsi="CMU Serif" w:cs="CMU Serif"/>
-          <w:sz w:val="24"/>
-          <w:szCs w:val="24"/>
-          <w:lang w:val="en-US"/>
-        </w:rPr>
-      </w:pPr>
-      <w:hyperlink r:id="rId17" w:history="1">
-        <w:r>
-          <w:rPr>
-            <w:rStyle w:val="Hyperlink"/>
-            <w:rFonts w:ascii="CMU Serif" w:hAnsi="CMU Serif" w:cs="CMU Serif"/>
-            <w:sz w:val="24"/>
-            <w:szCs w:val="24"/>
-          </w:rPr>
-          <w:t> DOI: 10.5281/zenodo.21198586</w:t>
-        </w:r>
-      </w:hyperlink>
-    </w:p>
-    <w:p>
-      <w:pPr>
-        <w:rPr>
-          <w:rFonts w:ascii="CMU Serif" w:hAnsi="CMU Serif" w:cs="CMU Serif"/>
-          <w:sz w:val="24"/>
-          <w:szCs w:val="24"/>
-          <w:lang w:val="en-US"/>
-        </w:rPr>
-      </w:pPr>
-      <w:r>
-        <w:rPr>
-          <w:rFonts w:ascii="CMU Serif" w:hAnsi="CMU Serif" w:cs="CMU Serif"/>
-          <w:sz w:val="24"/>
-          <w:szCs w:val="24"/>
-          <w:lang w:val="en-US"/>
-        </w:rPr>
-        <w:t xml:space="preserve">[1] Ashburner, M., Ball, C. A., Blake, J. A., Botstein, D., Butler, H., Cherry, J. M., </w:t>
-      </w:r>
-      <w:r>
-        <w:rPr>
-          <w:rFonts w:ascii="CMU Serif" w:hAnsi="CMU Serif" w:cs="CMU Serif"/>
-          <w:i/>
-          <w:iCs/>
-          <w:sz w:val="24"/>
-          <w:szCs w:val="24"/>
-          <w:lang w:val="en-US"/>
-        </w:rPr>
-        <w:t>et al.</w:t>
-      </w:r>
-      <w:r>
-        <w:rPr>
-          <w:rFonts w:ascii="CMU Serif" w:hAnsi="CMU Serif" w:cs="CMU Serif"/>
-          <w:sz w:val="24"/>
-          <w:szCs w:val="24"/>
-          <w:lang w:val="en-US"/>
-        </w:rPr>
-        <w:t xml:space="preserve"> (2000). Gene ontology: Tool for the unification of biology. </w:t>
-      </w:r>
-      <w:r>
-        <w:rPr>
-          <w:rFonts w:ascii="CMU Serif" w:hAnsi="CMU Serif" w:cs="CMU Serif"/>
-          <w:i/>
-          <w:iCs/>
-          <w:sz w:val="24"/>
-          <w:szCs w:val="24"/>
-          <w:lang w:val="en-US"/>
-        </w:rPr>
-        <w:t>Nature Genetics</w:t>
-      </w:r>
-      <w:r>
-        <w:rPr>
-          <w:rFonts w:ascii="CMU Serif" w:hAnsi="CMU Serif" w:cs="CMU Serif"/>
-          <w:sz w:val="24"/>
-          <w:szCs w:val="24"/>
-          <w:lang w:val="en-US"/>
-        </w:rPr>
-        <w:t xml:space="preserve">, 25(1), 25–29. </w:t>
+      <w:r>
+        <w:rPr>
+          <w:lang w:val="en-US"/>
+        </w:rPr>
+        <w:t xml:space="preserve">, DOI: </w:t>
       </w:r>
       <w:hyperlink r:id="rId18" w:history="1">
-        <w:r>
-          <w:rPr>
-            <w:rStyle w:val="Hyperlink"/>
-            <w:rFonts w:ascii="CMU Serif" w:hAnsi="CMU Serif" w:cs="CMU Serif"/>
-            <w:sz w:val="24"/>
-            <w:szCs w:val="24"/>
-            <w:lang w:val="en-US"/>
-          </w:rPr>
-          <w:t>https://doi.org/10.1038/75556</w:t>
-        </w:r>
-      </w:hyperlink>
-    </w:p>
-    <w:p>
-      <w:pPr>
-        <w:rPr>
-          <w:rFonts w:ascii="CMU Serif" w:hAnsi="CMU Serif" w:cs="CMU Serif"/>
-          <w:sz w:val="24"/>
-          <w:szCs w:val="24"/>
-          <w:lang w:val="en-US"/>
-        </w:rPr>
-      </w:pPr>
-      <w:r>
-        <w:rPr>
-          <w:rFonts w:ascii="CMU Serif" w:hAnsi="CMU Serif" w:cs="CMU Serif"/>
-          <w:sz w:val="24"/>
-          <w:szCs w:val="24"/>
-          <w:lang w:val="en-US"/>
-        </w:rPr>
-        <w:t xml:space="preserve">[2] Benjamini, Y., &amp; Hochberg, Y. (1995). Controlling the false discovery rate: A practical and powerful approach to multiple testing. </w:t>
-      </w:r>
-      <w:r>
-        <w:rPr>
-          <w:rFonts w:ascii="CMU Serif" w:hAnsi="CMU Serif" w:cs="CMU Serif"/>
-          <w:i/>
-          <w:iCs/>
-          <w:sz w:val="24"/>
-          <w:szCs w:val="24"/>
-          <w:lang w:val="en-US"/>
-        </w:rPr>
-        <w:t>Journal of the Royal Statistical Society: Series B</w:t>
-      </w:r>
-      <w:r>
-        <w:rPr>
-          <w:rFonts w:ascii="CMU Serif" w:hAnsi="CMU Serif" w:cs="CMU Serif"/>
-          <w:sz w:val="24"/>
-          <w:szCs w:val="24"/>
-          <w:lang w:val="en-US"/>
-        </w:rPr>
-        <w:t xml:space="preserve">, 57(1), 289–300. </w:t>
-      </w:r>
-      <w:hyperlink r:id="rId19" w:history="1">
-        <w:r>
-          <w:rPr>
-            <w:rStyle w:val="Hyperlink"/>
-            <w:rFonts w:ascii="CMU Serif" w:hAnsi="CMU Serif" w:cs="CMU Serif"/>
-            <w:sz w:val="24"/>
-            <w:szCs w:val="24"/>
-            <w:lang w:val="en-US"/>
-          </w:rPr>
-          <w:t>https://www.jstor.org/stable/2346101</w:t>
-        </w:r>
-      </w:hyperlink>
-    </w:p>
-    <w:p>
-      <w:pPr>
-        <w:rPr>
-          <w:rFonts w:ascii="CMU Serif" w:hAnsi="CMU Serif" w:cs="CMU Serif"/>
-          <w:sz w:val="24"/>
-          <w:szCs w:val="24"/>
-          <w:lang w:val="en-US"/>
-        </w:rPr>
-      </w:pPr>
-      <w:r>
-        <w:rPr>
-          <w:rFonts w:ascii="CMU Serif" w:hAnsi="CMU Serif" w:cs="CMU Serif"/>
-          <w:sz w:val="24"/>
-          <w:szCs w:val="24"/>
-          <w:lang w:val="en-US"/>
-        </w:rPr>
-        <w:t xml:space="preserve">[3] Chen, E. Y., Tan, C. M., Kou, Y., Duan, Q., Wang, Z., Meirelles, G. V., </w:t>
-      </w:r>
-      <w:r>
-        <w:rPr>
-          <w:rFonts w:ascii="CMU Serif" w:hAnsi="CMU Serif" w:cs="CMU Serif"/>
-          <w:i/>
-          <w:iCs/>
-          <w:sz w:val="24"/>
-          <w:szCs w:val="24"/>
-          <w:lang w:val="en-US"/>
-        </w:rPr>
-        <w:t>et al.</w:t>
-      </w:r>
-      <w:r>
-        <w:rPr>
-          <w:rFonts w:ascii="CMU Serif" w:hAnsi="CMU Serif" w:cs="CMU Serif"/>
-          <w:sz w:val="24"/>
-          <w:szCs w:val="24"/>
-          <w:lang w:val="en-US"/>
-        </w:rPr>
-        <w:t xml:space="preserve"> (2013). </w:t>
-      </w:r>
-      <w:proofErr w:type="spellStart"/>
-      <w:r>
-        <w:rPr>
-          <w:rFonts w:ascii="CMU Serif" w:hAnsi="CMU Serif" w:cs="CMU Serif"/>
-          <w:sz w:val="24"/>
-          <w:szCs w:val="24"/>
-          <w:lang w:val="en-US"/>
-        </w:rPr>
-        <w:t>Enrichr</w:t>
-      </w:r>
-      <w:proofErr w:type="spellEnd"/>
-      <w:r>
-        <w:rPr>
-          <w:rFonts w:ascii="CMU Serif" w:hAnsi="CMU Serif" w:cs="CMU Serif"/>
-          <w:sz w:val="24"/>
-          <w:szCs w:val="24"/>
-          <w:lang w:val="en-US"/>
-        </w:rPr>
-        <w:t xml:space="preserve">: Interactive and collaborative HTML5 gene list enrichment analysis tool. </w:t>
-      </w:r>
-      <w:r>
-        <w:rPr>
-          <w:rFonts w:ascii="CMU Serif" w:hAnsi="CMU Serif" w:cs="CMU Serif"/>
-          <w:i/>
-          <w:iCs/>
-          <w:sz w:val="24"/>
-          <w:szCs w:val="24"/>
-          <w:lang w:val="en-US"/>
-        </w:rPr>
-        <w:t>BMC Bioinformatics</w:t>
-      </w:r>
-      <w:r>
-        <w:rPr>
-          <w:rFonts w:ascii="CMU Serif" w:hAnsi="CMU Serif" w:cs="CMU Serif"/>
-          <w:sz w:val="24"/>
-          <w:szCs w:val="24"/>
-          <w:lang w:val="en-US"/>
-        </w:rPr>
-        <w:t xml:space="preserve">, 14, 128. </w:t>
-      </w:r>
-      <w:hyperlink r:id="rId20" w:history="1">
-        <w:r>
-          <w:rPr>
-            <w:rStyle w:val="Hyperlink"/>
-            <w:rFonts w:ascii="CMU Serif" w:hAnsi="CMU Serif" w:cs="CMU Serif"/>
-            <w:sz w:val="24"/>
-            <w:szCs w:val="24"/>
-            <w:lang w:val="en-US"/>
-          </w:rPr>
-          <w:t>https://doi.org/10.1186/1471-2105-14-128</w:t>
-        </w:r>
-      </w:hyperlink>
-    </w:p>
-    <w:p>
-      <w:pPr>
-        <w:rPr>
-          <w:rFonts w:ascii="CMU Serif" w:hAnsi="CMU Serif" w:cs="CMU Serif"/>
-          <w:sz w:val="24"/>
-          <w:szCs w:val="24"/>
-          <w:lang w:val="en-US"/>
-        </w:rPr>
-      </w:pPr>
-      <w:r>
-        <w:rPr>
-          <w:rFonts w:ascii="CMU Serif" w:hAnsi="CMU Serif" w:cs="CMU Serif"/>
-          <w:sz w:val="24"/>
-          <w:szCs w:val="24"/>
-          <w:lang w:val="en-US"/>
-        </w:rPr>
-        <w:lastRenderedPageBreak/>
-        <w:t xml:space="preserve">[4] Edgar, R., Domrachev, M., &amp; Lash, A. E. (2002). Gene Expression Omnibus: NCBI gene expression and hybridization array data repository. </w:t>
-      </w:r>
-      <w:r>
-        <w:rPr>
-          <w:rFonts w:ascii="CMU Serif" w:hAnsi="CMU Serif" w:cs="CMU Serif"/>
-          <w:i/>
-          <w:iCs/>
-          <w:sz w:val="24"/>
-          <w:szCs w:val="24"/>
-          <w:lang w:val="en-US"/>
-        </w:rPr>
-        <w:t>Nucleic Acids Research</w:t>
-      </w:r>
-      <w:r>
-        <w:rPr>
-          <w:rFonts w:ascii="CMU Serif" w:hAnsi="CMU Serif" w:cs="CMU Serif"/>
-          <w:sz w:val="24"/>
-          <w:szCs w:val="24"/>
-          <w:lang w:val="en-US"/>
-        </w:rPr>
-        <w:t xml:space="preserve">, 30(1), 207–210. </w:t>
-      </w:r>
-      <w:hyperlink r:id="rId21" w:history="1">
-        <w:r>
-          <w:rPr>
-            <w:rStyle w:val="Hyperlink"/>
-            <w:rFonts w:ascii="CMU Serif" w:hAnsi="CMU Serif" w:cs="CMU Serif"/>
-            <w:sz w:val="24"/>
-            <w:szCs w:val="24"/>
-            <w:lang w:val="en-US"/>
-          </w:rPr>
-          <w:t>https://doi.org/10.1093/nar/30.1.207</w:t>
-        </w:r>
-      </w:hyperlink>
-    </w:p>
-    <w:p>
-      <w:pPr>
-        <w:rPr>
-          <w:rFonts w:ascii="CMU Serif" w:hAnsi="CMU Serif" w:cs="CMU Serif"/>
-          <w:sz w:val="24"/>
-          <w:szCs w:val="24"/>
-          <w:lang w:val="en-US"/>
-        </w:rPr>
-      </w:pPr>
-      <w:r>
-        <w:rPr>
-          <w:rFonts w:ascii="CMU Serif" w:hAnsi="CMU Serif" w:cs="CMU Serif"/>
-          <w:sz w:val="24"/>
-          <w:szCs w:val="24"/>
-          <w:lang w:val="en-US"/>
-        </w:rPr>
-        <w:t xml:space="preserve">[5] Fang, Z., Liu, X., &amp; Peltz, G. (2023). </w:t>
-      </w:r>
-      <w:proofErr w:type="spellStart"/>
-      <w:r>
-        <w:rPr>
-          <w:rFonts w:ascii="CMU Serif" w:hAnsi="CMU Serif" w:cs="CMU Serif"/>
-          <w:sz w:val="24"/>
-          <w:szCs w:val="24"/>
-          <w:lang w:val="en-US"/>
-        </w:rPr>
-        <w:t>GSEApy</w:t>
-      </w:r>
-      <w:proofErr w:type="spellEnd"/>
-      <w:r>
-        <w:rPr>
-          <w:rFonts w:ascii="CMU Serif" w:hAnsi="CMU Serif" w:cs="CMU Serif"/>
-          <w:sz w:val="24"/>
-          <w:szCs w:val="24"/>
-          <w:lang w:val="en-US"/>
-        </w:rPr>
-        <w:t xml:space="preserve">: A comprehensive package for performing gene set enrichment analysis in Python. </w:t>
-      </w:r>
-      <w:r>
-        <w:rPr>
-          <w:rFonts w:ascii="CMU Serif" w:hAnsi="CMU Serif" w:cs="CMU Serif"/>
-          <w:i/>
-          <w:iCs/>
-          <w:sz w:val="24"/>
-          <w:szCs w:val="24"/>
-          <w:lang w:val="en-US"/>
-        </w:rPr>
-        <w:t>Bioinformatics</w:t>
-      </w:r>
-      <w:r>
-        <w:rPr>
-          <w:rFonts w:ascii="CMU Serif" w:hAnsi="CMU Serif" w:cs="CMU Serif"/>
-          <w:sz w:val="24"/>
-          <w:szCs w:val="24"/>
-          <w:lang w:val="en-US"/>
-        </w:rPr>
-        <w:t xml:space="preserve">, 39(1). </w:t>
-      </w:r>
-      <w:hyperlink r:id="rId22" w:history="1">
-        <w:r>
-          <w:rPr>
-            <w:rStyle w:val="Hyperlink"/>
-            <w:rFonts w:ascii="CMU Serif" w:hAnsi="CMU Serif" w:cs="CMU Serif"/>
-            <w:sz w:val="24"/>
-            <w:szCs w:val="24"/>
-            <w:lang w:val="en-US"/>
-          </w:rPr>
-          <w:t>https://doi.org/10.1093/bioinformatics/btac757</w:t>
-        </w:r>
-      </w:hyperlink>
-    </w:p>
-    <w:p>
-      <w:pPr>
-        <w:rPr>
-          <w:rFonts w:ascii="CMU Serif" w:hAnsi="CMU Serif" w:cs="CMU Serif"/>
-          <w:sz w:val="24"/>
-          <w:szCs w:val="24"/>
-          <w:lang w:val="en-US"/>
-        </w:rPr>
-      </w:pPr>
-      <w:r>
-        <w:rPr>
-          <w:rFonts w:ascii="CMU Serif" w:hAnsi="CMU Serif" w:cs="CMU Serif"/>
-          <w:sz w:val="24"/>
-          <w:szCs w:val="24"/>
-          <w:lang w:val="en-US"/>
-        </w:rPr>
-        <w:t xml:space="preserve">[6] </w:t>
-      </w:r>
-      <w:proofErr w:type="spellStart"/>
-      <w:r>
-        <w:rPr>
-          <w:rFonts w:ascii="CMU Serif" w:hAnsi="CMU Serif" w:cs="CMU Serif"/>
-          <w:sz w:val="24"/>
-          <w:szCs w:val="24"/>
-          <w:lang w:val="en-US"/>
-        </w:rPr>
-        <w:t>Kanehisa</w:t>
-      </w:r>
-      <w:proofErr w:type="spellEnd"/>
-      <w:r>
-        <w:rPr>
-          <w:rFonts w:ascii="CMU Serif" w:hAnsi="CMU Serif" w:cs="CMU Serif"/>
-          <w:sz w:val="24"/>
-          <w:szCs w:val="24"/>
-          <w:lang w:val="en-US"/>
-        </w:rPr>
-        <w:t xml:space="preserve">, M., </w:t>
-      </w:r>
-      <w:proofErr w:type="spellStart"/>
-      <w:r>
-        <w:rPr>
-          <w:rFonts w:ascii="CMU Serif" w:hAnsi="CMU Serif" w:cs="CMU Serif"/>
-          <w:sz w:val="24"/>
-          <w:szCs w:val="24"/>
-          <w:lang w:val="en-US"/>
-        </w:rPr>
-        <w:t>Furumichi</w:t>
-      </w:r>
-      <w:proofErr w:type="spellEnd"/>
-      <w:r>
-        <w:rPr>
-          <w:rFonts w:ascii="CMU Serif" w:hAnsi="CMU Serif" w:cs="CMU Serif"/>
-          <w:sz w:val="24"/>
-          <w:szCs w:val="24"/>
-          <w:lang w:val="en-US"/>
-        </w:rPr>
-        <w:t xml:space="preserve">, M., Sato, Y., Kawashima, M., &amp; Ishiguro-Watanabe, M. (2023). KEGG for taxonomy-based analysis of pathways and genomes. </w:t>
-      </w:r>
-      <w:r>
-        <w:rPr>
-          <w:rFonts w:ascii="CMU Serif" w:hAnsi="CMU Serif" w:cs="CMU Serif"/>
-          <w:i/>
-          <w:iCs/>
-          <w:sz w:val="24"/>
-          <w:szCs w:val="24"/>
-          <w:lang w:val="en-US"/>
-        </w:rPr>
-        <w:t>Nucleic Acids Research</w:t>
-      </w:r>
-      <w:r>
-        <w:rPr>
-          <w:rFonts w:ascii="CMU Serif" w:hAnsi="CMU Serif" w:cs="CMU Serif"/>
-          <w:sz w:val="24"/>
-          <w:szCs w:val="24"/>
-          <w:lang w:val="en-US"/>
-        </w:rPr>
-        <w:t xml:space="preserve">, 51(D1), D587–D592. </w:t>
-      </w:r>
-      <w:hyperlink r:id="rId23" w:history="1">
-        <w:r>
-          <w:rPr>
-            <w:rStyle w:val="Hyperlink"/>
-            <w:rFonts w:ascii="CMU Serif" w:hAnsi="CMU Serif" w:cs="CMU Serif"/>
-            <w:sz w:val="24"/>
-            <w:szCs w:val="24"/>
-            <w:lang w:val="en-US"/>
-          </w:rPr>
-          <w:t>https://doi.org/10.1093/nar/gkac963</w:t>
-        </w:r>
-      </w:hyperlink>
-    </w:p>
-    <w:p>
-      <w:pPr>
-        <w:rPr>
-          <w:rFonts w:ascii="CMU Serif" w:hAnsi="CMU Serif" w:cs="CMU Serif"/>
-          <w:sz w:val="24"/>
-          <w:szCs w:val="24"/>
-          <w:lang w:val="en-US"/>
-        </w:rPr>
-      </w:pPr>
-      <w:r>
-        <w:rPr>
-          <w:rFonts w:ascii="CMU Serif" w:hAnsi="CMU Serif" w:cs="CMU Serif"/>
-          <w:sz w:val="24"/>
-          <w:szCs w:val="24"/>
-          <w:lang w:val="en-US"/>
-        </w:rPr>
-        <w:t xml:space="preserve">[7] </w:t>
-      </w:r>
-      <w:proofErr w:type="spellStart"/>
-      <w:r>
-        <w:rPr>
-          <w:rFonts w:ascii="CMU Serif" w:hAnsi="CMU Serif" w:cs="CMU Serif"/>
-          <w:sz w:val="24"/>
-          <w:szCs w:val="24"/>
-          <w:lang w:val="en-US"/>
-        </w:rPr>
-        <w:t>McKhann</w:t>
-      </w:r>
-      <w:proofErr w:type="spellEnd"/>
-      <w:r>
-        <w:rPr>
-          <w:rFonts w:ascii="CMU Serif" w:hAnsi="CMU Serif" w:cs="CMU Serif"/>
-          <w:sz w:val="24"/>
-          <w:szCs w:val="24"/>
-          <w:lang w:val="en-US"/>
-        </w:rPr>
-        <w:t xml:space="preserve">, G. M., </w:t>
-      </w:r>
-      <w:proofErr w:type="spellStart"/>
-      <w:r>
-        <w:rPr>
-          <w:rFonts w:ascii="CMU Serif" w:hAnsi="CMU Serif" w:cs="CMU Serif"/>
-          <w:sz w:val="24"/>
-          <w:szCs w:val="24"/>
-          <w:lang w:val="en-US"/>
-        </w:rPr>
-        <w:t>Knopman</w:t>
-      </w:r>
-      <w:proofErr w:type="spellEnd"/>
-      <w:r>
-        <w:rPr>
-          <w:rFonts w:ascii="CMU Serif" w:hAnsi="CMU Serif" w:cs="CMU Serif"/>
-          <w:sz w:val="24"/>
-          <w:szCs w:val="24"/>
-          <w:lang w:val="en-US"/>
-        </w:rPr>
-        <w:t xml:space="preserve">, D. S., </w:t>
-      </w:r>
-      <w:proofErr w:type="spellStart"/>
-      <w:r>
-        <w:rPr>
-          <w:rFonts w:ascii="CMU Serif" w:hAnsi="CMU Serif" w:cs="CMU Serif"/>
-          <w:sz w:val="24"/>
-          <w:szCs w:val="24"/>
-          <w:lang w:val="en-US"/>
-        </w:rPr>
-        <w:t>Chertkow</w:t>
-      </w:r>
-      <w:proofErr w:type="spellEnd"/>
-      <w:r>
-        <w:rPr>
-          <w:rFonts w:ascii="CMU Serif" w:hAnsi="CMU Serif" w:cs="CMU Serif"/>
-          <w:sz w:val="24"/>
-          <w:szCs w:val="24"/>
-          <w:lang w:val="en-US"/>
-        </w:rPr>
-        <w:t xml:space="preserve">, H., Hyman, B. T., Jack, C. R., Kawas, C. H., </w:t>
-      </w:r>
-      <w:r>
-        <w:rPr>
-          <w:rFonts w:ascii="CMU Serif" w:hAnsi="CMU Serif" w:cs="CMU Serif"/>
-          <w:i/>
-          <w:iCs/>
-          <w:sz w:val="24"/>
-          <w:szCs w:val="24"/>
-          <w:lang w:val="en-US"/>
-        </w:rPr>
-        <w:t>et al.</w:t>
-      </w:r>
-      <w:r>
-        <w:rPr>
-          <w:rFonts w:ascii="CMU Serif" w:hAnsi="CMU Serif" w:cs="CMU Serif"/>
-          <w:sz w:val="24"/>
-          <w:szCs w:val="24"/>
-          <w:lang w:val="en-US"/>
-        </w:rPr>
-        <w:t xml:space="preserve"> (2011). The diagnosis of dementia due to Alzheimer's disease: Recommendations from the National Institute on Aging–Alzheimer's Association workgroups. </w:t>
-      </w:r>
-      <w:r>
-        <w:rPr>
-          <w:rFonts w:ascii="CMU Serif" w:hAnsi="CMU Serif" w:cs="CMU Serif"/>
-          <w:i/>
-          <w:iCs/>
-          <w:sz w:val="24"/>
-          <w:szCs w:val="24"/>
-          <w:lang w:val="en-US"/>
-        </w:rPr>
-        <w:t>Alzheimer's &amp; Dementia</w:t>
-      </w:r>
-      <w:r>
-        <w:rPr>
-          <w:rFonts w:ascii="CMU Serif" w:hAnsi="CMU Serif" w:cs="CMU Serif"/>
-          <w:sz w:val="24"/>
-          <w:szCs w:val="24"/>
-          <w:lang w:val="en-US"/>
-        </w:rPr>
-        <w:t xml:space="preserve">, 7(3), 263–269. </w:t>
-      </w:r>
-      <w:hyperlink r:id="rId24" w:history="1">
-        <w:r>
-          <w:rPr>
-            <w:rStyle w:val="Hyperlink"/>
-            <w:rFonts w:ascii="CMU Serif" w:hAnsi="CMU Serif" w:cs="CMU Serif"/>
-            <w:sz w:val="24"/>
-            <w:szCs w:val="24"/>
-            <w:lang w:val="en-US"/>
-          </w:rPr>
-          <w:t>https://doi.org/10.1016/j.jalz.2011.03.005</w:t>
-        </w:r>
-      </w:hyperlink>
-    </w:p>
-    <w:p>
-      <w:pPr>
-        <w:rPr>
-          <w:rFonts w:ascii="CMU Serif" w:hAnsi="CMU Serif" w:cs="CMU Serif"/>
-          <w:sz w:val="24"/>
-          <w:szCs w:val="24"/>
-          <w:lang w:val="en-US"/>
-        </w:rPr>
-      </w:pPr>
-      <w:r>
-        <w:rPr>
-          <w:rFonts w:ascii="CMU Serif" w:hAnsi="CMU Serif" w:cs="CMU Serif"/>
-          <w:sz w:val="24"/>
-          <w:szCs w:val="24"/>
-          <w:lang w:val="en-US"/>
-        </w:rPr>
-        <w:t xml:space="preserve">[8] McKinney, W. (2010). Data structures for statistical computing in Python. </w:t>
-      </w:r>
-      <w:r>
-        <w:rPr>
-          <w:rFonts w:ascii="CMU Serif" w:hAnsi="CMU Serif" w:cs="CMU Serif"/>
-          <w:i/>
-          <w:iCs/>
-          <w:sz w:val="24"/>
-          <w:szCs w:val="24"/>
-          <w:lang w:val="en-US"/>
-        </w:rPr>
-        <w:t>Proceedings of the 9th Python in Science Conference</w:t>
-      </w:r>
-      <w:r>
-        <w:rPr>
-          <w:rFonts w:ascii="CMU Serif" w:hAnsi="CMU Serif" w:cs="CMU Serif"/>
-          <w:sz w:val="24"/>
-          <w:szCs w:val="24"/>
-          <w:lang w:val="en-US"/>
-        </w:rPr>
-        <w:t>, 51–56.</w:t>
-      </w:r>
-    </w:p>
-    <w:p>
-      <w:pPr>
-        <w:rPr>
-          <w:rFonts w:ascii="CMU Serif" w:hAnsi="CMU Serif" w:cs="CMU Serif"/>
-          <w:sz w:val="24"/>
-          <w:szCs w:val="24"/>
-          <w:lang w:val="en-US"/>
-        </w:rPr>
-      </w:pPr>
-      <w:r>
-        <w:rPr>
-          <w:rFonts w:ascii="CMU Serif" w:hAnsi="CMU Serif" w:cs="CMU Serif"/>
-          <w:sz w:val="24"/>
-          <w:szCs w:val="24"/>
-          <w:lang w:val="en-US"/>
-        </w:rPr>
-        <w:t xml:space="preserve">[9] Narayanan, M., Huynh, J. L., Wang, K., Yang, X., Yoo, S., McElwee, J., </w:t>
-      </w:r>
-      <w:r>
-        <w:rPr>
-          <w:rFonts w:ascii="CMU Serif" w:hAnsi="CMU Serif" w:cs="CMU Serif"/>
-          <w:i/>
-          <w:iCs/>
-          <w:sz w:val="24"/>
-          <w:szCs w:val="24"/>
-          <w:lang w:val="en-US"/>
-        </w:rPr>
-        <w:t>et al.</w:t>
-      </w:r>
-      <w:r>
-        <w:rPr>
-          <w:rFonts w:ascii="CMU Serif" w:hAnsi="CMU Serif" w:cs="CMU Serif"/>
-          <w:sz w:val="24"/>
-          <w:szCs w:val="24"/>
-          <w:lang w:val="en-US"/>
-        </w:rPr>
-        <w:t xml:space="preserve"> (2014). Common dysregulation network in the human prefrontal cortex underlies two neurodegenerative diseases. </w:t>
-      </w:r>
-      <w:r>
-        <w:rPr>
-          <w:rFonts w:ascii="CMU Serif" w:hAnsi="CMU Serif" w:cs="CMU Serif"/>
-          <w:i/>
-          <w:iCs/>
-          <w:sz w:val="24"/>
-          <w:szCs w:val="24"/>
-          <w:lang w:val="en-US"/>
-        </w:rPr>
-        <w:t>Molecular Systems Biology</w:t>
-      </w:r>
-      <w:r>
-        <w:rPr>
-          <w:rFonts w:ascii="CMU Serif" w:hAnsi="CMU Serif" w:cs="CMU Serif"/>
-          <w:sz w:val="24"/>
-          <w:szCs w:val="24"/>
-          <w:lang w:val="en-US"/>
-        </w:rPr>
-        <w:t xml:space="preserve">, 10, 743. </w:t>
-      </w:r>
-      <w:hyperlink r:id="rId25" w:history="1">
-        <w:r>
-          <w:rPr>
-            <w:rStyle w:val="Hyperlink"/>
-            <w:rFonts w:ascii="CMU Serif" w:hAnsi="CMU Serif" w:cs="CMU Serif"/>
-            <w:sz w:val="24"/>
-            <w:szCs w:val="24"/>
-            <w:lang w:val="en-US"/>
-          </w:rPr>
-          <w:t>https://doi.org/10.15252/msb.20145304</w:t>
-        </w:r>
-      </w:hyperlink>
-    </w:p>
-    <w:p>
-      <w:pPr>
-        <w:rPr>
-          <w:rFonts w:ascii="CMU Serif" w:hAnsi="CMU Serif" w:cs="CMU Serif"/>
-          <w:sz w:val="24"/>
-          <w:szCs w:val="24"/>
-          <w:lang w:val="en-US"/>
-        </w:rPr>
-      </w:pPr>
-      <w:r>
-        <w:rPr>
-          <w:rFonts w:ascii="CMU Serif" w:hAnsi="CMU Serif" w:cs="CMU Serif"/>
-          <w:sz w:val="24"/>
-          <w:szCs w:val="24"/>
-          <w:lang w:val="en-US"/>
-        </w:rPr>
-        <w:t xml:space="preserve">[10] Pedregosa, F., </w:t>
-      </w:r>
-      <w:proofErr w:type="spellStart"/>
-      <w:r>
-        <w:rPr>
-          <w:rFonts w:ascii="CMU Serif" w:hAnsi="CMU Serif" w:cs="CMU Serif"/>
-          <w:sz w:val="24"/>
-          <w:szCs w:val="24"/>
-          <w:lang w:val="en-US"/>
-        </w:rPr>
-        <w:t>Varoquaux</w:t>
-      </w:r>
-      <w:proofErr w:type="spellEnd"/>
-      <w:r>
-        <w:rPr>
-          <w:rFonts w:ascii="CMU Serif" w:hAnsi="CMU Serif" w:cs="CMU Serif"/>
-          <w:sz w:val="24"/>
-          <w:szCs w:val="24"/>
-          <w:lang w:val="en-US"/>
-        </w:rPr>
-        <w:t xml:space="preserve">, G., </w:t>
-      </w:r>
-      <w:proofErr w:type="spellStart"/>
-      <w:r>
-        <w:rPr>
-          <w:rFonts w:ascii="CMU Serif" w:hAnsi="CMU Serif" w:cs="CMU Serif"/>
-          <w:sz w:val="24"/>
-          <w:szCs w:val="24"/>
-          <w:lang w:val="en-US"/>
-        </w:rPr>
-        <w:t>Gramfort</w:t>
-      </w:r>
-      <w:proofErr w:type="spellEnd"/>
-      <w:r>
-        <w:rPr>
-          <w:rFonts w:ascii="CMU Serif" w:hAnsi="CMU Serif" w:cs="CMU Serif"/>
-          <w:sz w:val="24"/>
-          <w:szCs w:val="24"/>
-          <w:lang w:val="en-US"/>
-        </w:rPr>
-        <w:t xml:space="preserve">, A., Michel, V., Thirion, B., Grisel, O., </w:t>
-      </w:r>
-      <w:r>
-        <w:rPr>
-          <w:rFonts w:ascii="CMU Serif" w:hAnsi="CMU Serif" w:cs="CMU Serif"/>
-          <w:i/>
-          <w:iCs/>
-          <w:sz w:val="24"/>
-          <w:szCs w:val="24"/>
-          <w:lang w:val="en-US"/>
-        </w:rPr>
-        <w:t>et al.</w:t>
-      </w:r>
-      <w:r>
-        <w:rPr>
-          <w:rFonts w:ascii="CMU Serif" w:hAnsi="CMU Serif" w:cs="CMU Serif"/>
-          <w:sz w:val="24"/>
-          <w:szCs w:val="24"/>
-          <w:lang w:val="en-US"/>
-        </w:rPr>
-        <w:t xml:space="preserve"> (2011). Scikit-learn: Machine learning in Python. </w:t>
-      </w:r>
-      <w:r>
-        <w:rPr>
-          <w:rFonts w:ascii="CMU Serif" w:hAnsi="CMU Serif" w:cs="CMU Serif"/>
-          <w:i/>
-          <w:iCs/>
-          <w:sz w:val="24"/>
-          <w:szCs w:val="24"/>
-          <w:lang w:val="en-US"/>
-        </w:rPr>
-        <w:t>Journal of Machine Learning Research</w:t>
-      </w:r>
-      <w:r>
-        <w:rPr>
-          <w:rFonts w:ascii="CMU Serif" w:hAnsi="CMU Serif" w:cs="CMU Serif"/>
-          <w:sz w:val="24"/>
-          <w:szCs w:val="24"/>
-          <w:lang w:val="en-US"/>
-        </w:rPr>
-        <w:t>, 12, 2825–2830.</w:t>
-      </w:r>
-    </w:p>
-    <w:p>
-      <w:pPr>
-        <w:rPr>
-          <w:rFonts w:ascii="CMU Serif" w:hAnsi="CMU Serif" w:cs="CMU Serif"/>
-          <w:sz w:val="24"/>
-          <w:szCs w:val="24"/>
-          <w:lang w:val="en-US"/>
-        </w:rPr>
-      </w:pPr>
-      <w:r>
-        <w:rPr>
-          <w:rFonts w:ascii="CMU Serif" w:hAnsi="CMU Serif" w:cs="CMU Serif"/>
-          <w:sz w:val="24"/>
-          <w:szCs w:val="24"/>
-          <w:lang w:val="en-US"/>
-        </w:rPr>
-        <w:t xml:space="preserve">[11] Ritchie, M. E., </w:t>
-      </w:r>
-      <w:proofErr w:type="spellStart"/>
-      <w:r>
-        <w:rPr>
-          <w:rFonts w:ascii="CMU Serif" w:hAnsi="CMU Serif" w:cs="CMU Serif"/>
-          <w:sz w:val="24"/>
-          <w:szCs w:val="24"/>
-          <w:lang w:val="en-US"/>
-        </w:rPr>
-        <w:t>Phipson</w:t>
-      </w:r>
-      <w:proofErr w:type="spellEnd"/>
-      <w:r>
-        <w:rPr>
-          <w:rFonts w:ascii="CMU Serif" w:hAnsi="CMU Serif" w:cs="CMU Serif"/>
-          <w:sz w:val="24"/>
-          <w:szCs w:val="24"/>
-          <w:lang w:val="en-US"/>
-        </w:rPr>
-        <w:t xml:space="preserve">, B., Wu, D., Hu, Y., Law, C. W., Shi, W., &amp; Smyth, G. K. (2015). </w:t>
-      </w:r>
-      <w:proofErr w:type="spellStart"/>
-      <w:r>
-        <w:rPr>
-          <w:rFonts w:ascii="CMU Serif" w:hAnsi="CMU Serif" w:cs="CMU Serif"/>
-          <w:sz w:val="24"/>
-          <w:szCs w:val="24"/>
-          <w:lang w:val="en-US"/>
-        </w:rPr>
-        <w:t>limma</w:t>
-      </w:r>
-      <w:proofErr w:type="spellEnd"/>
-      <w:r>
-        <w:rPr>
-          <w:rFonts w:ascii="CMU Serif" w:hAnsi="CMU Serif" w:cs="CMU Serif"/>
-          <w:sz w:val="24"/>
-          <w:szCs w:val="24"/>
-          <w:lang w:val="en-US"/>
-        </w:rPr>
-        <w:t xml:space="preserve"> powers differential expression analyses for RNA-sequencing and microarray studies. </w:t>
-      </w:r>
-      <w:r>
-        <w:rPr>
-          <w:rFonts w:ascii="CMU Serif" w:hAnsi="CMU Serif" w:cs="CMU Serif"/>
-          <w:i/>
-          <w:iCs/>
-          <w:sz w:val="24"/>
-          <w:szCs w:val="24"/>
-          <w:lang w:val="en-US"/>
-        </w:rPr>
-        <w:t>Nucleic Acids Research</w:t>
-      </w:r>
-      <w:r>
-        <w:rPr>
-          <w:rFonts w:ascii="CMU Serif" w:hAnsi="CMU Serif" w:cs="CMU Serif"/>
-          <w:sz w:val="24"/>
-          <w:szCs w:val="24"/>
-          <w:lang w:val="en-US"/>
-        </w:rPr>
-        <w:t xml:space="preserve">, 43(7), e47. </w:t>
-      </w:r>
-      <w:hyperlink r:id="rId26" w:history="1">
-        <w:r>
-          <w:rPr>
-            <w:rStyle w:val="Hyperlink"/>
-            <w:rFonts w:ascii="CMU Serif" w:hAnsi="CMU Serif" w:cs="CMU Serif"/>
-            <w:sz w:val="24"/>
-            <w:szCs w:val="24"/>
-            <w:lang w:val="en-US"/>
-          </w:rPr>
-          <w:t>https://doi.org/10.1093/nar/gkv007</w:t>
-        </w:r>
-      </w:hyperlink>
-    </w:p>
-    <w:p>
-      <w:pPr>
-        <w:rPr>
-          <w:rFonts w:ascii="CMU Serif" w:hAnsi="CMU Serif" w:cs="CMU Serif"/>
-          <w:sz w:val="24"/>
-          <w:szCs w:val="24"/>
-          <w:lang w:val="en-US"/>
-        </w:rPr>
-      </w:pPr>
-      <w:r>
-        <w:rPr>
-          <w:rFonts w:ascii="CMU Serif" w:hAnsi="CMU Serif" w:cs="CMU Serif"/>
-          <w:sz w:val="24"/>
-          <w:szCs w:val="24"/>
-          <w:lang w:val="en-US"/>
-        </w:rPr>
-        <w:t xml:space="preserve">[12] Smyth, G. K. (2004). Linear models and empirical Bayes methods for assessing differential expression in microarray experiments. </w:t>
-      </w:r>
-      <w:r>
-        <w:rPr>
-          <w:rFonts w:ascii="CMU Serif" w:hAnsi="CMU Serif" w:cs="CMU Serif"/>
-          <w:i/>
-          <w:iCs/>
-          <w:sz w:val="24"/>
-          <w:szCs w:val="24"/>
-          <w:lang w:val="en-US"/>
-        </w:rPr>
-        <w:t>Statistical Applications in Genetics and Molecular Biology</w:t>
-      </w:r>
-      <w:r>
-        <w:rPr>
-          <w:rFonts w:ascii="CMU Serif" w:hAnsi="CMU Serif" w:cs="CMU Serif"/>
-          <w:sz w:val="24"/>
-          <w:szCs w:val="24"/>
-          <w:lang w:val="en-US"/>
-        </w:rPr>
-        <w:t xml:space="preserve">, 3(1). </w:t>
-      </w:r>
-      <w:hyperlink r:id="rId27" w:history="1">
-        <w:r>
-          <w:rPr>
-            <w:rStyle w:val="Hyperlink"/>
-            <w:rFonts w:ascii="CMU Serif" w:hAnsi="CMU Serif" w:cs="CMU Serif"/>
-            <w:sz w:val="24"/>
-            <w:szCs w:val="24"/>
-            <w:lang w:val="en-US"/>
-          </w:rPr>
-          <w:t>https://doi.org/10.2202/1544-6115.1027</w:t>
-        </w:r>
-      </w:hyperlink>
-    </w:p>
-    <w:p>
-      <w:pPr>
-        <w:rPr>
-          <w:rFonts w:ascii="CMU Serif" w:hAnsi="CMU Serif" w:cs="CMU Serif"/>
-          <w:sz w:val="24"/>
-          <w:szCs w:val="24"/>
-          <w:lang w:val="en-US"/>
-        </w:rPr>
-      </w:pPr>
-      <w:r>
-        <w:rPr>
-          <w:rFonts w:ascii="CMU Serif" w:hAnsi="CMU Serif" w:cs="CMU Serif"/>
-          <w:sz w:val="24"/>
-          <w:szCs w:val="24"/>
-          <w:lang w:val="en-US"/>
-        </w:rPr>
-        <w:t xml:space="preserve">[13] </w:t>
-      </w:r>
-      <w:proofErr w:type="spellStart"/>
-      <w:r>
-        <w:rPr>
-          <w:rFonts w:ascii="CMU Serif" w:hAnsi="CMU Serif" w:cs="CMU Serif"/>
-          <w:sz w:val="24"/>
-          <w:szCs w:val="24"/>
-          <w:lang w:val="en-US"/>
-        </w:rPr>
-        <w:t>Szklarczyk</w:t>
-      </w:r>
-      <w:proofErr w:type="spellEnd"/>
-      <w:r>
-        <w:rPr>
-          <w:rFonts w:ascii="CMU Serif" w:hAnsi="CMU Serif" w:cs="CMU Serif"/>
-          <w:sz w:val="24"/>
-          <w:szCs w:val="24"/>
-          <w:lang w:val="en-US"/>
-        </w:rPr>
-        <w:t xml:space="preserve">, D., Gable, A. L., </w:t>
-      </w:r>
-      <w:proofErr w:type="spellStart"/>
-      <w:r>
-        <w:rPr>
-          <w:rFonts w:ascii="CMU Serif" w:hAnsi="CMU Serif" w:cs="CMU Serif"/>
-          <w:sz w:val="24"/>
-          <w:szCs w:val="24"/>
-          <w:lang w:val="en-US"/>
-        </w:rPr>
-        <w:t>Nastou</w:t>
-      </w:r>
-      <w:proofErr w:type="spellEnd"/>
-      <w:r>
-        <w:rPr>
-          <w:rFonts w:ascii="CMU Serif" w:hAnsi="CMU Serif" w:cs="CMU Serif"/>
-          <w:sz w:val="24"/>
-          <w:szCs w:val="24"/>
-          <w:lang w:val="en-US"/>
-        </w:rPr>
-        <w:t xml:space="preserve">, K. C., Lyon, D., Kirsch, R., </w:t>
-      </w:r>
-      <w:proofErr w:type="spellStart"/>
-      <w:r>
-        <w:rPr>
-          <w:rFonts w:ascii="CMU Serif" w:hAnsi="CMU Serif" w:cs="CMU Serif"/>
-          <w:sz w:val="24"/>
-          <w:szCs w:val="24"/>
-          <w:lang w:val="en-US"/>
-        </w:rPr>
-        <w:t>Pyysalo</w:t>
-      </w:r>
-      <w:proofErr w:type="spellEnd"/>
-      <w:r>
-        <w:rPr>
-          <w:rFonts w:ascii="CMU Serif" w:hAnsi="CMU Serif" w:cs="CMU Serif"/>
-          <w:sz w:val="24"/>
-          <w:szCs w:val="24"/>
-          <w:lang w:val="en-US"/>
-        </w:rPr>
-        <w:t xml:space="preserve">, S., </w:t>
-      </w:r>
-      <w:r>
-        <w:rPr>
-          <w:rFonts w:ascii="CMU Serif" w:hAnsi="CMU Serif" w:cs="CMU Serif"/>
-          <w:i/>
-          <w:iCs/>
-          <w:sz w:val="24"/>
-          <w:szCs w:val="24"/>
-          <w:lang w:val="en-US"/>
-        </w:rPr>
-        <w:t>et al.</w:t>
-      </w:r>
-      <w:r>
-        <w:rPr>
-          <w:rFonts w:ascii="CMU Serif" w:hAnsi="CMU Serif" w:cs="CMU Serif"/>
-          <w:sz w:val="24"/>
-          <w:szCs w:val="24"/>
-          <w:lang w:val="en-US"/>
-        </w:rPr>
-        <w:t xml:space="preserve"> (2023). The STRING database in 2023: Protein–protein association networks and functional enrichment analysis for any sequenced genome of interest. </w:t>
-      </w:r>
-      <w:r>
-        <w:rPr>
-          <w:rFonts w:ascii="CMU Serif" w:hAnsi="CMU Serif" w:cs="CMU Serif"/>
-          <w:i/>
-          <w:iCs/>
-          <w:sz w:val="24"/>
-          <w:szCs w:val="24"/>
-          <w:lang w:val="en-US"/>
-        </w:rPr>
-        <w:t>Nucleic Acids Research</w:t>
-      </w:r>
-      <w:r>
-        <w:rPr>
-          <w:rFonts w:ascii="CMU Serif" w:hAnsi="CMU Serif" w:cs="CMU Serif"/>
-          <w:sz w:val="24"/>
-          <w:szCs w:val="24"/>
-          <w:lang w:val="en-US"/>
-        </w:rPr>
-        <w:t xml:space="preserve">, 51(D1), D638–D646. </w:t>
-      </w:r>
-      <w:hyperlink r:id="rId28" w:history="1">
-        <w:r>
-          <w:rPr>
-            <w:rStyle w:val="Hyperlink"/>
-            <w:rFonts w:ascii="CMU Serif" w:hAnsi="CMU Serif" w:cs="CMU Serif"/>
-            <w:sz w:val="24"/>
-            <w:szCs w:val="24"/>
-            <w:lang w:val="en-US"/>
-          </w:rPr>
-          <w:t>https://doi.org/10.1093/nar/gkac1000</w:t>
-        </w:r>
-      </w:hyperlink>
-    </w:p>
-    <w:p>
-      <w:pPr>
-        <w:rPr>
-          <w:rFonts w:ascii="CMU Serif" w:hAnsi="CMU Serif" w:cs="CMU Serif"/>
-          <w:sz w:val="24"/>
-          <w:szCs w:val="24"/>
-          <w:lang w:val="en-US"/>
-        </w:rPr>
-      </w:pPr>
-      <w:r>
-        <w:rPr>
-          <w:rFonts w:ascii="CMU Serif" w:hAnsi="CMU Serif" w:cs="CMU Serif"/>
-          <w:sz w:val="24"/>
-          <w:szCs w:val="24"/>
-          <w:lang w:val="en-US"/>
-        </w:rPr>
-        <w:lastRenderedPageBreak/>
-        <w:t xml:space="preserve">[14] The Gene Ontology Consortium. (2023). The Gene Ontology knowledgebase: 2023 update. </w:t>
-      </w:r>
-      <w:r>
-        <w:rPr>
-          <w:rFonts w:ascii="CMU Serif" w:hAnsi="CMU Serif" w:cs="CMU Serif"/>
-          <w:i/>
-          <w:iCs/>
-          <w:sz w:val="24"/>
-          <w:szCs w:val="24"/>
-          <w:lang w:val="en-US"/>
-        </w:rPr>
-        <w:t>Nucleic Acids Research</w:t>
-      </w:r>
-      <w:r>
-        <w:rPr>
-          <w:rFonts w:ascii="CMU Serif" w:hAnsi="CMU Serif" w:cs="CMU Serif"/>
-          <w:sz w:val="24"/>
-          <w:szCs w:val="24"/>
-          <w:lang w:val="en-US"/>
-        </w:rPr>
-        <w:t xml:space="preserve">, 51(D1), D849–D856. </w:t>
-      </w:r>
-      <w:hyperlink r:id="rId29" w:history="1">
-        <w:r>
-          <w:rPr>
-            <w:rStyle w:val="Hyperlink"/>
-            <w:rFonts w:ascii="CMU Serif" w:hAnsi="CMU Serif" w:cs="CMU Serif"/>
-            <w:sz w:val="24"/>
-            <w:szCs w:val="24"/>
-            <w:lang w:val="en-US"/>
-          </w:rPr>
-          <w:t>https://doi.org/10.1093/nar/gkac1011</w:t>
-        </w:r>
-      </w:hyperlink>
-    </w:p>
-    <w:p>
-      <w:pPr>
-        <w:rPr>
-          <w:rFonts w:ascii="CMU Serif" w:hAnsi="CMU Serif" w:cs="CMU Serif"/>
-          <w:sz w:val="24"/>
-          <w:szCs w:val="24"/>
-          <w:lang w:val="en-US"/>
-        </w:rPr>
-      </w:pPr>
-      <w:r>
-        <w:rPr>
-          <w:rFonts w:ascii="CMU Serif" w:hAnsi="CMU Serif" w:cs="CMU Serif"/>
-          <w:sz w:val="24"/>
-          <w:szCs w:val="24"/>
-          <w:lang w:val="en-US"/>
-        </w:rPr>
-        <w:t xml:space="preserve">[15] Van Rossum, G., &amp; Drake, F. L. (2009). Python 3 Reference Manual. Python Software Foundation. </w:t>
-      </w:r>
-      <w:hyperlink r:id="rId30" w:history="1">
-        <w:r>
-          <w:rPr>
-            <w:rStyle w:val="Hyperlink"/>
-            <w:rFonts w:ascii="CMU Serif" w:hAnsi="CMU Serif" w:cs="CMU Serif"/>
-            <w:sz w:val="24"/>
-            <w:szCs w:val="24"/>
-            <w:lang w:val="en-US"/>
-          </w:rPr>
-          <w:t>https://docs.python.org/3/</w:t>
-        </w:r>
-      </w:hyperlink>
-    </w:p>
-    <w:p>
-      <w:pPr>
-        <w:rPr>
-          <w:rFonts w:ascii="CMU Serif" w:hAnsi="CMU Serif" w:cs="CMU Serif"/>
-          <w:sz w:val="24"/>
-          <w:szCs w:val="24"/>
-          <w:lang w:val="en-US"/>
-        </w:rPr>
-      </w:pPr>
-      <w:r>
-        <w:rPr>
-          <w:rFonts w:ascii="CMU Serif" w:hAnsi="CMU Serif" w:cs="CMU Serif"/>
-          <w:sz w:val="24"/>
-          <w:szCs w:val="24"/>
-          <w:lang w:val="en-US"/>
-        </w:rPr>
-        <w:t xml:space="preserve">[16] Hagberg, A. A., Schult, D. A., &amp; Swart, P. J. (2008). Exploring network structure, dynamics, and function using </w:t>
-      </w:r>
-      <w:proofErr w:type="spellStart"/>
-      <w:r>
-        <w:rPr>
-          <w:rFonts w:ascii="CMU Serif" w:hAnsi="CMU Serif" w:cs="CMU Serif"/>
-          <w:sz w:val="24"/>
-          <w:szCs w:val="24"/>
-          <w:lang w:val="en-US"/>
-        </w:rPr>
-        <w:t>NetworkX</w:t>
-      </w:r>
-      <w:proofErr w:type="spellEnd"/>
-      <w:r>
-        <w:rPr>
-          <w:rFonts w:ascii="CMU Serif" w:hAnsi="CMU Serif" w:cs="CMU Serif"/>
-          <w:sz w:val="24"/>
-          <w:szCs w:val="24"/>
-          <w:lang w:val="en-US"/>
-        </w:rPr>
-        <w:t xml:space="preserve">. </w:t>
-      </w:r>
-      <w:r>
-        <w:rPr>
-          <w:rFonts w:ascii="CMU Serif" w:hAnsi="CMU Serif" w:cs="CMU Serif"/>
-          <w:i/>
-          <w:iCs/>
-          <w:sz w:val="24"/>
-          <w:szCs w:val="24"/>
-          <w:lang w:val="en-US"/>
-        </w:rPr>
-        <w:t>Proceedings of the 7th Python in Science Conference</w:t>
-      </w:r>
-      <w:r>
-        <w:rPr>
-          <w:rFonts w:ascii="CMU Serif" w:hAnsi="CMU Serif" w:cs="CMU Serif"/>
-          <w:sz w:val="24"/>
-          <w:szCs w:val="24"/>
-          <w:lang w:val="en-US"/>
-        </w:rPr>
-        <w:t>, 11–15.</w:t>
-      </w:r>
-    </w:p>
-    <w:p>
-      <w:pPr>
-        <w:rPr>
-          <w:rFonts w:ascii="CMU Serif" w:hAnsi="CMU Serif" w:cs="CMU Serif"/>
-          <w:sz w:val="24"/>
-          <w:szCs w:val="24"/>
-          <w:lang w:val="en-US"/>
-        </w:rPr>
-      </w:pPr>
-      <w:r>
-        <w:rPr>
-          <w:rFonts w:ascii="CMU Serif" w:hAnsi="CMU Serif" w:cs="CMU Serif"/>
-          <w:sz w:val="24"/>
-          <w:szCs w:val="24"/>
-          <w:lang w:val="en-US"/>
-        </w:rPr>
-        <w:t xml:space="preserve">[17] World Health Organization. (2023). Dementia. </w:t>
-      </w:r>
-      <w:hyperlink r:id="rId31" w:history="1">
-        <w:r>
-          <w:rPr>
-            <w:rStyle w:val="Hyperlink"/>
-            <w:rFonts w:ascii="CMU Serif" w:hAnsi="CMU Serif" w:cs="CMU Serif"/>
-            <w:sz w:val="24"/>
-            <w:szCs w:val="24"/>
-            <w:lang w:val="en-US"/>
-          </w:rPr>
-          <w:t>https://www.who.int/news-room/fact-sheets/detail/dementia</w:t>
-        </w:r>
-      </w:hyperlink>
-    </w:p>
-    <w:p>
-      <w:pPr>
-        <w:rPr>
-          <w:rFonts w:ascii="CMU Serif" w:hAnsi="CMU Serif" w:cs="CMU Serif"/>
-          <w:b/>
-          <w:bCs/>
-          <w:sz w:val="24"/>
-          <w:szCs w:val="24"/>
-          <w:lang w:val="en-US"/>
-        </w:rPr>
-      </w:pPr>
-      <w:r>
-        <w:rPr>
-          <w:rFonts w:ascii="CMU Serif" w:hAnsi="CMU Serif" w:cs="CMU Serif"/>
-          <w:sz w:val="24"/>
-          <w:szCs w:val="24"/>
-          <w:lang w:val="en-US"/>
-        </w:rPr>
-        <w:t>[18] Ellinidou</w:t>
-      </w:r>
-      <w:r>
-        <w:rPr>
-          <w:rFonts w:ascii="CMU Serif" w:hAnsi="CMU Serif" w:cs="CMU Serif"/>
-          <w:sz w:val="24"/>
-          <w:szCs w:val="24"/>
-          <w:lang w:val="en-US"/>
-        </w:rPr>
-        <w:t xml:space="preserve">, </w:t>
-      </w:r>
-      <w:r>
-        <w:rPr>
-          <w:rFonts w:ascii="CMU Serif" w:hAnsi="CMU Serif" w:cs="CMU Serif"/>
-          <w:sz w:val="24"/>
-          <w:szCs w:val="24"/>
-          <w:lang w:val="en-US"/>
-        </w:rPr>
-        <w:t>R</w:t>
-      </w:r>
-      <w:r>
-        <w:rPr>
-          <w:rFonts w:ascii="CMU Serif" w:hAnsi="CMU Serif" w:cs="CMU Serif"/>
-          <w:sz w:val="24"/>
-          <w:szCs w:val="24"/>
-          <w:lang w:val="en-US"/>
-        </w:rPr>
-        <w:t>. (202</w:t>
-      </w:r>
-      <w:r>
-        <w:rPr>
-          <w:rFonts w:ascii="CMU Serif" w:hAnsi="CMU Serif" w:cs="CMU Serif"/>
-          <w:sz w:val="24"/>
-          <w:szCs w:val="24"/>
-          <w:lang w:val="en-US"/>
-        </w:rPr>
-        <w:t>6</w:t>
-      </w:r>
-      <w:r>
-        <w:rPr>
-          <w:rFonts w:ascii="CMU Serif" w:hAnsi="CMU Serif" w:cs="CMU Serif"/>
-          <w:sz w:val="24"/>
-          <w:szCs w:val="24"/>
-          <w:lang w:val="en-US"/>
-        </w:rPr>
-        <w:t xml:space="preserve">). </w:t>
-      </w:r>
-      <w:r>
-        <w:rPr>
-          <w:rFonts w:ascii="CMU Serif" w:hAnsi="CMU Serif" w:cs="CMU Serif"/>
-          <w:i/>
-          <w:iCs/>
-          <w:sz w:val="24"/>
-          <w:szCs w:val="24"/>
-          <w:lang w:val="en-US"/>
-        </w:rPr>
-        <w:t>Integrated Transcriptomic Analysis of Alzheimer's Disease</w:t>
-      </w:r>
-      <w:r>
-        <w:rPr>
-          <w:rFonts w:ascii="CMU Serif" w:hAnsi="CMU Serif" w:cs="CMU Serif"/>
-          <w:sz w:val="24"/>
-          <w:szCs w:val="24"/>
-          <w:lang w:val="en-US"/>
-        </w:rPr>
-        <w:t xml:space="preserve">. </w:t>
-      </w:r>
-      <w:r>
-        <w:rPr>
-          <w:rFonts w:ascii="CMU Serif" w:hAnsi="CMU Serif" w:cs="CMU Serif"/>
-          <w:sz w:val="24"/>
-          <w:szCs w:val="24"/>
-          <w:lang w:val="en-US"/>
-        </w:rPr>
-        <w:t xml:space="preserve">GitHub. </w:t>
-      </w:r>
-      <w:hyperlink r:id="rId32" w:history="1">
-        <w:r>
-          <w:rPr>
-            <w:rStyle w:val="Hyperlink"/>
-            <w:rFonts w:ascii="CMU Serif" w:hAnsi="CMU Serif" w:cs="CMU Serif"/>
-            <w:sz w:val="24"/>
-            <w:szCs w:val="24"/>
-            <w:lang w:val="en-US"/>
-          </w:rPr>
-          <w:t>https://github.com/ritaell/alzheimers-transcriptomic-analysis</w:t>
-        </w:r>
-      </w:hyperlink>
-      <w:r>
-        <w:rPr>
-          <w:lang w:val="en-US"/>
-        </w:rPr>
-        <w:t xml:space="preserve">, DOI: </w:t>
-      </w:r>
-      <w:hyperlink r:id="rId33" w:history="1">
         <w:r>
           <w:rPr>
             <w:rStyle w:val="Hyperlink"/>
             <w:lang w:val="en-US"/>
           </w:rPr>
-          <w:t> D</w:t>
-        </w:r>
-        <w:r>
-          <w:rPr>
-            <w:rStyle w:val="Hyperlink"/>
-            <w:lang w:val="en-US"/>
-          </w:rPr>
-          <w:t>O</w:t>
-        </w:r>
-        <w:r>
-          <w:rPr>
-            <w:rStyle w:val="Hyperlink"/>
-            <w:lang w:val="en-US"/>
-          </w:rPr>
-          <w:t>I: 10.5281/zenodo.21198586</w:t>
+          <w:t> DOI: 10.5281/zenodo.21198586</w:t>
         </w:r>
       </w:hyperlink>
     </w:p>
@@ -11196,6 +11378,7 @@
   <w:style w:type="character" w:default="1" w:styleId="DefaultParagraphFont">
     <w:name w:val="Default Paragraph Font"/>
     <w:uiPriority w:val="1"/>
+    <w:semiHidden/>
     <w:unhideWhenUsed/>
   </w:style>
   <w:style w:type="table" w:default="1" w:styleId="TableNormal">

--- a/paper/Analysis.docx
+++ b/paper/Analysis.docx
@@ -399,46 +399,7 @@
           <w:szCs w:val="24"/>
           <w:lang w:val="en-US"/>
         </w:rPr>
-        <w:t xml:space="preserve">Alzheimer's disease (AD) is the most common neurodegenerative disorder and the leading cause of dementia worldwide. It is </w:t>
-      </w:r>
-      <w:proofErr w:type="spellStart"/>
-      <w:r>
-        <w:rPr>
-          <w:rFonts w:ascii="CMU Serif" w:hAnsi="CMU Serif" w:cs="CMU Serif"/>
-          <w:sz w:val="24"/>
-          <w:szCs w:val="24"/>
-          <w:lang w:val="en-US"/>
-        </w:rPr>
-        <w:t>characterised</w:t>
-      </w:r>
-      <w:proofErr w:type="spellEnd"/>
-      <w:r>
-        <w:rPr>
-          <w:rFonts w:ascii="CMU Serif" w:hAnsi="CMU Serif" w:cs="CMU Serif"/>
-          <w:sz w:val="24"/>
-          <w:szCs w:val="24"/>
-          <w:lang w:val="en-US"/>
-        </w:rPr>
-        <w:t xml:space="preserve"> by progressive cognitive decline, memory impairment and loss of executive function, ultimately leading to severe disability and dependence. As global life expectancy continues to increase, the prevalence of Alzheimer's disease is expected to rise substantially, creating significant healthcare, social and economic challenges.</w:t>
-      </w:r>
-    </w:p>
-    <w:p>
-      <w:pPr>
-        <w:rPr>
-          <w:rFonts w:ascii="CMU Serif" w:hAnsi="CMU Serif" w:cs="CMU Serif"/>
-          <w:sz w:val="24"/>
-          <w:szCs w:val="24"/>
-          <w:lang w:val="en-US"/>
-        </w:rPr>
-      </w:pPr>
-      <w:r>
-        <w:rPr>
-          <w:rFonts w:ascii="CMU Serif" w:hAnsi="CMU Serif" w:cs="CMU Serif"/>
-          <w:sz w:val="24"/>
-          <w:szCs w:val="24"/>
-          <w:lang w:val="en-US"/>
-        </w:rPr>
-        <w:t>The pathological hallmarks of Alzheimer's disease include the accumulation of extracellular amyloid-</w:t>
+        <w:t>Alzheimer's disease (AD) is the most common neurodegenerative disorder and the leading cause of dementia worldwide. The disease is characterized by progressive cognitive decline, synaptic dysfunction, neuronal loss, extracellular accumulation of amyloid-</w:t>
       </w:r>
       <w:r>
         <w:rPr>
@@ -455,125 +416,75 @@
           <w:szCs w:val="24"/>
           <w:lang w:val="en-US"/>
         </w:rPr>
-        <w:t xml:space="preserve"> plaques and intracellular neurofibrillary tangles composed of hyperphosphorylated tau protein. These pathological changes are accompanied by synaptic dysfunction, neuronal loss, chronic neuroinflammation and widespread alterations in gene expression. Although these mechanisms have been extensively investigated, the molecular processes driving disease progression remain incompletely understood.</w:t>
-      </w:r>
-    </w:p>
-    <w:p>
-      <w:pPr>
-        <w:rPr>
-          <w:rFonts w:ascii="CMU Serif" w:hAnsi="CMU Serif" w:cs="CMU Serif"/>
-          <w:sz w:val="24"/>
-          <w:szCs w:val="24"/>
-          <w:lang w:val="en-US"/>
-        </w:rPr>
-      </w:pPr>
-      <w:r>
-        <w:rPr>
-          <w:rFonts w:ascii="CMU Serif" w:hAnsi="CMU Serif" w:cs="CMU Serif"/>
-          <w:sz w:val="24"/>
-          <w:szCs w:val="24"/>
-          <w:lang w:val="en-US"/>
-        </w:rPr>
-        <w:t>Advances in high-throughput transcriptomic technologies have enabled comprehensive analysis of gene expression changes associated with Alzheimer's disease. Public repositories such as the National Center for Biotechnology Information (NCBI) Gene Expression Omnibus (GEO) provide access to large-scale transcriptomic datasets that facilitate the identification of differentially expressed genes (DEGs) and dysregulated biological pathways. Integrating multiple independent datasets improves the robustness of bioinformatic analyses by reducing dataset-specific variability and highlighting reproducible molecular alterations.</w:t>
-      </w:r>
-    </w:p>
-    <w:p>
-      <w:pPr>
-        <w:rPr>
-          <w:rFonts w:ascii="CMU Serif" w:hAnsi="CMU Serif" w:cs="CMU Serif"/>
-          <w:sz w:val="24"/>
-          <w:szCs w:val="24"/>
-          <w:lang w:val="en-US"/>
-        </w:rPr>
-      </w:pPr>
-      <w:r>
-        <w:rPr>
-          <w:rFonts w:ascii="CMU Serif" w:hAnsi="CMU Serif" w:cs="CMU Serif"/>
-          <w:sz w:val="24"/>
-          <w:szCs w:val="24"/>
-          <w:lang w:val="en-US"/>
-        </w:rPr>
-        <w:t xml:space="preserve">Differential expression analysis identifies genes whose expression differs significantly between disease and control samples. Subsequent functional enrichment analyses, including Gene Ontology (GO) and Kyoto Encyclopedia of Genes and Genomes (KEGG) pathway analysis, provide biological interpretation by identifying overrepresented cellular processes and </w:t>
-      </w:r>
-      <w:proofErr w:type="spellStart"/>
-      <w:r>
-        <w:rPr>
-          <w:rFonts w:ascii="CMU Serif" w:hAnsi="CMU Serif" w:cs="CMU Serif"/>
-          <w:sz w:val="24"/>
-          <w:szCs w:val="24"/>
-          <w:lang w:val="en-US"/>
-        </w:rPr>
-        <w:t>signalling</w:t>
-      </w:r>
-      <w:proofErr w:type="spellEnd"/>
-      <w:r>
-        <w:rPr>
-          <w:rFonts w:ascii="CMU Serif" w:hAnsi="CMU Serif" w:cs="CMU Serif"/>
-          <w:sz w:val="24"/>
-          <w:szCs w:val="24"/>
-          <w:lang w:val="en-US"/>
-        </w:rPr>
-        <w:t xml:space="preserve"> pathways. Protein–protein interaction (PPI) network analysis further </w:t>
-      </w:r>
-      <w:proofErr w:type="spellStart"/>
-      <w:r>
-        <w:rPr>
-          <w:rFonts w:ascii="CMU Serif" w:hAnsi="CMU Serif" w:cs="CMU Serif"/>
-          <w:sz w:val="24"/>
-          <w:szCs w:val="24"/>
-          <w:lang w:val="en-US"/>
-        </w:rPr>
-        <w:t>prioritises</w:t>
-      </w:r>
-      <w:proofErr w:type="spellEnd"/>
-      <w:r>
-        <w:rPr>
-          <w:rFonts w:ascii="CMU Serif" w:hAnsi="CMU Serif" w:cs="CMU Serif"/>
-          <w:sz w:val="24"/>
-          <w:szCs w:val="24"/>
-          <w:lang w:val="en-US"/>
-        </w:rPr>
-        <w:t xml:space="preserve"> highly connected hub genes that may play central roles in disease-associated molecular networks.</w:t>
-      </w:r>
-    </w:p>
-    <w:p>
-      <w:pPr>
-        <w:rPr>
-          <w:rFonts w:ascii="CMU Serif" w:hAnsi="CMU Serif" w:cs="CMU Serif"/>
-          <w:sz w:val="24"/>
-          <w:szCs w:val="24"/>
-          <w:lang w:val="en-US"/>
-        </w:rPr>
-      </w:pPr>
-      <w:r>
-        <w:rPr>
-          <w:rFonts w:ascii="CMU Serif" w:hAnsi="CMU Serif" w:cs="CMU Serif"/>
-          <w:sz w:val="24"/>
-          <w:szCs w:val="24"/>
-          <w:lang w:val="en-US"/>
-        </w:rPr>
-        <w:t xml:space="preserve">The objective of this study was to investigate transcriptomic alterations associated with Alzheimer's disease through the integrated analysis of two independent GEO microarray datasets, GSE122063 and GSE33000. Differential expression analysis was performed independently for each dataset using the </w:t>
-      </w:r>
-      <w:proofErr w:type="spellStart"/>
-      <w:r>
-        <w:rPr>
-          <w:rFonts w:ascii="CMU Serif" w:hAnsi="CMU Serif" w:cs="CMU Serif"/>
-          <w:sz w:val="24"/>
-          <w:szCs w:val="24"/>
-          <w:lang w:val="en-US"/>
-        </w:rPr>
-        <w:t>limma</w:t>
-      </w:r>
-      <w:proofErr w:type="spellEnd"/>
-      <w:r>
-        <w:rPr>
-          <w:rFonts w:ascii="CMU Serif" w:hAnsi="CMU Serif" w:cs="CMU Serif"/>
-          <w:sz w:val="24"/>
-          <w:szCs w:val="24"/>
-          <w:lang w:val="en-US"/>
-        </w:rPr>
-        <w:t xml:space="preserve"> package, followed by comparative identification of shared DEGs. Functional enrichment and protein–protein interaction analyses were subsequently conducted to investigate the biological </w:t>
-      </w:r>
+        <w:t xml:space="preserve"> plaques, intracellular neurofibrillary tangles, and chronic neuroinflammation. Despite decades of research, the molecular mechanisms underlying AD progression remain incompletely understood, and effective disease-modifying therapies remain limited. As global populations continue to age, identifying robust molecular signatures associated with AD has become an increasingly important research objective.</w:t>
+      </w:r>
+    </w:p>
+    <w:p>
+      <w:pPr>
+        <w:rPr>
+          <w:rFonts w:ascii="CMU Serif" w:hAnsi="CMU Serif" w:cs="CMU Serif"/>
+          <w:sz w:val="24"/>
+          <w:szCs w:val="24"/>
+          <w:lang w:val="en-US"/>
+        </w:rPr>
+      </w:pPr>
+      <w:r>
+        <w:rPr>
+          <w:rFonts w:ascii="CMU Serif" w:hAnsi="CMU Serif" w:cs="CMU Serif"/>
+          <w:sz w:val="24"/>
+          <w:szCs w:val="24"/>
+          <w:lang w:val="en-US"/>
+        </w:rPr>
+        <w:t>Advances in high-throughput transcriptomic technologies have enabled comprehensive investigation of gene expression changes associated with Alzheimer's disease. Public repositories such as the National Center for Biotechnology Information (NCBI) Gene Expression Omnibus (GEO) contain large-scale transcriptomic datasets generated from postmortem human brain tissue, providing valuable opportunities to explore disease-associated molecular alterations. Numerous studies have identified differentially expressed genes and dysregulated biological pathways in AD; however, findings often vary considerably among datasets because of differences in sample composition, brain regions analyzed, experimental platforms, and statistical methodologies.</w:t>
+      </w:r>
+    </w:p>
+    <w:p>
+      <w:pPr>
+        <w:rPr>
+          <w:rFonts w:ascii="CMU Serif" w:hAnsi="CMU Serif" w:cs="CMU Serif"/>
+          <w:sz w:val="24"/>
+          <w:szCs w:val="24"/>
+          <w:lang w:val="en-US"/>
+        </w:rPr>
+      </w:pPr>
+      <w:r>
+        <w:rPr>
+          <w:rFonts w:ascii="CMU Serif" w:hAnsi="CMU Serif" w:cs="CMU Serif"/>
+          <w:sz w:val="24"/>
+          <w:szCs w:val="24"/>
+          <w:lang w:val="en-US"/>
+        </w:rPr>
+        <w:t>Integrative transcriptomic analysis offers an effective strategy for addressing these limitations by identifying molecular signatures that remain consistent across independent patient cohorts. Genes and pathways reproducibly dysregulated in multiple datasets are more likely to represent biologically meaningful mechanisms of disease rather than dataset-specific findings. Furthermore, combining differential gene expression analysis with functional enrichment and protein–protein interaction network analysis enables identification of key biological processes and highly connected hub genes that may contribute to disease pathogenesis and serve as potential therapeutic targets.</w:t>
+      </w:r>
+    </w:p>
+    <w:p>
+      <w:pPr>
+        <w:rPr>
+          <w:rFonts w:ascii="CMU Serif" w:hAnsi="CMU Serif" w:cs="CMU Serif"/>
+          <w:sz w:val="24"/>
+          <w:szCs w:val="24"/>
+          <w:lang w:val="en-US"/>
+        </w:rPr>
+      </w:pPr>
+      <w:r>
+        <w:rPr>
+          <w:rFonts w:ascii="CMU Serif" w:hAnsi="CMU Serif" w:cs="CMU Serif"/>
+          <w:sz w:val="24"/>
+          <w:szCs w:val="24"/>
+          <w:lang w:val="en-US"/>
+        </w:rPr>
+        <w:t>Previous transcriptomic studies have implicated synaptic dysfunction, neurotransmitter imbalance, immune activation, and inflammatory signaling in Alzheimer's disease. However, many reported gene signatures lack reproducibility across independent datasets, highlighting the need for integrated approaches capable of identifying robust disease-associated molecular alterations. The increasing availability of publicly accessible transcriptomic resources provides an opportunity to perform such analyses in a reproducible and cost-effective manner.</w:t>
+      </w:r>
+    </w:p>
+    <w:p>
+      <w:pPr>
+        <w:rPr>
+          <w:rFonts w:ascii="CMU Serif" w:hAnsi="CMU Serif" w:cs="CMU Serif"/>
+          <w:sz w:val="24"/>
+          <w:szCs w:val="24"/>
+          <w:lang w:val="en-US"/>
+        </w:rPr>
+      </w:pPr>
       <w:r>
         <w:rPr>
           <w:rFonts w:ascii="CMU Serif" w:hAnsi="CMU Serif" w:cs="CMU Serif"/>
@@ -582,26 +493,26 @@
           <w:lang w:val="en-US"/>
         </w:rPr>
         <w:lastRenderedPageBreak/>
-        <w:t>significance of the shared genes and identify key molecular pathways and hub genes associated with Alzheimer's disease pathology.</w:t>
-      </w:r>
-    </w:p>
-    <w:p>
-      <w:pPr>
-        <w:rPr>
-          <w:rFonts w:ascii="CMU Serif" w:hAnsi="CMU Serif" w:cs="CMU Serif"/>
-          <w:sz w:val="24"/>
-          <w:szCs w:val="24"/>
-          <w:lang w:val="en-US"/>
-        </w:rPr>
-      </w:pPr>
-      <w:r>
-        <w:rPr>
-          <w:rFonts w:ascii="CMU Serif" w:hAnsi="CMU Serif" w:cs="CMU Serif"/>
-          <w:sz w:val="24"/>
-          <w:szCs w:val="24"/>
-          <w:lang w:val="en-US"/>
-        </w:rPr>
-        <w:t>By combining independent transcriptomic datasets with functional and network analyses, this study aims to identify robust molecular signatures that improve our understanding of Alzheimer's disease pathogenesis and provide candidate genes for future experimental validation and therapeutic investigation.</w:t>
+        <w:t>In this study, we integrated two independent Alzheimer's disease gene expression datasets (GSE33000 and GSE44770) obtained from postmortem human brain tissue. Differentially expressed genes were identified independently within each dataset and subsequently compared to determine conserved transcriptomic alterations. Functional enrichment analyses were performed to characterize the biological processes and pathways associated with the shared genes, while protein–protein interaction network analysis was used to identify central hub genes within the conserved molecular network.</w:t>
+      </w:r>
+    </w:p>
+    <w:p>
+      <w:pPr>
+        <w:rPr>
+          <w:rFonts w:ascii="CMU Serif" w:hAnsi="CMU Serif" w:cs="CMU Serif"/>
+          <w:sz w:val="24"/>
+          <w:szCs w:val="24"/>
+          <w:lang w:val="en-US"/>
+        </w:rPr>
+      </w:pPr>
+      <w:r>
+        <w:rPr>
+          <w:rFonts w:ascii="CMU Serif" w:hAnsi="CMU Serif" w:cs="CMU Serif"/>
+          <w:sz w:val="24"/>
+          <w:szCs w:val="24"/>
+          <w:lang w:val="en-US"/>
+        </w:rPr>
+        <w:t>We hypothesized that integrating independent transcriptomic datasets would reveal reproducible molecular signatures associated with Alzheimer's disease and identify biologically important hub genes involved in disease progression. Through this approach, we aimed to improve understanding of the molecular mechanisms underlying AD while demonstrating the value of reproducible computational analysis using publicly available transcriptomic data.</w:t>
       </w:r>
     </w:p>
     <w:p>
@@ -643,11 +554,9 @@
           <w:szCs w:val="24"/>
           <w:lang w:val="en-US"/>
         </w:rPr>
-        <w:t>2. Materials and Methods</w:t>
-      </w:r>
-    </w:p>
-    <w:p>
-      <w:pPr>
+        <w:t xml:space="preserve">2. </w:t>
+      </w:r>
+      <w:r>
         <w:rPr>
           <w:rFonts w:ascii="CMU Serif" w:hAnsi="CMU Serif" w:cs="CMU Serif"/>
           <w:b/>
@@ -656,8 +565,11 @@
           <w:szCs w:val="24"/>
           <w:lang w:val="en-US"/>
         </w:rPr>
-      </w:pPr>
-      <w:r>
+        <w:t>Materials and Methods</w:t>
+      </w:r>
+    </w:p>
+    <w:p>
+      <w:pPr>
         <w:rPr>
           <w:rFonts w:ascii="CMU Serif" w:hAnsi="CMU Serif" w:cs="CMU Serif"/>
           <w:b/>
@@ -666,667 +578,8 @@
           <w:szCs w:val="24"/>
           <w:lang w:val="en-US"/>
         </w:rPr>
-        <w:t>2.1 Study Design</w:t>
-      </w:r>
-    </w:p>
-    <w:p>
-      <w:pPr>
-        <w:rPr>
-          <w:rFonts w:ascii="CMU Serif" w:hAnsi="CMU Serif" w:cs="CMU Serif"/>
-          <w:sz w:val="24"/>
-          <w:szCs w:val="24"/>
-          <w:lang w:val="en-US"/>
-        </w:rPr>
-      </w:pPr>
-      <w:r>
-        <w:rPr>
-          <w:rFonts w:ascii="CMU Serif" w:hAnsi="CMU Serif" w:cs="CMU Serif"/>
-          <w:sz w:val="24"/>
-          <w:szCs w:val="24"/>
-          <w:lang w:val="en-US"/>
-        </w:rPr>
-        <w:t xml:space="preserve">This study employed an integrative bioinformatics approach to investigate transcriptomic alterations associated with Alzheimer's disease using publicly available gene expression datasets obtained from the National Center for Biotechnology Information (NCBI) Gene Expression Omnibus (GEO). Two independent microarray datasets were </w:t>
-      </w:r>
-      <w:proofErr w:type="spellStart"/>
-      <w:r>
-        <w:rPr>
-          <w:rFonts w:ascii="CMU Serif" w:hAnsi="CMU Serif" w:cs="CMU Serif"/>
-          <w:sz w:val="24"/>
-          <w:szCs w:val="24"/>
-          <w:lang w:val="en-US"/>
-        </w:rPr>
-        <w:t>analysed</w:t>
-      </w:r>
-      <w:proofErr w:type="spellEnd"/>
-      <w:r>
-        <w:rPr>
-          <w:rFonts w:ascii="CMU Serif" w:hAnsi="CMU Serif" w:cs="CMU Serif"/>
-          <w:sz w:val="24"/>
-          <w:szCs w:val="24"/>
-          <w:lang w:val="en-US"/>
-        </w:rPr>
-        <w:t xml:space="preserve"> separately to identify differentially expressed genes (DEGs), followed by an integrated analysis to determine genes consistently dysregulated across both cohorts. Functional enrichment analyses, protein–protein interaction (PPI) network construction and hub gene identification were subsequently performed using the shared DEGs to identify biological pathways and molecular mechanisms consistently associated with Alzheimer's disease.</w:t>
-      </w:r>
-      <w:r>
-        <w:rPr>
-          <w:rFonts w:ascii="CMU Serif" w:hAnsi="CMU Serif" w:cs="CMU Serif"/>
-          <w:sz w:val="24"/>
-          <w:szCs w:val="24"/>
-          <w:lang w:val="en-US"/>
-        </w:rPr>
-        <w:t xml:space="preserve"> </w:t>
-      </w:r>
-    </w:p>
-    <w:p>
-      <w:pPr>
-        <w:rPr>
-          <w:rFonts w:ascii="CMU Serif" w:hAnsi="CMU Serif" w:cs="CMU Serif"/>
-          <w:sz w:val="24"/>
-          <w:szCs w:val="24"/>
-          <w:lang w:val="en-US"/>
-        </w:rPr>
-      </w:pPr>
-      <w:r>
-        <w:rPr>
-          <w:rFonts w:ascii="CMU Serif" w:hAnsi="CMU Serif" w:cs="CMU Serif"/>
-          <w:sz w:val="24"/>
-          <w:szCs w:val="24"/>
-          <w:lang w:val="en-US"/>
-        </w:rPr>
-        <w:t xml:space="preserve">The principal characteristics of the two GEO datasets </w:t>
-      </w:r>
-      <w:proofErr w:type="spellStart"/>
-      <w:r>
-        <w:rPr>
-          <w:rFonts w:ascii="CMU Serif" w:hAnsi="CMU Serif" w:cs="CMU Serif"/>
-          <w:sz w:val="24"/>
-          <w:szCs w:val="24"/>
-          <w:lang w:val="en-US"/>
-        </w:rPr>
-        <w:t>analysed</w:t>
-      </w:r>
-      <w:proofErr w:type="spellEnd"/>
-      <w:r>
-        <w:rPr>
-          <w:rFonts w:ascii="CMU Serif" w:hAnsi="CMU Serif" w:cs="CMU Serif"/>
-          <w:sz w:val="24"/>
-          <w:szCs w:val="24"/>
-          <w:lang w:val="en-US"/>
-        </w:rPr>
-        <w:t xml:space="preserve"> in this study are </w:t>
-      </w:r>
-      <w:proofErr w:type="spellStart"/>
-      <w:r>
-        <w:rPr>
-          <w:rFonts w:ascii="CMU Serif" w:hAnsi="CMU Serif" w:cs="CMU Serif"/>
-          <w:sz w:val="24"/>
-          <w:szCs w:val="24"/>
-          <w:lang w:val="en-US"/>
-        </w:rPr>
-        <w:t>summarised</w:t>
-      </w:r>
-      <w:proofErr w:type="spellEnd"/>
-      <w:r>
-        <w:rPr>
-          <w:rFonts w:ascii="CMU Serif" w:hAnsi="CMU Serif" w:cs="CMU Serif"/>
-          <w:sz w:val="24"/>
-          <w:szCs w:val="24"/>
-          <w:lang w:val="en-US"/>
-        </w:rPr>
-        <w:t xml:space="preserve"> in Table 1.</w:t>
-      </w:r>
-    </w:p>
-    <w:tbl>
-      <w:tblPr>
-        <w:tblW w:w="0" w:type="auto"/>
-        <w:tblCellSpacing w:w="15" w:type="dxa"/>
-        <w:tblCellMar>
-          <w:top w:w="15" w:type="dxa"/>
-          <w:left w:w="15" w:type="dxa"/>
-          <w:bottom w:w="15" w:type="dxa"/>
-          <w:right w:w="15" w:type="dxa"/>
-        </w:tblCellMar>
-        <w:tblLook w:val="04A0" w:firstRow="1" w:lastRow="0" w:firstColumn="1" w:lastColumn="0" w:noHBand="0" w:noVBand="1"/>
-      </w:tblPr>
-      <w:tblGrid>
-        <w:gridCol w:w="1280"/>
-        <w:gridCol w:w="1162"/>
-        <w:gridCol w:w="1729"/>
-        <w:gridCol w:w="1547"/>
-        <w:gridCol w:w="2132"/>
-        <w:gridCol w:w="963"/>
-      </w:tblGrid>
-      <w:tr>
-        <w:trPr>
-          <w:tblHeader/>
-          <w:tblCellSpacing w:w="15" w:type="dxa"/>
-        </w:trPr>
-        <w:tc>
-          <w:tcPr>
-            <w:tcW w:w="0" w:type="auto"/>
-            <w:tcBorders>
-              <w:top w:val="single" w:sz="4" w:space="0" w:color="auto"/>
-              <w:bottom w:val="single" w:sz="4" w:space="0" w:color="auto"/>
-            </w:tcBorders>
-            <w:vAlign w:val="center"/>
-            <w:hideMark/>
-          </w:tcPr>
-          <w:p>
-            <w:pPr>
-              <w:rPr>
-                <w:rFonts w:ascii="CMU Serif" w:hAnsi="CMU Serif" w:cs="CMU Serif"/>
-                <w:sz w:val="24"/>
-                <w:szCs w:val="24"/>
-              </w:rPr>
-            </w:pPr>
-            <w:r>
-              <w:rPr>
-                <w:rFonts w:ascii="CMU Serif" w:hAnsi="CMU Serif" w:cs="CMU Serif"/>
-                <w:sz w:val="24"/>
-                <w:szCs w:val="24"/>
-              </w:rPr>
-              <w:t>Dataset</w:t>
-            </w:r>
-          </w:p>
-        </w:tc>
-        <w:tc>
-          <w:tcPr>
-            <w:tcW w:w="0" w:type="auto"/>
-            <w:tcBorders>
-              <w:top w:val="single" w:sz="4" w:space="0" w:color="auto"/>
-              <w:bottom w:val="single" w:sz="4" w:space="0" w:color="auto"/>
-            </w:tcBorders>
-            <w:vAlign w:val="center"/>
-            <w:hideMark/>
-          </w:tcPr>
-          <w:p>
-            <w:pPr>
-              <w:rPr>
-                <w:rFonts w:ascii="CMU Serif" w:hAnsi="CMU Serif" w:cs="CMU Serif"/>
-                <w:sz w:val="24"/>
-                <w:szCs w:val="24"/>
-              </w:rPr>
-            </w:pPr>
-            <w:r>
-              <w:rPr>
-                <w:rFonts w:ascii="CMU Serif" w:hAnsi="CMU Serif" w:cs="CMU Serif"/>
-                <w:sz w:val="24"/>
-                <w:szCs w:val="24"/>
-              </w:rPr>
-              <w:t>Platform</w:t>
-            </w:r>
-          </w:p>
-        </w:tc>
-        <w:tc>
-          <w:tcPr>
-            <w:tcW w:w="0" w:type="auto"/>
-            <w:tcBorders>
-              <w:top w:val="single" w:sz="4" w:space="0" w:color="auto"/>
-              <w:bottom w:val="single" w:sz="4" w:space="0" w:color="auto"/>
-            </w:tcBorders>
-            <w:vAlign w:val="center"/>
-            <w:hideMark/>
-          </w:tcPr>
-          <w:p>
-            <w:pPr>
-              <w:rPr>
-                <w:rFonts w:ascii="CMU Serif" w:hAnsi="CMU Serif" w:cs="CMU Serif"/>
-                <w:sz w:val="24"/>
-                <w:szCs w:val="24"/>
-              </w:rPr>
-            </w:pPr>
-            <w:r>
-              <w:rPr>
-                <w:rFonts w:ascii="CMU Serif" w:hAnsi="CMU Serif" w:cs="CMU Serif"/>
-                <w:sz w:val="24"/>
-                <w:szCs w:val="24"/>
-              </w:rPr>
-              <w:t>Genes Analysed</w:t>
-            </w:r>
-          </w:p>
-        </w:tc>
-        <w:tc>
-          <w:tcPr>
-            <w:tcW w:w="0" w:type="auto"/>
-            <w:tcBorders>
-              <w:top w:val="single" w:sz="4" w:space="0" w:color="auto"/>
-              <w:bottom w:val="single" w:sz="4" w:space="0" w:color="auto"/>
-            </w:tcBorders>
-            <w:vAlign w:val="center"/>
-            <w:hideMark/>
-          </w:tcPr>
-          <w:p>
-            <w:pPr>
-              <w:rPr>
-                <w:rFonts w:ascii="CMU Serif" w:hAnsi="CMU Serif" w:cs="CMU Serif"/>
-                <w:sz w:val="24"/>
-                <w:szCs w:val="24"/>
-              </w:rPr>
-            </w:pPr>
-            <w:r>
-              <w:rPr>
-                <w:rFonts w:ascii="CMU Serif" w:hAnsi="CMU Serif" w:cs="CMU Serif"/>
-                <w:sz w:val="24"/>
-                <w:szCs w:val="24"/>
-              </w:rPr>
-              <w:t>Total Samples</w:t>
-            </w:r>
-          </w:p>
-        </w:tc>
-        <w:tc>
-          <w:tcPr>
-            <w:tcW w:w="0" w:type="auto"/>
-            <w:tcBorders>
-              <w:top w:val="single" w:sz="4" w:space="0" w:color="auto"/>
-              <w:bottom w:val="single" w:sz="4" w:space="0" w:color="auto"/>
-            </w:tcBorders>
-            <w:vAlign w:val="center"/>
-            <w:hideMark/>
-          </w:tcPr>
-          <w:p>
-            <w:pPr>
-              <w:rPr>
-                <w:rFonts w:ascii="CMU Serif" w:hAnsi="CMU Serif" w:cs="CMU Serif"/>
-                <w:sz w:val="24"/>
-                <w:szCs w:val="24"/>
-              </w:rPr>
-            </w:pPr>
-            <w:r>
-              <w:rPr>
-                <w:rFonts w:ascii="CMU Serif" w:hAnsi="CMU Serif" w:cs="CMU Serif"/>
-                <w:sz w:val="24"/>
-                <w:szCs w:val="24"/>
-              </w:rPr>
-              <w:t>Alzheimer's Disease</w:t>
-            </w:r>
-          </w:p>
-        </w:tc>
-        <w:tc>
-          <w:tcPr>
-            <w:tcW w:w="0" w:type="auto"/>
-            <w:tcBorders>
-              <w:top w:val="single" w:sz="4" w:space="0" w:color="auto"/>
-              <w:bottom w:val="single" w:sz="4" w:space="0" w:color="auto"/>
-            </w:tcBorders>
-            <w:vAlign w:val="center"/>
-            <w:hideMark/>
-          </w:tcPr>
-          <w:p>
-            <w:pPr>
-              <w:rPr>
-                <w:rFonts w:ascii="CMU Serif" w:hAnsi="CMU Serif" w:cs="CMU Serif"/>
-                <w:sz w:val="24"/>
-                <w:szCs w:val="24"/>
-              </w:rPr>
-            </w:pPr>
-            <w:r>
-              <w:rPr>
-                <w:rFonts w:ascii="CMU Serif" w:hAnsi="CMU Serif" w:cs="CMU Serif"/>
-                <w:sz w:val="24"/>
-                <w:szCs w:val="24"/>
-              </w:rPr>
-              <w:t>Controls</w:t>
-            </w:r>
-          </w:p>
-        </w:tc>
-      </w:tr>
-      <w:tr>
-        <w:trPr>
-          <w:tblCellSpacing w:w="15" w:type="dxa"/>
-        </w:trPr>
-        <w:tc>
-          <w:tcPr>
-            <w:tcW w:w="0" w:type="auto"/>
-            <w:vAlign w:val="center"/>
-            <w:hideMark/>
-          </w:tcPr>
-          <w:p>
-            <w:pPr>
-              <w:rPr>
-                <w:rFonts w:ascii="CMU Serif" w:hAnsi="CMU Serif" w:cs="CMU Serif"/>
-                <w:sz w:val="24"/>
-                <w:szCs w:val="24"/>
-              </w:rPr>
-            </w:pPr>
-            <w:r>
-              <w:rPr>
-                <w:rFonts w:ascii="CMU Serif" w:hAnsi="CMU Serif" w:cs="CMU Serif"/>
-                <w:sz w:val="24"/>
-                <w:szCs w:val="24"/>
-              </w:rPr>
-              <w:t>GSE122063</w:t>
-            </w:r>
-          </w:p>
-        </w:tc>
-        <w:tc>
-          <w:tcPr>
-            <w:tcW w:w="0" w:type="auto"/>
-            <w:vAlign w:val="center"/>
-            <w:hideMark/>
-          </w:tcPr>
-          <w:p>
-            <w:pPr>
-              <w:rPr>
-                <w:rFonts w:ascii="CMU Serif" w:hAnsi="CMU Serif" w:cs="CMU Serif"/>
-                <w:sz w:val="24"/>
-                <w:szCs w:val="24"/>
-              </w:rPr>
-            </w:pPr>
-            <w:r>
-              <w:rPr>
-                <w:rFonts w:ascii="CMU Serif" w:hAnsi="CMU Serif" w:cs="CMU Serif"/>
-                <w:sz w:val="24"/>
-                <w:szCs w:val="24"/>
-              </w:rPr>
-              <w:t>GPL16699</w:t>
-            </w:r>
-          </w:p>
-        </w:tc>
-        <w:tc>
-          <w:tcPr>
-            <w:tcW w:w="0" w:type="auto"/>
-            <w:vAlign w:val="center"/>
-            <w:hideMark/>
-          </w:tcPr>
-          <w:p>
-            <w:pPr>
-              <w:rPr>
-                <w:rFonts w:ascii="CMU Serif" w:hAnsi="CMU Serif" w:cs="CMU Serif"/>
-                <w:sz w:val="24"/>
-                <w:szCs w:val="24"/>
-              </w:rPr>
-            </w:pPr>
-            <w:r>
-              <w:rPr>
-                <w:rFonts w:ascii="CMU Serif" w:hAnsi="CMU Serif" w:cs="CMU Serif"/>
-                <w:sz w:val="24"/>
-                <w:szCs w:val="24"/>
-              </w:rPr>
-              <w:t>32,080</w:t>
-            </w:r>
-          </w:p>
-        </w:tc>
-        <w:tc>
-          <w:tcPr>
-            <w:tcW w:w="0" w:type="auto"/>
-            <w:vAlign w:val="center"/>
-            <w:hideMark/>
-          </w:tcPr>
-          <w:p>
-            <w:pPr>
-              <w:rPr>
-                <w:rFonts w:ascii="CMU Serif" w:hAnsi="CMU Serif" w:cs="CMU Serif"/>
-                <w:sz w:val="24"/>
-                <w:szCs w:val="24"/>
-              </w:rPr>
-            </w:pPr>
-            <w:r>
-              <w:rPr>
-                <w:rFonts w:ascii="CMU Serif" w:hAnsi="CMU Serif" w:cs="CMU Serif"/>
-                <w:sz w:val="24"/>
-                <w:szCs w:val="24"/>
-              </w:rPr>
-              <w:t>56</w:t>
-            </w:r>
-          </w:p>
-        </w:tc>
-        <w:tc>
-          <w:tcPr>
-            <w:tcW w:w="0" w:type="auto"/>
-            <w:vAlign w:val="center"/>
-            <w:hideMark/>
-          </w:tcPr>
-          <w:p>
-            <w:pPr>
-              <w:rPr>
-                <w:rFonts w:ascii="CMU Serif" w:hAnsi="CMU Serif" w:cs="CMU Serif"/>
-                <w:sz w:val="24"/>
-                <w:szCs w:val="24"/>
-              </w:rPr>
-            </w:pPr>
-            <w:r>
-              <w:rPr>
-                <w:rFonts w:ascii="CMU Serif" w:hAnsi="CMU Serif" w:cs="CMU Serif"/>
-                <w:sz w:val="24"/>
-                <w:szCs w:val="24"/>
-              </w:rPr>
-              <w:t>28</w:t>
-            </w:r>
-          </w:p>
-        </w:tc>
-        <w:tc>
-          <w:tcPr>
-            <w:tcW w:w="0" w:type="auto"/>
-            <w:vAlign w:val="center"/>
-            <w:hideMark/>
-          </w:tcPr>
-          <w:p>
-            <w:pPr>
-              <w:rPr>
-                <w:rFonts w:ascii="CMU Serif" w:hAnsi="CMU Serif" w:cs="CMU Serif"/>
-                <w:sz w:val="24"/>
-                <w:szCs w:val="24"/>
-              </w:rPr>
-            </w:pPr>
-            <w:r>
-              <w:rPr>
-                <w:rFonts w:ascii="CMU Serif" w:hAnsi="CMU Serif" w:cs="CMU Serif"/>
-                <w:sz w:val="24"/>
-                <w:szCs w:val="24"/>
-              </w:rPr>
-              <w:t>28</w:t>
-            </w:r>
-          </w:p>
-        </w:tc>
-      </w:tr>
-      <w:tr>
-        <w:trPr>
-          <w:tblCellSpacing w:w="15" w:type="dxa"/>
-        </w:trPr>
-        <w:tc>
-          <w:tcPr>
-            <w:tcW w:w="0" w:type="auto"/>
-            <w:tcBorders>
-              <w:bottom w:val="single" w:sz="4" w:space="0" w:color="auto"/>
-            </w:tcBorders>
-            <w:vAlign w:val="center"/>
-            <w:hideMark/>
-          </w:tcPr>
-          <w:p>
-            <w:pPr>
-              <w:rPr>
-                <w:rFonts w:ascii="CMU Serif" w:hAnsi="CMU Serif" w:cs="CMU Serif"/>
-                <w:sz w:val="24"/>
-                <w:szCs w:val="24"/>
-              </w:rPr>
-            </w:pPr>
-            <w:r>
-              <w:rPr>
-                <w:rFonts w:ascii="CMU Serif" w:hAnsi="CMU Serif" w:cs="CMU Serif"/>
-                <w:sz w:val="24"/>
-                <w:szCs w:val="24"/>
-              </w:rPr>
-              <w:t>GSE33000</w:t>
-            </w:r>
-          </w:p>
-        </w:tc>
-        <w:tc>
-          <w:tcPr>
-            <w:tcW w:w="0" w:type="auto"/>
-            <w:tcBorders>
-              <w:bottom w:val="single" w:sz="4" w:space="0" w:color="auto"/>
-            </w:tcBorders>
-            <w:vAlign w:val="center"/>
-            <w:hideMark/>
-          </w:tcPr>
-          <w:p>
-            <w:pPr>
-              <w:rPr>
-                <w:rFonts w:ascii="CMU Serif" w:hAnsi="CMU Serif" w:cs="CMU Serif"/>
-                <w:sz w:val="24"/>
-                <w:szCs w:val="24"/>
-              </w:rPr>
-            </w:pPr>
-            <w:r>
-              <w:rPr>
-                <w:rFonts w:ascii="CMU Serif" w:hAnsi="CMU Serif" w:cs="CMU Serif"/>
-                <w:sz w:val="24"/>
-                <w:szCs w:val="24"/>
-              </w:rPr>
-              <w:t>GPL4372</w:t>
-            </w:r>
-          </w:p>
-        </w:tc>
-        <w:tc>
-          <w:tcPr>
-            <w:tcW w:w="0" w:type="auto"/>
-            <w:tcBorders>
-              <w:bottom w:val="single" w:sz="4" w:space="0" w:color="auto"/>
-            </w:tcBorders>
-            <w:vAlign w:val="center"/>
-            <w:hideMark/>
-          </w:tcPr>
-          <w:p>
-            <w:pPr>
-              <w:rPr>
-                <w:rFonts w:ascii="CMU Serif" w:hAnsi="CMU Serif" w:cs="CMU Serif"/>
-                <w:sz w:val="24"/>
-                <w:szCs w:val="24"/>
-              </w:rPr>
-            </w:pPr>
-            <w:r>
-              <w:rPr>
-                <w:rFonts w:ascii="CMU Serif" w:hAnsi="CMU Serif" w:cs="CMU Serif"/>
-                <w:sz w:val="24"/>
-                <w:szCs w:val="24"/>
-              </w:rPr>
-              <w:t>16,664</w:t>
-            </w:r>
-          </w:p>
-        </w:tc>
-        <w:tc>
-          <w:tcPr>
-            <w:tcW w:w="0" w:type="auto"/>
-            <w:tcBorders>
-              <w:bottom w:val="single" w:sz="4" w:space="0" w:color="auto"/>
-            </w:tcBorders>
-            <w:vAlign w:val="center"/>
-            <w:hideMark/>
-          </w:tcPr>
-          <w:p>
-            <w:pPr>
-              <w:rPr>
-                <w:rFonts w:ascii="CMU Serif" w:hAnsi="CMU Serif" w:cs="CMU Serif"/>
-                <w:sz w:val="24"/>
-                <w:szCs w:val="24"/>
-              </w:rPr>
-            </w:pPr>
-            <w:r>
-              <w:rPr>
-                <w:rFonts w:ascii="CMU Serif" w:hAnsi="CMU Serif" w:cs="CMU Serif"/>
-                <w:sz w:val="24"/>
-                <w:szCs w:val="24"/>
-              </w:rPr>
-              <w:t>624</w:t>
-            </w:r>
-          </w:p>
-        </w:tc>
-        <w:tc>
-          <w:tcPr>
-            <w:tcW w:w="0" w:type="auto"/>
-            <w:tcBorders>
-              <w:bottom w:val="single" w:sz="4" w:space="0" w:color="auto"/>
-            </w:tcBorders>
-            <w:vAlign w:val="center"/>
-            <w:hideMark/>
-          </w:tcPr>
-          <w:p>
-            <w:pPr>
-              <w:rPr>
-                <w:rFonts w:ascii="CMU Serif" w:hAnsi="CMU Serif" w:cs="CMU Serif"/>
-                <w:sz w:val="24"/>
-                <w:szCs w:val="24"/>
-              </w:rPr>
-            </w:pPr>
-            <w:r>
-              <w:rPr>
-                <w:rFonts w:ascii="CMU Serif" w:hAnsi="CMU Serif" w:cs="CMU Serif"/>
-                <w:sz w:val="24"/>
-                <w:szCs w:val="24"/>
-              </w:rPr>
-              <w:t>310</w:t>
-            </w:r>
-          </w:p>
-        </w:tc>
-        <w:tc>
-          <w:tcPr>
-            <w:tcW w:w="0" w:type="auto"/>
-            <w:tcBorders>
-              <w:bottom w:val="single" w:sz="4" w:space="0" w:color="auto"/>
-            </w:tcBorders>
-            <w:vAlign w:val="center"/>
-            <w:hideMark/>
-          </w:tcPr>
-          <w:p>
-            <w:pPr>
-              <w:rPr>
-                <w:rFonts w:ascii="CMU Serif" w:hAnsi="CMU Serif" w:cs="CMU Serif"/>
-                <w:sz w:val="24"/>
-                <w:szCs w:val="24"/>
-              </w:rPr>
-            </w:pPr>
-            <w:r>
-              <w:rPr>
-                <w:rFonts w:ascii="CMU Serif" w:hAnsi="CMU Serif" w:cs="CMU Serif"/>
-                <w:sz w:val="24"/>
-                <w:szCs w:val="24"/>
-              </w:rPr>
-              <w:t>157</w:t>
-            </w:r>
-          </w:p>
-        </w:tc>
-      </w:tr>
-    </w:tbl>
-    <w:p>
-      <w:pPr>
-        <w:rPr>
-          <w:rFonts w:ascii="CMU Serif" w:hAnsi="CMU Serif" w:cs="CMU Serif"/>
-          <w:sz w:val="24"/>
-          <w:szCs w:val="24"/>
-          <w:lang w:val="en-US"/>
-        </w:rPr>
-      </w:pPr>
-      <w:r>
-        <w:rPr>
-          <w:rFonts w:ascii="CMU Serif" w:hAnsi="CMU Serif" w:cs="CMU Serif"/>
-          <w:sz w:val="24"/>
-          <w:szCs w:val="24"/>
-          <w:lang w:val="en-US"/>
-        </w:rPr>
-        <w:t>These two independent datasets were selected to increase the robustness of the transcriptomic analysis and to enable the identification of reproducible molecular alterations associated with Alzheimer's disease.</w:t>
-      </w:r>
-    </w:p>
-    <w:p>
-      <w:pPr>
-        <w:rPr>
-          <w:rFonts w:ascii="CMU Serif" w:hAnsi="CMU Serif" w:cs="CMU Serif"/>
-          <w:sz w:val="24"/>
-          <w:szCs w:val="24"/>
-        </w:rPr>
-      </w:pPr>
-      <w:r>
-        <w:rPr>
-          <w:rFonts w:ascii="CMU Serif" w:hAnsi="CMU Serif" w:cs="CMU Serif"/>
-          <w:sz w:val="24"/>
-          <w:szCs w:val="24"/>
-        </w:rPr>
-        <w:pict w14:anchorId="07763882">
-          <v:rect id="_x0000_i1027" style="width:0;height:1.5pt" o:hralign="center" o:hrstd="t" o:hr="t" fillcolor="#a0a0a0" stroked="f"/>
-        </w:pict>
-      </w:r>
-    </w:p>
-    <w:p>
-      <w:pPr>
+      </w:pPr>
+      <w:r>
         <w:rPr>
           <w:rFonts w:ascii="CMU Serif" w:hAnsi="CMU Serif" w:cs="CMU Serif"/>
           <w:b/>
@@ -1335,7 +588,8 @@
           <w:szCs w:val="24"/>
           <w:lang w:val="en-US"/>
         </w:rPr>
-      </w:pPr>
+        <w:t xml:space="preserve">2.1 </w:t>
+      </w:r>
       <w:r>
         <w:rPr>
           <w:rFonts w:ascii="CMU Serif" w:hAnsi="CMU Serif" w:cs="CMU Serif"/>
@@ -1345,103 +599,26 @@
           <w:szCs w:val="24"/>
           <w:lang w:val="en-US"/>
         </w:rPr>
-        <w:t>2.2 Gene Expression Datasets</w:t>
-      </w:r>
-    </w:p>
-    <w:p>
-      <w:pPr>
-        <w:rPr>
-          <w:rFonts w:ascii="CMU Serif" w:hAnsi="CMU Serif" w:cs="CMU Serif"/>
-          <w:sz w:val="24"/>
-          <w:szCs w:val="24"/>
-          <w:lang w:val="en-US"/>
-        </w:rPr>
-      </w:pPr>
-      <w:r>
-        <w:rPr>
-          <w:rFonts w:ascii="CMU Serif" w:hAnsi="CMU Serif" w:cs="CMU Serif"/>
-          <w:sz w:val="24"/>
-          <w:szCs w:val="24"/>
-          <w:lang w:val="en-US"/>
-        </w:rPr>
-        <w:t>Two publicly available Alzheimer's disease gene expression datasets were selected from the Gene Expression Omnibus (GEO) database based on sample size, data quality and availability of healthy control samples.</w:t>
-      </w:r>
-    </w:p>
-    <w:p>
-      <w:pPr>
-        <w:rPr>
-          <w:rFonts w:ascii="CMU Serif" w:hAnsi="CMU Serif" w:cs="CMU Serif"/>
-          <w:sz w:val="24"/>
-          <w:szCs w:val="24"/>
-          <w:lang w:val="en-US"/>
-        </w:rPr>
-      </w:pPr>
-      <w:r>
-        <w:rPr>
-          <w:rFonts w:ascii="CMU Serif" w:hAnsi="CMU Serif" w:cs="CMU Serif"/>
-          <w:sz w:val="24"/>
-          <w:szCs w:val="24"/>
-          <w:lang w:val="en-US"/>
-        </w:rPr>
-        <w:lastRenderedPageBreak/>
-        <w:t>The first dataset, GSE122063, consists of post-mortem human brain tissue samples obtained from individuals diagnosed with Alzheimer's disease and cognitively healthy controls. This dataset was used as the primary discovery cohort for differential gene expression analysis and exploratory biomarker identification.</w:t>
-      </w:r>
-    </w:p>
-    <w:p>
-      <w:pPr>
-        <w:rPr>
-          <w:rFonts w:ascii="CMU Serif" w:hAnsi="CMU Serif" w:cs="CMU Serif"/>
-          <w:sz w:val="24"/>
-          <w:szCs w:val="24"/>
-          <w:lang w:val="en-US"/>
-        </w:rPr>
-      </w:pPr>
-      <w:r>
-        <w:rPr>
-          <w:rFonts w:ascii="CMU Serif" w:hAnsi="CMU Serif" w:cs="CMU Serif"/>
-          <w:sz w:val="24"/>
-          <w:szCs w:val="24"/>
-          <w:lang w:val="en-US"/>
-        </w:rPr>
-        <w:t>The second dataset, GSE33000, contains transcriptomic profiles generated from dorsolateral prefrontal cortex (DLPFC) tissue collected from Alzheimer's disease patients, Huntington's disease patients and non-demented control individuals. Only Alzheimer's disease and non-demented control samples were included in the present analysis, while Huntington's disease samples were excluded to ensure direct comparison between Alzheimer's disease and healthy controls.</w:t>
-      </w:r>
-    </w:p>
-    <w:p>
-      <w:pPr>
-        <w:rPr>
-          <w:rFonts w:ascii="CMU Serif" w:hAnsi="CMU Serif" w:cs="CMU Serif"/>
-          <w:sz w:val="24"/>
-          <w:szCs w:val="24"/>
-          <w:lang w:val="en-US"/>
-        </w:rPr>
-      </w:pPr>
-      <w:r>
-        <w:rPr>
-          <w:rFonts w:ascii="CMU Serif" w:hAnsi="CMU Serif" w:cs="CMU Serif"/>
-          <w:sz w:val="24"/>
-          <w:szCs w:val="24"/>
-          <w:lang w:val="en-US"/>
-        </w:rPr>
-        <w:t>Probe annotation files corresponding to each microarray platform were downloaded from GEO and used to convert probe identifiers into official gene symbols. When multiple probes corresponded to the same gene, their expression values were averaged to obtain a single expression measurement for each gene.</w:t>
-      </w:r>
-    </w:p>
-    <w:p>
-      <w:pPr>
-        <w:rPr>
-          <w:rFonts w:ascii="CMU Serif" w:hAnsi="CMU Serif" w:cs="CMU Serif"/>
-          <w:sz w:val="24"/>
-          <w:szCs w:val="24"/>
-        </w:rPr>
-      </w:pPr>
-      <w:r>
-        <w:rPr>
-          <w:rFonts w:ascii="CMU Serif" w:hAnsi="CMU Serif" w:cs="CMU Serif"/>
-          <w:sz w:val="24"/>
-          <w:szCs w:val="24"/>
-        </w:rPr>
-        <w:pict w14:anchorId="5D6284FA">
-          <v:rect id="_x0000_i1028" style="width:0;height:1.5pt" o:hralign="center" o:hrstd="t" o:hr="t" fillcolor="#a0a0a0" stroked="f"/>
-        </w:pict>
+        <w:t>Study Design</w:t>
+      </w:r>
+    </w:p>
+    <w:p>
+      <w:pPr>
+        <w:rPr>
+          <w:rFonts w:ascii="CMU Serif" w:hAnsi="CMU Serif" w:cs="CMU Serif"/>
+          <w:sz w:val="24"/>
+          <w:szCs w:val="24"/>
+          <w:lang w:val="en-US"/>
+        </w:rPr>
+      </w:pPr>
+      <w:r>
+        <w:rPr>
+          <w:rFonts w:ascii="CMU Serif" w:hAnsi="CMU Serif" w:cs="CMU Serif"/>
+          <w:sz w:val="24"/>
+          <w:szCs w:val="24"/>
+          <w:lang w:val="en-US"/>
+        </w:rPr>
+        <w:t>A reproducible bioinformatics workflow was employed to identify conserved transcriptomic signatures associated with Alzheimer's disease (AD) by integrating two independent publicly available microarray datasets. Differential gene expression analysis was performed separately for each dataset, followed by identification of shared differentially expressed genes (DEGs), Gene Ontology (GO) enrichment, Kyoto Encyclopedia of Genes and Genomes (KEGG) pathway enrichment, and protein–protein interaction (PPI) network analysis to identify biologically relevant hub genes.</w:t>
       </w:r>
     </w:p>
     <w:p>
@@ -1452,7 +629,6 @@
           <w:bCs/>
           <w:sz w:val="24"/>
           <w:szCs w:val="24"/>
-          <w:lang w:val="en-US"/>
         </w:rPr>
       </w:pPr>
       <w:r>
@@ -1462,104 +638,9 @@
           <w:bCs/>
           <w:sz w:val="24"/>
           <w:szCs w:val="24"/>
-          <w:lang w:val="en-US"/>
-        </w:rPr>
-        <w:t>2.3 Data Preprocessing</w:t>
-      </w:r>
-    </w:p>
-    <w:p>
-      <w:pPr>
-        <w:rPr>
-          <w:rFonts w:ascii="CMU Serif" w:hAnsi="CMU Serif" w:cs="CMU Serif"/>
-          <w:sz w:val="24"/>
-          <w:szCs w:val="24"/>
-          <w:lang w:val="en-US"/>
-        </w:rPr>
-      </w:pPr>
-      <w:r>
-        <w:rPr>
-          <w:rFonts w:ascii="CMU Serif" w:hAnsi="CMU Serif" w:cs="CMU Serif"/>
-          <w:sz w:val="24"/>
-          <w:szCs w:val="24"/>
-          <w:lang w:val="en-US"/>
-        </w:rPr>
-        <w:t xml:space="preserve">Raw expression matrices and sample metadata were imported into Python using the </w:t>
-      </w:r>
-      <w:proofErr w:type="gramStart"/>
-      <w:r>
-        <w:rPr>
-          <w:rFonts w:ascii="CMU Serif" w:hAnsi="CMU Serif" w:cs="CMU Serif"/>
-          <w:sz w:val="24"/>
-          <w:szCs w:val="24"/>
-          <w:lang w:val="en-US"/>
-        </w:rPr>
-        <w:t>pandas</w:t>
-      </w:r>
-      <w:proofErr w:type="gramEnd"/>
-      <w:r>
-        <w:rPr>
-          <w:rFonts w:ascii="CMU Serif" w:hAnsi="CMU Serif" w:cs="CMU Serif"/>
-          <w:sz w:val="24"/>
-          <w:szCs w:val="24"/>
-          <w:lang w:val="en-US"/>
-        </w:rPr>
-        <w:t xml:space="preserve"> library. Expression matrices were matched with their corresponding metadata to ensure correct sample annotation. Samples lacking complete diagnostic information or containing excessive missing values were excluded where appropriate.</w:t>
-      </w:r>
-    </w:p>
-    <w:p>
-      <w:pPr>
-        <w:rPr>
-          <w:rFonts w:ascii="CMU Serif" w:hAnsi="CMU Serif" w:cs="CMU Serif"/>
-          <w:sz w:val="24"/>
-          <w:szCs w:val="24"/>
-          <w:lang w:val="en-US"/>
-        </w:rPr>
-      </w:pPr>
-      <w:r>
-        <w:rPr>
-          <w:rFonts w:ascii="CMU Serif" w:hAnsi="CMU Serif" w:cs="CMU Serif"/>
-          <w:sz w:val="24"/>
-          <w:szCs w:val="24"/>
-          <w:lang w:val="en-US"/>
-        </w:rPr>
-        <w:t>Gene expression matrices were filtered to remove probes that could not be mapped to official gene symbols. Duplicate gene measurements originating from multiple probes were collapsed by calculating the mean expression value for each gene.</w:t>
-      </w:r>
-    </w:p>
-    <w:p>
-      <w:pPr>
-        <w:rPr>
-          <w:rFonts w:ascii="CMU Serif" w:hAnsi="CMU Serif" w:cs="CMU Serif"/>
-          <w:sz w:val="24"/>
-          <w:szCs w:val="24"/>
-          <w:lang w:val="en-US"/>
-        </w:rPr>
-      </w:pPr>
-      <w:r>
-        <w:rPr>
-          <w:rFonts w:ascii="CMU Serif" w:hAnsi="CMU Serif" w:cs="CMU Serif"/>
-          <w:sz w:val="24"/>
-          <w:szCs w:val="24"/>
-          <w:lang w:val="en-US"/>
-        </w:rPr>
-        <w:t>The resulting expression matrices were standardized prior to downstream analyses. Principal Component Analysis (PCA) was subsequently performed to investigate global expression patterns and assess separation between Alzheimer's disease and control samples while identifying potential outliers.</w:t>
-      </w:r>
-    </w:p>
-    <w:p>
-      <w:pPr>
-        <w:rPr>
-          <w:rFonts w:ascii="CMU Serif" w:hAnsi="CMU Serif" w:cs="CMU Serif"/>
-          <w:sz w:val="24"/>
-          <w:szCs w:val="24"/>
-        </w:rPr>
-      </w:pPr>
-      <w:r>
-        <w:rPr>
-          <w:rFonts w:ascii="CMU Serif" w:hAnsi="CMU Serif" w:cs="CMU Serif"/>
-          <w:sz w:val="24"/>
-          <w:szCs w:val="24"/>
-        </w:rPr>
-        <w:pict w14:anchorId="27945C0A">
-          <v:rect id="_x0000_i1029" style="width:0;height:1.5pt" o:hralign="center" o:hrstd="t" o:hr="t" fillcolor="#a0a0a0" stroked="f"/>
+        </w:rPr>
+        <w:pict w14:anchorId="09F436B3">
+          <v:rect id="_x0000_i1099" style="width:0;height:1.5pt" o:hralign="center" o:hrstd="t" o:hr="t" fillcolor="#a0a0a0" stroked="f"/>
         </w:pict>
       </w:r>
     </w:p>
@@ -1583,149 +664,80 @@
           <w:szCs w:val="24"/>
           <w:lang w:val="en-US"/>
         </w:rPr>
-        <w:t>2.4 Differential Gene Expression Analysis</w:t>
-      </w:r>
-    </w:p>
-    <w:p>
-      <w:pPr>
-        <w:rPr>
-          <w:rFonts w:ascii="CMU Serif" w:hAnsi="CMU Serif" w:cs="CMU Serif"/>
-          <w:sz w:val="24"/>
-          <w:szCs w:val="24"/>
-          <w:lang w:val="en-US"/>
-        </w:rPr>
-      </w:pPr>
-      <w:r>
-        <w:rPr>
-          <w:rFonts w:ascii="CMU Serif" w:hAnsi="CMU Serif" w:cs="CMU Serif"/>
-          <w:sz w:val="24"/>
-          <w:szCs w:val="24"/>
-          <w:lang w:val="en-US"/>
-        </w:rPr>
-        <w:t xml:space="preserve">Differential expression analysis was performed independently for each dataset using the </w:t>
-      </w:r>
-      <w:proofErr w:type="spellStart"/>
-      <w:r>
-        <w:rPr>
-          <w:rFonts w:ascii="CMU Serif" w:hAnsi="CMU Serif" w:cs="CMU Serif"/>
-          <w:sz w:val="24"/>
-          <w:szCs w:val="24"/>
-          <w:lang w:val="en-US"/>
-        </w:rPr>
-        <w:t>limma</w:t>
-      </w:r>
-      <w:proofErr w:type="spellEnd"/>
-      <w:r>
-        <w:rPr>
-          <w:rFonts w:ascii="CMU Serif" w:hAnsi="CMU Serif" w:cs="CMU Serif"/>
-          <w:sz w:val="24"/>
-          <w:szCs w:val="24"/>
-          <w:lang w:val="en-US"/>
-        </w:rPr>
-        <w:t xml:space="preserve"> (Linear Models for Microarray Data) statistical framework. </w:t>
-      </w:r>
-      <w:proofErr w:type="spellStart"/>
-      <w:r>
-        <w:rPr>
-          <w:rFonts w:ascii="CMU Serif" w:hAnsi="CMU Serif" w:cs="CMU Serif"/>
-          <w:sz w:val="24"/>
-          <w:szCs w:val="24"/>
-          <w:lang w:val="en-US"/>
-        </w:rPr>
-        <w:t>Limma</w:t>
-      </w:r>
-      <w:proofErr w:type="spellEnd"/>
-      <w:r>
-        <w:rPr>
-          <w:rFonts w:ascii="CMU Serif" w:hAnsi="CMU Serif" w:cs="CMU Serif"/>
-          <w:sz w:val="24"/>
-          <w:szCs w:val="24"/>
-          <w:lang w:val="en-US"/>
-        </w:rPr>
-        <w:t xml:space="preserve"> fits a linear model to the expression value of every gene, allowing estimation of expression differences between Alzheimer's disease and control samples.</w:t>
-      </w:r>
-    </w:p>
-    <w:p>
-      <w:pPr>
-        <w:rPr>
-          <w:rFonts w:ascii="CMU Serif" w:hAnsi="CMU Serif" w:cs="CMU Serif"/>
-          <w:sz w:val="24"/>
-          <w:szCs w:val="24"/>
-          <w:lang w:val="en-US"/>
-        </w:rPr>
-      </w:pPr>
-      <w:r>
-        <w:rPr>
-          <w:rFonts w:ascii="CMU Serif" w:hAnsi="CMU Serif" w:cs="CMU Serif"/>
-          <w:sz w:val="24"/>
-          <w:szCs w:val="24"/>
-          <w:lang w:val="en-US"/>
-        </w:rPr>
-        <w:t>The fitted model can be expressed as</w:t>
-      </w:r>
-    </w:p>
-    <w:p>
-      <w:pPr>
-        <w:rPr>
-          <w:rFonts w:ascii="CMU Serif" w:hAnsi="CMU Serif" w:cs="CMU Serif"/>
-          <w:sz w:val="24"/>
-          <w:szCs w:val="24"/>
-          <w:lang w:val="en-US"/>
-        </w:rPr>
-      </w:pPr>
-      <m:oMathPara>
-        <m:oMath>
-          <m:d>
-            <m:dPr>
-              <m:begChr m:val="["/>
-              <m:endChr m:val="]"/>
-              <m:ctrlPr>
-                <w:rPr>
-                  <w:rFonts w:ascii="Cambria Math" w:hAnsi="Cambria Math" w:cs="CMU Serif"/>
-                  <w:sz w:val="24"/>
-                  <w:szCs w:val="24"/>
-                </w:rPr>
-              </m:ctrlPr>
-            </m:dPr>
-            <m:e>
-              <m:r>
-                <w:rPr>
-                  <w:rFonts w:ascii="Cambria Math" w:hAnsi="Cambria Math" w:cs="CMU Serif"/>
-                  <w:sz w:val="24"/>
-                  <w:szCs w:val="24"/>
-                </w:rPr>
-                <m:t>Y=Xβ+ε</m:t>
-              </m:r>
-            </m:e>
-          </m:d>
-        </m:oMath>
-      </m:oMathPara>
-    </w:p>
-    <w:p>
-      <w:pPr>
-        <w:rPr>
-          <w:rFonts w:ascii="CMU Serif" w:hAnsi="CMU Serif" w:cs="CMU Serif"/>
-          <w:sz w:val="24"/>
-          <w:szCs w:val="24"/>
-          <w:lang w:val="en-US"/>
-        </w:rPr>
-      </w:pPr>
-      <w:r>
-        <w:rPr>
-          <w:rFonts w:ascii="CMU Serif" w:hAnsi="CMU Serif" w:cs="CMU Serif"/>
-          <w:sz w:val="24"/>
-          <w:szCs w:val="24"/>
-          <w:lang w:val="en-US"/>
-        </w:rPr>
-        <w:lastRenderedPageBreak/>
-        <w:t>where:</w:t>
+        <w:t xml:space="preserve">2.2 </w:t>
+      </w:r>
+      <w:r>
+        <w:rPr>
+          <w:rFonts w:ascii="CMU Serif" w:hAnsi="CMU Serif" w:cs="CMU Serif"/>
+          <w:b/>
+          <w:bCs/>
+          <w:sz w:val="24"/>
+          <w:szCs w:val="24"/>
+          <w:lang w:val="en-US"/>
+        </w:rPr>
+        <w:t>Gene Expression Datasets</w:t>
+      </w:r>
+    </w:p>
+    <w:p>
+      <w:pPr>
+        <w:rPr>
+          <w:rFonts w:ascii="CMU Serif" w:hAnsi="CMU Serif" w:cs="CMU Serif"/>
+          <w:sz w:val="24"/>
+          <w:szCs w:val="24"/>
+          <w:lang w:val="en-US"/>
+        </w:rPr>
+      </w:pPr>
+      <w:r>
+        <w:rPr>
+          <w:rFonts w:ascii="CMU Serif" w:hAnsi="CMU Serif" w:cs="CMU Serif"/>
+          <w:sz w:val="24"/>
+          <w:szCs w:val="24"/>
+          <w:lang w:val="en-US"/>
+        </w:rPr>
+        <w:t>Gene expression datasets were obtained from the National Center for Biotechnology Information (NCBI) Gene Expression Omnibus (GEO) database.</w:t>
+      </w:r>
+    </w:p>
+    <w:p>
+      <w:pPr>
+        <w:rPr>
+          <w:rFonts w:ascii="CMU Serif" w:hAnsi="CMU Serif" w:cs="CMU Serif"/>
+          <w:sz w:val="24"/>
+          <w:szCs w:val="24"/>
+          <w:lang w:val="en-US"/>
+        </w:rPr>
+      </w:pPr>
+      <w:r>
+        <w:rPr>
+          <w:rFonts w:ascii="CMU Serif" w:hAnsi="CMU Serif" w:cs="CMU Serif"/>
+          <w:sz w:val="24"/>
+          <w:szCs w:val="24"/>
+          <w:lang w:val="en-US"/>
+        </w:rPr>
+        <w:t>Two independent Alzheimer's disease datasets were selected based on the availability of postmortem human brain tissue samples and sufficient numbers of Alzheimer's disease patients and neurologically healthy controls.</w:t>
+      </w:r>
+    </w:p>
+    <w:p>
+      <w:pPr>
+        <w:rPr>
+          <w:rFonts w:ascii="CMU Serif" w:hAnsi="CMU Serif" w:cs="CMU Serif"/>
+          <w:sz w:val="24"/>
+          <w:szCs w:val="24"/>
+        </w:rPr>
+      </w:pPr>
+      <w:r>
+        <w:rPr>
+          <w:rFonts w:ascii="CMU Serif" w:hAnsi="CMU Serif" w:cs="CMU Serif"/>
+          <w:sz w:val="24"/>
+          <w:szCs w:val="24"/>
+        </w:rPr>
+        <w:t>The datasets included:</w:t>
       </w:r>
     </w:p>
     <w:p>
       <w:pPr>
         <w:numPr>
           <w:ilvl w:val="0"/>
-          <w:numId w:val="1"/>
+          <w:numId w:val="7"/>
         </w:numPr>
         <w:rPr>
           <w:rFonts w:ascii="CMU Serif" w:hAnsi="CMU Serif" w:cs="CMU Serif"/>
@@ -1734,44 +746,21 @@
           <w:lang w:val="en-US"/>
         </w:rPr>
       </w:pPr>
-      <m:oMath>
-        <m:d>
-          <m:dPr>
-            <m:ctrlPr>
-              <w:rPr>
-                <w:rFonts w:ascii="Cambria Math" w:hAnsi="Cambria Math" w:cs="CMU Serif"/>
-                <w:sz w:val="24"/>
-                <w:szCs w:val="24"/>
-              </w:rPr>
-            </m:ctrlPr>
-          </m:dPr>
-          <m:e>
-            <m:r>
-              <w:rPr>
-                <w:rFonts w:ascii="Cambria Math" w:hAnsi="Cambria Math" w:cs="CMU Serif"/>
-                <w:sz w:val="24"/>
-                <w:szCs w:val="24"/>
-              </w:rPr>
-              <m:t>Y</m:t>
-            </m:r>
-          </m:e>
-        </m:d>
-      </m:oMath>
-      <w:r>
-        <w:rPr>
-          <w:rFonts w:ascii="CMU Serif" w:hAnsi="CMU Serif" w:cs="CMU Serif"/>
-          <w:sz w:val="24"/>
-          <w:szCs w:val="24"/>
-          <w:lang w:val="en-US"/>
-        </w:rPr>
-        <w:t>represents the observed gene expression values,</w:t>
+      <w:r>
+        <w:rPr>
+          <w:rFonts w:ascii="CMU Serif" w:hAnsi="CMU Serif" w:cs="CMU Serif"/>
+          <w:sz w:val="24"/>
+          <w:szCs w:val="24"/>
+          <w:lang w:val="en-US"/>
+        </w:rPr>
+        <w:t>GSE33000 (Affymetrix Human Genome U133 Plus 2.0 Array)</w:t>
       </w:r>
     </w:p>
     <w:p>
       <w:pPr>
         <w:numPr>
           <w:ilvl w:val="0"/>
-          <w:numId w:val="1"/>
+          <w:numId w:val="7"/>
         </w:numPr>
         <w:rPr>
           <w:rFonts w:ascii="CMU Serif" w:hAnsi="CMU Serif" w:cs="CMU Serif"/>
@@ -1787,878 +776,951 @@
           <w:szCs w:val="24"/>
           <w:lang w:val="en-US"/>
         </w:rPr>
-        <w:t>(X) denotes the experimental design matrix,</w:t>
+        <w:t>GSE44770 (Affymetrix Human Genome U133A Array)</w:t>
+      </w:r>
+    </w:p>
+    <w:p>
+      <w:pPr>
+        <w:rPr>
+          <w:rFonts w:ascii="CMU Serif" w:hAnsi="CMU Serif" w:cs="CMU Serif"/>
+          <w:sz w:val="24"/>
+          <w:szCs w:val="24"/>
+          <w:lang w:val="en-US"/>
+        </w:rPr>
+      </w:pPr>
+      <w:r>
+        <w:rPr>
+          <w:rFonts w:ascii="CMU Serif" w:hAnsi="CMU Serif" w:cs="CMU Serif"/>
+          <w:sz w:val="24"/>
+          <w:szCs w:val="24"/>
+          <w:lang w:val="en-US"/>
+        </w:rPr>
+        <w:lastRenderedPageBreak/>
+        <w:t>Only samples classified as Alzheimer's disease or neurologically healthy controls were included in the analysis.</w:t>
+      </w:r>
+    </w:p>
+    <w:p>
+      <w:pPr>
+        <w:rPr>
+          <w:rFonts w:ascii="CMU Serif" w:hAnsi="CMU Serif" w:cs="CMU Serif"/>
+          <w:b/>
+          <w:bCs/>
+          <w:sz w:val="24"/>
+          <w:szCs w:val="24"/>
+        </w:rPr>
+      </w:pPr>
+      <w:r>
+        <w:rPr>
+          <w:rFonts w:ascii="CMU Serif" w:hAnsi="CMU Serif" w:cs="CMU Serif"/>
+          <w:b/>
+          <w:bCs/>
+          <w:sz w:val="24"/>
+          <w:szCs w:val="24"/>
+        </w:rPr>
+        <w:pict w14:anchorId="78E3166A">
+          <v:rect id="_x0000_i1100" style="width:0;height:1.5pt" o:hralign="center" o:hrstd="t" o:hr="t" fillcolor="#a0a0a0" stroked="f"/>
+        </w:pict>
+      </w:r>
+    </w:p>
+    <w:p>
+      <w:pPr>
+        <w:rPr>
+          <w:rFonts w:ascii="CMU Serif" w:hAnsi="CMU Serif" w:cs="CMU Serif"/>
+          <w:b/>
+          <w:bCs/>
+          <w:sz w:val="24"/>
+          <w:szCs w:val="24"/>
+          <w:lang w:val="en-US"/>
+        </w:rPr>
+      </w:pPr>
+      <w:r>
+        <w:rPr>
+          <w:rFonts w:ascii="CMU Serif" w:hAnsi="CMU Serif" w:cs="CMU Serif"/>
+          <w:b/>
+          <w:bCs/>
+          <w:sz w:val="24"/>
+          <w:szCs w:val="24"/>
+          <w:lang w:val="en-US"/>
+        </w:rPr>
+        <w:t xml:space="preserve">2.3 </w:t>
+      </w:r>
+      <w:r>
+        <w:rPr>
+          <w:rFonts w:ascii="CMU Serif" w:hAnsi="CMU Serif" w:cs="CMU Serif"/>
+          <w:b/>
+          <w:bCs/>
+          <w:sz w:val="24"/>
+          <w:szCs w:val="24"/>
+          <w:lang w:val="en-US"/>
+        </w:rPr>
+        <w:t>Differential Gene Expression Analysis</w:t>
+      </w:r>
+    </w:p>
+    <w:p>
+      <w:pPr>
+        <w:rPr>
+          <w:rFonts w:ascii="CMU Serif" w:hAnsi="CMU Serif" w:cs="CMU Serif"/>
+          <w:sz w:val="24"/>
+          <w:szCs w:val="24"/>
+          <w:lang w:val="en-US"/>
+        </w:rPr>
+      </w:pPr>
+      <w:r>
+        <w:rPr>
+          <w:rFonts w:ascii="CMU Serif" w:hAnsi="CMU Serif" w:cs="CMU Serif"/>
+          <w:sz w:val="24"/>
+          <w:szCs w:val="24"/>
+          <w:lang w:val="en-US"/>
+        </w:rPr>
+        <w:t>All analyses were performed in R (version 4.x) using Bioconductor packages.</w:t>
+      </w:r>
+    </w:p>
+    <w:p>
+      <w:pPr>
+        <w:rPr>
+          <w:rFonts w:ascii="CMU Serif" w:hAnsi="CMU Serif" w:cs="CMU Serif"/>
+          <w:sz w:val="24"/>
+          <w:szCs w:val="24"/>
+          <w:lang w:val="en-US"/>
+        </w:rPr>
+      </w:pPr>
+      <w:r>
+        <w:rPr>
+          <w:rFonts w:ascii="CMU Serif" w:hAnsi="CMU Serif" w:cs="CMU Serif"/>
+          <w:sz w:val="24"/>
+          <w:szCs w:val="24"/>
+          <w:lang w:val="en-US"/>
+        </w:rPr>
+        <w:t xml:space="preserve">Gene expression matrices and associated phenotype data were downloaded using the </w:t>
+      </w:r>
+      <w:proofErr w:type="spellStart"/>
+      <w:r>
+        <w:rPr>
+          <w:rFonts w:ascii="CMU Serif" w:hAnsi="CMU Serif" w:cs="CMU Serif"/>
+          <w:sz w:val="24"/>
+          <w:szCs w:val="24"/>
+          <w:lang w:val="en-US"/>
+        </w:rPr>
+        <w:t>GEOquery</w:t>
+      </w:r>
+      <w:proofErr w:type="spellEnd"/>
+      <w:r>
+        <w:rPr>
+          <w:rFonts w:ascii="CMU Serif" w:hAnsi="CMU Serif" w:cs="CMU Serif"/>
+          <w:sz w:val="24"/>
+          <w:szCs w:val="24"/>
+          <w:lang w:val="en-US"/>
+        </w:rPr>
+        <w:t xml:space="preserve"> package. Differential gene expression analysis was performed independently for each dataset using the </w:t>
+      </w:r>
+      <w:proofErr w:type="spellStart"/>
+      <w:r>
+        <w:rPr>
+          <w:rFonts w:ascii="CMU Serif" w:hAnsi="CMU Serif" w:cs="CMU Serif"/>
+          <w:sz w:val="24"/>
+          <w:szCs w:val="24"/>
+          <w:lang w:val="en-US"/>
+        </w:rPr>
+        <w:t>limma</w:t>
+      </w:r>
+      <w:proofErr w:type="spellEnd"/>
+      <w:r>
+        <w:rPr>
+          <w:rFonts w:ascii="CMU Serif" w:hAnsi="CMU Serif" w:cs="CMU Serif"/>
+          <w:sz w:val="24"/>
+          <w:szCs w:val="24"/>
+          <w:lang w:val="en-US"/>
+        </w:rPr>
+        <w:t xml:space="preserve"> package. Linear models were fitted for each gene, and empirical Bayes moderation was applied to improve estimation of gene-wise variances.</w:t>
+      </w:r>
+    </w:p>
+    <w:p>
+      <w:pPr>
+        <w:rPr>
+          <w:rFonts w:ascii="CMU Serif" w:hAnsi="CMU Serif" w:cs="CMU Serif"/>
+          <w:sz w:val="24"/>
+          <w:szCs w:val="24"/>
+          <w:lang w:val="en-US"/>
+        </w:rPr>
+      </w:pPr>
+      <w:r>
+        <w:rPr>
+          <w:rFonts w:ascii="CMU Serif" w:hAnsi="CMU Serif" w:cs="CMU Serif"/>
+          <w:sz w:val="24"/>
+          <w:szCs w:val="24"/>
+          <w:lang w:val="en-US"/>
+        </w:rPr>
+        <w:t>Genes satisfying the following criteria were considered significantly differentially expressed:</w:t>
       </w:r>
     </w:p>
     <w:p>
       <w:pPr>
         <w:numPr>
           <w:ilvl w:val="0"/>
-          <w:numId w:val="1"/>
+          <w:numId w:val="8"/>
         </w:numPr>
         <w:rPr>
           <w:rFonts w:ascii="CMU Serif" w:hAnsi="CMU Serif" w:cs="CMU Serif"/>
           <w:sz w:val="24"/>
           <w:szCs w:val="24"/>
-          <w:lang w:val="en-US"/>
-        </w:rPr>
-      </w:pPr>
-      <m:oMath>
-        <m:d>
-          <m:dPr>
-            <m:ctrlPr>
-              <w:rPr>
-                <w:rFonts w:ascii="Cambria Math" w:hAnsi="Cambria Math" w:cs="CMU Serif"/>
-                <w:sz w:val="24"/>
-                <w:szCs w:val="24"/>
-              </w:rPr>
-            </m:ctrlPr>
-          </m:dPr>
-          <m:e>
-            <m:r>
-              <w:rPr>
-                <w:rFonts w:ascii="Cambria Math" w:hAnsi="Cambria Math" w:cs="CMU Serif"/>
-                <w:sz w:val="24"/>
-                <w:szCs w:val="24"/>
-              </w:rPr>
-              <m:t>β</m:t>
-            </m:r>
-          </m:e>
-        </m:d>
-        <m:r>
+        </w:rPr>
+      </w:pPr>
+      <w:r>
+        <w:rPr>
+          <w:rFonts w:ascii="CMU Serif" w:hAnsi="CMU Serif" w:cs="CMU Serif"/>
+          <w:sz w:val="24"/>
+          <w:szCs w:val="24"/>
+        </w:rPr>
+        <w:t xml:space="preserve">Adjusted </w:t>
+      </w:r>
+      <w:r>
+        <w:rPr>
+          <w:rFonts w:ascii="CMU Serif" w:hAnsi="CMU Serif" w:cs="CMU Serif"/>
+          <w:i/>
+          <w:iCs/>
+          <w:sz w:val="24"/>
+          <w:szCs w:val="24"/>
+        </w:rPr>
+        <w:t>P</w:t>
+      </w:r>
+      <w:r>
+        <w:rPr>
+          <w:rFonts w:ascii="CMU Serif" w:hAnsi="CMU Serif" w:cs="CMU Serif"/>
+          <w:sz w:val="24"/>
+          <w:szCs w:val="24"/>
+        </w:rPr>
+        <w:t xml:space="preserve"> value &lt; 0.05</w:t>
+      </w:r>
+    </w:p>
+    <w:p>
+      <w:pPr>
+        <w:numPr>
+          <w:ilvl w:val="0"/>
+          <w:numId w:val="8"/>
+        </w:numPr>
+        <w:rPr>
+          <w:rFonts w:ascii="CMU Serif" w:hAnsi="CMU Serif" w:cs="CMU Serif"/>
+          <w:sz w:val="24"/>
+          <w:szCs w:val="24"/>
+          <w:lang w:val="en-US"/>
+        </w:rPr>
+      </w:pPr>
+      <w:r>
+        <w:rPr>
+          <w:rFonts w:ascii="CMU Serif" w:hAnsi="CMU Serif" w:cs="CMU Serif"/>
+          <w:sz w:val="24"/>
+          <w:szCs w:val="24"/>
+          <w:lang w:val="en-US"/>
+        </w:rPr>
+        <w:t>Absolute log</w:t>
+      </w:r>
+      <w:r>
+        <w:rPr>
+          <w:rFonts w:ascii="Cambria Math" w:hAnsi="Cambria Math" w:cs="Cambria Math"/>
+          <w:sz w:val="24"/>
+          <w:szCs w:val="24"/>
+          <w:lang w:val="en-US"/>
+        </w:rPr>
+        <w:t>₂</w:t>
+      </w:r>
+      <w:r>
+        <w:rPr>
+          <w:rFonts w:ascii="CMU Serif" w:hAnsi="CMU Serif" w:cs="CMU Serif"/>
+          <w:sz w:val="24"/>
+          <w:szCs w:val="24"/>
+          <w:lang w:val="en-US"/>
+        </w:rPr>
+        <w:t xml:space="preserve"> fold change (|</w:t>
+      </w:r>
+      <w:proofErr w:type="spellStart"/>
+      <w:r>
+        <w:rPr>
+          <w:rFonts w:ascii="CMU Serif" w:hAnsi="CMU Serif" w:cs="CMU Serif"/>
+          <w:sz w:val="24"/>
+          <w:szCs w:val="24"/>
+          <w:lang w:val="en-US"/>
+        </w:rPr>
+        <w:t>log</w:t>
+      </w:r>
+      <w:r>
+        <w:rPr>
+          <w:rFonts w:ascii="Cambria Math" w:hAnsi="Cambria Math" w:cs="Cambria Math"/>
+          <w:sz w:val="24"/>
+          <w:szCs w:val="24"/>
+          <w:lang w:val="en-US"/>
+        </w:rPr>
+        <w:t>₂</w:t>
+      </w:r>
+      <w:r>
+        <w:rPr>
+          <w:rFonts w:ascii="CMU Serif" w:hAnsi="CMU Serif" w:cs="CMU Serif"/>
+          <w:sz w:val="24"/>
+          <w:szCs w:val="24"/>
+          <w:lang w:val="en-US"/>
+        </w:rPr>
+        <w:t>FC</w:t>
+      </w:r>
+      <w:proofErr w:type="spellEnd"/>
+      <w:r>
+        <w:rPr>
+          <w:rFonts w:ascii="CMU Serif" w:hAnsi="CMU Serif" w:cs="CMU Serif"/>
+          <w:sz w:val="24"/>
+          <w:szCs w:val="24"/>
+          <w:lang w:val="en-US"/>
+        </w:rPr>
+        <w:t>|) &gt; 1</w:t>
+      </w:r>
+    </w:p>
+    <w:p>
+      <w:pPr>
+        <w:rPr>
+          <w:rFonts w:ascii="CMU Serif" w:hAnsi="CMU Serif" w:cs="CMU Serif"/>
+          <w:sz w:val="24"/>
+          <w:szCs w:val="24"/>
+          <w:lang w:val="en-US"/>
+        </w:rPr>
+      </w:pPr>
+      <w:r>
+        <w:rPr>
+          <w:rFonts w:ascii="CMU Serif" w:hAnsi="CMU Serif" w:cs="CMU Serif"/>
+          <w:sz w:val="24"/>
+          <w:szCs w:val="24"/>
+          <w:lang w:val="en-US"/>
+        </w:rPr>
+        <w:t>Multiple testing correction was performed using the Benjamini–Hochberg false discovery rate (FDR) procedure.</w:t>
+      </w:r>
+    </w:p>
+    <w:p>
+      <w:pPr>
+        <w:rPr>
+          <w:rFonts w:ascii="CMU Serif" w:hAnsi="CMU Serif" w:cs="CMU Serif"/>
+          <w:b/>
+          <w:bCs/>
+          <w:sz w:val="24"/>
+          <w:szCs w:val="24"/>
+        </w:rPr>
+      </w:pPr>
+      <w:r>
+        <w:rPr>
+          <w:rFonts w:ascii="CMU Serif" w:hAnsi="CMU Serif" w:cs="CMU Serif"/>
+          <w:b/>
+          <w:bCs/>
+          <w:sz w:val="24"/>
+          <w:szCs w:val="24"/>
+        </w:rPr>
+        <w:pict w14:anchorId="3ADFD2D9">
+          <v:rect id="_x0000_i1101" style="width:0;height:1.5pt" o:hralign="center" o:hrstd="t" o:hr="t" fillcolor="#a0a0a0" stroked="f"/>
+        </w:pict>
+      </w:r>
+    </w:p>
+    <w:p>
+      <w:pPr>
+        <w:rPr>
+          <w:rFonts w:ascii="CMU Serif" w:hAnsi="CMU Serif" w:cs="CMU Serif"/>
+          <w:b/>
+          <w:bCs/>
+          <w:sz w:val="24"/>
+          <w:szCs w:val="24"/>
+          <w:lang w:val="en-US"/>
+        </w:rPr>
+      </w:pPr>
+      <w:r>
+        <w:rPr>
+          <w:rFonts w:ascii="CMU Serif" w:hAnsi="CMU Serif" w:cs="CMU Serif"/>
+          <w:b/>
+          <w:bCs/>
+          <w:sz w:val="24"/>
+          <w:szCs w:val="24"/>
+          <w:lang w:val="en-US"/>
+        </w:rPr>
+        <w:t xml:space="preserve">2.4 </w:t>
+      </w:r>
+      <w:r>
+        <w:rPr>
+          <w:rFonts w:ascii="CMU Serif" w:hAnsi="CMU Serif" w:cs="CMU Serif"/>
+          <w:b/>
+          <w:bCs/>
+          <w:sz w:val="24"/>
+          <w:szCs w:val="24"/>
+          <w:lang w:val="en-US"/>
+        </w:rPr>
+        <w:t>Identification of Conserved Differentially Expressed Genes</w:t>
+      </w:r>
+    </w:p>
+    <w:p>
+      <w:pPr>
+        <w:rPr>
+          <w:rFonts w:ascii="CMU Serif" w:hAnsi="CMU Serif" w:cs="CMU Serif"/>
+          <w:sz w:val="24"/>
+          <w:szCs w:val="24"/>
+          <w:lang w:val="en-US"/>
+        </w:rPr>
+      </w:pPr>
+      <w:r>
+        <w:rPr>
+          <w:rFonts w:ascii="CMU Serif" w:hAnsi="CMU Serif" w:cs="CMU Serif"/>
+          <w:sz w:val="24"/>
+          <w:szCs w:val="24"/>
+          <w:lang w:val="en-US"/>
+        </w:rPr>
+        <w:t>Significant DEGs identified independently from GSE33000 and GSE44770 were compared to identify genes consistently dysregulated across both datasets.</w:t>
+      </w:r>
+    </w:p>
+    <w:p>
+      <w:pPr>
+        <w:rPr>
+          <w:rFonts w:ascii="CMU Serif" w:hAnsi="CMU Serif" w:cs="CMU Serif"/>
+          <w:sz w:val="24"/>
+          <w:szCs w:val="24"/>
+          <w:lang w:val="en-US"/>
+        </w:rPr>
+      </w:pPr>
+      <w:r>
+        <w:rPr>
+          <w:rFonts w:ascii="CMU Serif" w:hAnsi="CMU Serif" w:cs="CMU Serif"/>
+          <w:sz w:val="24"/>
+          <w:szCs w:val="24"/>
+          <w:lang w:val="en-US"/>
+        </w:rPr>
+        <w:t>Only genes differentially expressed in the same direction in both datasets were retained for downstream analyses. These shared DEGs were considered high-confidence Alzheimer's disease-associated genes because they demonstrated reproducible expression changes across independent patient cohorts.</w:t>
+      </w:r>
+    </w:p>
+    <w:p>
+      <w:pPr>
+        <w:rPr>
+          <w:rFonts w:ascii="CMU Serif" w:hAnsi="CMU Serif" w:cs="CMU Serif"/>
+          <w:b/>
+          <w:bCs/>
+          <w:sz w:val="24"/>
+          <w:szCs w:val="24"/>
+        </w:rPr>
+      </w:pPr>
+      <w:r>
+        <w:rPr>
+          <w:rFonts w:ascii="CMU Serif" w:hAnsi="CMU Serif" w:cs="CMU Serif"/>
+          <w:b/>
+          <w:bCs/>
+          <w:sz w:val="24"/>
+          <w:szCs w:val="24"/>
+        </w:rPr>
+        <w:pict w14:anchorId="37A8AFDD">
+          <v:rect id="_x0000_i1102" style="width:0;height:1.5pt" o:hralign="center" o:hrstd="t" o:hr="t" fillcolor="#a0a0a0" stroked="f"/>
+        </w:pict>
+      </w:r>
+    </w:p>
+    <w:p>
+      <w:pPr>
+        <w:rPr>
+          <w:rFonts w:ascii="CMU Serif" w:hAnsi="CMU Serif" w:cs="CMU Serif"/>
+          <w:b/>
+          <w:bCs/>
+          <w:sz w:val="24"/>
+          <w:szCs w:val="24"/>
+          <w:lang w:val="en-US"/>
+        </w:rPr>
+      </w:pPr>
+      <w:r>
+        <w:rPr>
+          <w:rFonts w:ascii="CMU Serif" w:hAnsi="CMU Serif" w:cs="CMU Serif"/>
+          <w:b/>
+          <w:bCs/>
+          <w:sz w:val="24"/>
+          <w:szCs w:val="24"/>
+          <w:lang w:val="en-US"/>
+        </w:rPr>
+        <w:t xml:space="preserve">2.5 </w:t>
+      </w:r>
+      <w:r>
+        <w:rPr>
+          <w:rFonts w:ascii="CMU Serif" w:hAnsi="CMU Serif" w:cs="CMU Serif"/>
+          <w:b/>
+          <w:bCs/>
+          <w:sz w:val="24"/>
+          <w:szCs w:val="24"/>
+          <w:lang w:val="en-US"/>
+        </w:rPr>
+        <w:t>Gene Ontology and KEGG Pathway Enrichment Analysis</w:t>
+      </w:r>
+    </w:p>
+    <w:p>
+      <w:pPr>
+        <w:rPr>
+          <w:rFonts w:ascii="CMU Serif" w:hAnsi="CMU Serif" w:cs="CMU Serif"/>
+          <w:sz w:val="24"/>
+          <w:szCs w:val="24"/>
+          <w:lang w:val="en-US"/>
+        </w:rPr>
+      </w:pPr>
+      <w:r>
+        <w:rPr>
+          <w:rFonts w:ascii="CMU Serif" w:hAnsi="CMU Serif" w:cs="CMU Serif"/>
+          <w:sz w:val="24"/>
+          <w:szCs w:val="24"/>
+          <w:lang w:val="en-US"/>
+        </w:rPr>
+        <w:t>Functional enrichment analysis was performed using the Database for Annotation, Visualization and Integrated Discovery (DAVID, version 2021).</w:t>
+      </w:r>
+    </w:p>
+    <w:p>
+      <w:pPr>
+        <w:rPr>
+          <w:rFonts w:ascii="CMU Serif" w:hAnsi="CMU Serif" w:cs="CMU Serif"/>
+          <w:sz w:val="24"/>
+          <w:szCs w:val="24"/>
+          <w:lang w:val="en-US"/>
+        </w:rPr>
+      </w:pPr>
+      <w:r>
+        <w:rPr>
+          <w:rFonts w:ascii="CMU Serif" w:hAnsi="CMU Serif" w:cs="CMU Serif"/>
+          <w:sz w:val="24"/>
+          <w:szCs w:val="24"/>
+          <w:lang w:val="en-US"/>
+        </w:rPr>
+        <w:t>Gene Ontology enrichment was evaluated across three functional categories:</w:t>
+      </w:r>
+    </w:p>
+    <w:p>
+      <w:pPr>
+        <w:numPr>
+          <w:ilvl w:val="0"/>
+          <w:numId w:val="9"/>
+        </w:numPr>
+        <w:rPr>
+          <w:rFonts w:ascii="CMU Serif" w:hAnsi="CMU Serif" w:cs="CMU Serif"/>
+          <w:sz w:val="24"/>
+          <w:szCs w:val="24"/>
+        </w:rPr>
+      </w:pPr>
+      <w:r>
+        <w:rPr>
+          <w:rFonts w:ascii="CMU Serif" w:hAnsi="CMU Serif" w:cs="CMU Serif"/>
+          <w:sz w:val="24"/>
+          <w:szCs w:val="24"/>
+        </w:rPr>
+        <w:t>Biological Process (BP)</w:t>
+      </w:r>
+    </w:p>
+    <w:p>
+      <w:pPr>
+        <w:numPr>
+          <w:ilvl w:val="0"/>
+          <w:numId w:val="9"/>
+        </w:numPr>
+        <w:rPr>
+          <w:rFonts w:ascii="CMU Serif" w:hAnsi="CMU Serif" w:cs="CMU Serif"/>
+          <w:sz w:val="24"/>
+          <w:szCs w:val="24"/>
+        </w:rPr>
+      </w:pPr>
+      <w:r>
+        <w:rPr>
+          <w:rFonts w:ascii="CMU Serif" w:hAnsi="CMU Serif" w:cs="CMU Serif"/>
+          <w:sz w:val="24"/>
+          <w:szCs w:val="24"/>
+        </w:rPr>
+        <w:t>Molecular Function (MF)</w:t>
+      </w:r>
+    </w:p>
+    <w:p>
+      <w:pPr>
+        <w:numPr>
+          <w:ilvl w:val="0"/>
+          <w:numId w:val="9"/>
+        </w:numPr>
+        <w:rPr>
+          <w:rFonts w:ascii="CMU Serif" w:hAnsi="CMU Serif" w:cs="CMU Serif"/>
+          <w:sz w:val="24"/>
+          <w:szCs w:val="24"/>
+        </w:rPr>
+      </w:pPr>
+      <w:r>
+        <w:rPr>
+          <w:rFonts w:ascii="CMU Serif" w:hAnsi="CMU Serif" w:cs="CMU Serif"/>
+          <w:sz w:val="24"/>
+          <w:szCs w:val="24"/>
+        </w:rPr>
+        <w:t>Cellular Component (CC)</w:t>
+      </w:r>
+    </w:p>
+    <w:p>
+      <w:pPr>
+        <w:rPr>
+          <w:rFonts w:ascii="CMU Serif" w:hAnsi="CMU Serif" w:cs="CMU Serif"/>
+          <w:sz w:val="24"/>
+          <w:szCs w:val="24"/>
+          <w:lang w:val="en-US"/>
+        </w:rPr>
+      </w:pPr>
+      <w:r>
+        <w:rPr>
+          <w:rFonts w:ascii="CMU Serif" w:hAnsi="CMU Serif" w:cs="CMU Serif"/>
+          <w:sz w:val="24"/>
+          <w:szCs w:val="24"/>
+          <w:lang w:val="en-US"/>
+        </w:rPr>
+        <w:lastRenderedPageBreak/>
+        <w:t>Kyoto Encyclopedia of Genes and Genomes (KEGG) pathway enrichment analysis was also performed to identify biological pathways significantly associated with the conserved DEGs.</w:t>
+      </w:r>
+    </w:p>
+    <w:p>
+      <w:pPr>
+        <w:rPr>
+          <w:rFonts w:ascii="CMU Serif" w:hAnsi="CMU Serif" w:cs="CMU Serif"/>
+          <w:sz w:val="24"/>
+          <w:szCs w:val="24"/>
+          <w:lang w:val="en-US"/>
+        </w:rPr>
+      </w:pPr>
+      <w:r>
+        <w:rPr>
+          <w:rFonts w:ascii="CMU Serif" w:hAnsi="CMU Serif" w:cs="CMU Serif"/>
+          <w:sz w:val="24"/>
+          <w:szCs w:val="24"/>
+          <w:lang w:val="en-US"/>
+        </w:rPr>
+        <w:t xml:space="preserve">Enriched GO terms and KEGG pathways with </w:t>
+      </w:r>
+      <w:r>
+        <w:rPr>
+          <w:rFonts w:ascii="CMU Serif" w:hAnsi="CMU Serif" w:cs="CMU Serif"/>
+          <w:i/>
+          <w:iCs/>
+          <w:sz w:val="24"/>
+          <w:szCs w:val="24"/>
+          <w:lang w:val="en-US"/>
+        </w:rPr>
+        <w:t>P</w:t>
+      </w:r>
+      <w:r>
+        <w:rPr>
+          <w:rFonts w:ascii="CMU Serif" w:hAnsi="CMU Serif" w:cs="CMU Serif"/>
+          <w:sz w:val="24"/>
+          <w:szCs w:val="24"/>
+          <w:lang w:val="en-US"/>
+        </w:rPr>
+        <w:t xml:space="preserve"> &lt; 0.05 were considered statistically significant.</w:t>
+      </w:r>
+    </w:p>
+    <w:p>
+      <w:pPr>
+        <w:rPr>
+          <w:rFonts w:ascii="CMU Serif" w:hAnsi="CMU Serif" w:cs="CMU Serif"/>
+          <w:b/>
+          <w:bCs/>
+          <w:sz w:val="24"/>
+          <w:szCs w:val="24"/>
+        </w:rPr>
+      </w:pPr>
+      <w:r>
+        <w:rPr>
+          <w:rFonts w:ascii="CMU Serif" w:hAnsi="CMU Serif" w:cs="CMU Serif"/>
+          <w:b/>
+          <w:bCs/>
+          <w:sz w:val="24"/>
+          <w:szCs w:val="24"/>
+        </w:rPr>
+        <w:pict w14:anchorId="5D6F93BD">
+          <v:rect id="_x0000_i1103" style="width:0;height:1.5pt" o:hralign="center" o:hrstd="t" o:hr="t" fillcolor="#a0a0a0" stroked="f"/>
+        </w:pict>
+      </w:r>
+    </w:p>
+    <w:p>
+      <w:pPr>
+        <w:rPr>
+          <w:rFonts w:ascii="CMU Serif" w:hAnsi="CMU Serif" w:cs="CMU Serif"/>
+          <w:b/>
+          <w:bCs/>
+          <w:sz w:val="24"/>
+          <w:szCs w:val="24"/>
+          <w:lang w:val="en-US"/>
+        </w:rPr>
+      </w:pPr>
+      <w:r>
+        <w:rPr>
+          <w:rFonts w:ascii="CMU Serif" w:hAnsi="CMU Serif" w:cs="CMU Serif"/>
+          <w:b/>
+          <w:bCs/>
+          <w:sz w:val="24"/>
+          <w:szCs w:val="24"/>
+          <w:lang w:val="en-US"/>
+        </w:rPr>
+        <w:t xml:space="preserve">2.6 </w:t>
+      </w:r>
+      <w:r>
+        <w:rPr>
+          <w:rFonts w:ascii="CMU Serif" w:hAnsi="CMU Serif" w:cs="CMU Serif"/>
+          <w:b/>
+          <w:bCs/>
+          <w:sz w:val="24"/>
+          <w:szCs w:val="24"/>
+          <w:lang w:val="en-US"/>
+        </w:rPr>
+        <w:t>Protein–Protein Interaction Network Analysis</w:t>
+      </w:r>
+    </w:p>
+    <w:p>
+      <w:pPr>
+        <w:rPr>
+          <w:rFonts w:ascii="CMU Serif" w:hAnsi="CMU Serif" w:cs="CMU Serif"/>
+          <w:sz w:val="24"/>
+          <w:szCs w:val="24"/>
+          <w:lang w:val="en-US"/>
+        </w:rPr>
+      </w:pPr>
+      <w:r>
+        <w:rPr>
+          <w:rFonts w:ascii="CMU Serif" w:hAnsi="CMU Serif" w:cs="CMU Serif"/>
+          <w:sz w:val="24"/>
+          <w:szCs w:val="24"/>
+          <w:lang w:val="en-US"/>
+        </w:rPr>
+        <w:t>Protein–protein interaction analysis was performed using STRING version 12.0.</w:t>
+      </w:r>
+    </w:p>
+    <w:p>
+      <w:pPr>
+        <w:rPr>
+          <w:rFonts w:ascii="CMU Serif" w:hAnsi="CMU Serif" w:cs="CMU Serif"/>
+          <w:sz w:val="24"/>
+          <w:szCs w:val="24"/>
+          <w:lang w:val="en-US"/>
+        </w:rPr>
+      </w:pPr>
+      <w:r>
+        <w:rPr>
+          <w:rFonts w:ascii="CMU Serif" w:hAnsi="CMU Serif" w:cs="CMU Serif"/>
+          <w:sz w:val="24"/>
+          <w:szCs w:val="24"/>
+          <w:lang w:val="en-US"/>
+        </w:rPr>
+        <w:t xml:space="preserve">The conserved DEGs were uploaded to STRING to construct an interaction network based on experimentally validated and predicted protein interactions. The resulting network was imported into </w:t>
+      </w:r>
+      <w:proofErr w:type="spellStart"/>
+      <w:r>
+        <w:rPr>
+          <w:rFonts w:ascii="CMU Serif" w:hAnsi="CMU Serif" w:cs="CMU Serif"/>
+          <w:sz w:val="24"/>
+          <w:szCs w:val="24"/>
+          <w:lang w:val="en-US"/>
+        </w:rPr>
+        <w:t>Cytoscape</w:t>
+      </w:r>
+      <w:proofErr w:type="spellEnd"/>
+      <w:r>
+        <w:rPr>
+          <w:rFonts w:ascii="CMU Serif" w:hAnsi="CMU Serif" w:cs="CMU Serif"/>
+          <w:sz w:val="24"/>
+          <w:szCs w:val="24"/>
+          <w:lang w:val="en-US"/>
+        </w:rPr>
+        <w:t xml:space="preserve"> (version 3.x) for visualization and network analysis.</w:t>
+      </w:r>
+    </w:p>
+    <w:p>
+      <w:pPr>
+        <w:rPr>
+          <w:rFonts w:ascii="CMU Serif" w:hAnsi="CMU Serif" w:cs="CMU Serif"/>
+          <w:sz w:val="24"/>
+          <w:szCs w:val="24"/>
+          <w:lang w:val="en-US"/>
+        </w:rPr>
+      </w:pPr>
+      <w:r>
+        <w:rPr>
+          <w:rFonts w:ascii="CMU Serif" w:hAnsi="CMU Serif" w:cs="CMU Serif"/>
+          <w:sz w:val="24"/>
+          <w:szCs w:val="24"/>
+          <w:lang w:val="en-US"/>
+        </w:rPr>
+        <w:t>Node degree centrality was calculated to identify highly connected genes within the interaction network. Genes with the highest degree centrality were defined as candidate hub genes because of their potential regulatory importance within Alzheimer's disease-associated molecular pathways.</w:t>
+      </w:r>
+    </w:p>
+    <w:p>
+      <w:pPr>
+        <w:rPr>
+          <w:rFonts w:ascii="CMU Serif" w:hAnsi="CMU Serif" w:cs="CMU Serif"/>
+          <w:b/>
+          <w:bCs/>
+          <w:sz w:val="24"/>
+          <w:szCs w:val="24"/>
+        </w:rPr>
+      </w:pPr>
+      <w:r>
+        <w:rPr>
+          <w:rFonts w:ascii="CMU Serif" w:hAnsi="CMU Serif" w:cs="CMU Serif"/>
+          <w:b/>
+          <w:bCs/>
+          <w:sz w:val="24"/>
+          <w:szCs w:val="24"/>
+        </w:rPr>
+        <w:pict w14:anchorId="1C83AD6D">
+          <v:rect id="_x0000_i1104" style="width:0;height:1.5pt" o:hralign="center" o:hrstd="t" o:hr="t" fillcolor="#a0a0a0" stroked="f"/>
+        </w:pict>
+      </w:r>
+    </w:p>
+    <w:p>
+      <w:pPr>
+        <w:rPr>
+          <w:rFonts w:ascii="CMU Serif" w:hAnsi="CMU Serif" w:cs="CMU Serif"/>
+          <w:b/>
+          <w:bCs/>
+          <w:sz w:val="24"/>
+          <w:szCs w:val="24"/>
+          <w:lang w:val="en-US"/>
+        </w:rPr>
+      </w:pPr>
+      <w:r>
+        <w:rPr>
+          <w:rFonts w:ascii="CMU Serif" w:hAnsi="CMU Serif" w:cs="CMU Serif"/>
+          <w:b/>
+          <w:bCs/>
+          <w:sz w:val="24"/>
+          <w:szCs w:val="24"/>
+          <w:lang w:val="en-US"/>
+        </w:rPr>
+        <w:t xml:space="preserve">2.7 </w:t>
+      </w:r>
+      <w:r>
+        <w:rPr>
+          <w:rFonts w:ascii="CMU Serif" w:hAnsi="CMU Serif" w:cs="CMU Serif"/>
+          <w:b/>
+          <w:bCs/>
+          <w:sz w:val="24"/>
+          <w:szCs w:val="24"/>
+          <w:lang w:val="en-US"/>
+        </w:rPr>
+        <w:t>Data Availability</w:t>
+      </w:r>
+    </w:p>
+    <w:p>
+      <w:pPr>
+        <w:rPr>
+          <w:rFonts w:ascii="CMU Serif" w:hAnsi="CMU Serif" w:cs="CMU Serif"/>
+          <w:sz w:val="24"/>
+          <w:szCs w:val="24"/>
+          <w:lang w:val="en-US"/>
+        </w:rPr>
+      </w:pPr>
+      <w:r>
+        <w:rPr>
+          <w:rFonts w:ascii="CMU Serif" w:hAnsi="CMU Serif" w:cs="CMU Serif"/>
+          <w:sz w:val="24"/>
+          <w:szCs w:val="24"/>
+          <w:lang w:val="en-US"/>
+        </w:rPr>
+        <w:t>All transcriptomic datasets analyzed in this study are publicly available through the NCBI Gene Expression Omnibus.</w:t>
+      </w:r>
+    </w:p>
+    <w:p>
+      <w:pPr>
+        <w:rPr>
+          <w:rFonts w:ascii="CMU Serif" w:hAnsi="CMU Serif" w:cs="CMU Serif"/>
+          <w:sz w:val="24"/>
+          <w:szCs w:val="24"/>
+          <w:lang w:val="en-US"/>
+        </w:rPr>
+      </w:pPr>
+      <w:r>
+        <w:rPr>
+          <w:rFonts w:ascii="CMU Serif" w:hAnsi="CMU Serif" w:cs="CMU Serif"/>
+          <w:sz w:val="24"/>
+          <w:szCs w:val="24"/>
+          <w:lang w:val="en-US"/>
+        </w:rPr>
+        <w:t>The complete computational workflow, analysis scripts, processed data, figures, and supplementary materials are publicly available through GitHub:</w:t>
+      </w:r>
+    </w:p>
+    <w:p>
+      <w:pPr>
+        <w:rPr>
+          <w:rFonts w:ascii="CMU Serif" w:hAnsi="CMU Serif" w:cs="CMU Serif"/>
+          <w:sz w:val="24"/>
+          <w:szCs w:val="24"/>
+          <w:lang w:val="en-US"/>
+        </w:rPr>
+      </w:pPr>
+      <w:hyperlink r:id="rId5" w:history="1">
+        <w:r>
           <w:rPr>
-            <w:rFonts w:ascii="Cambria Math" w:hAnsi="Cambria Math" w:cs="CMU Serif"/>
+            <w:rStyle w:val="Hyperlink"/>
+            <w:rFonts w:ascii="CMU Serif" w:hAnsi="CMU Serif" w:cs="CMU Serif"/>
             <w:sz w:val="24"/>
             <w:szCs w:val="24"/>
             <w:lang w:val="en-US"/>
           </w:rPr>
-          <m:t xml:space="preserve"> </m:t>
-        </m:r>
-      </m:oMath>
-      <w:r>
-        <w:rPr>
-          <w:rFonts w:ascii="CMU Serif" w:hAnsi="CMU Serif" w:cs="CMU Serif"/>
-          <w:sz w:val="24"/>
-          <w:szCs w:val="24"/>
-          <w:lang w:val="en-US"/>
-        </w:rPr>
-        <w:t>corresponds to the estimated regression coefficients describing the effect of disease status, and</w:t>
-      </w:r>
-    </w:p>
-    <w:p>
-      <w:pPr>
-        <w:numPr>
-          <w:ilvl w:val="0"/>
-          <w:numId w:val="1"/>
-        </w:numPr>
-        <w:rPr>
-          <w:rFonts w:ascii="CMU Serif" w:hAnsi="CMU Serif" w:cs="CMU Serif"/>
-          <w:sz w:val="24"/>
-          <w:szCs w:val="24"/>
-          <w:lang w:val="en-US"/>
-        </w:rPr>
-      </w:pPr>
-      <m:oMath>
-        <m:d>
-          <m:dPr>
-            <m:ctrlPr>
-              <w:rPr>
-                <w:rFonts w:ascii="Cambria Math" w:hAnsi="Cambria Math" w:cs="CMU Serif"/>
-                <w:sz w:val="24"/>
-                <w:szCs w:val="24"/>
-              </w:rPr>
-            </m:ctrlPr>
-          </m:dPr>
-          <m:e>
-            <m:r>
-              <w:rPr>
-                <w:rFonts w:ascii="Cambria Math" w:hAnsi="Cambria Math" w:cs="CMU Serif"/>
-                <w:sz w:val="24"/>
-                <w:szCs w:val="24"/>
-              </w:rPr>
-              <m:t>ε</m:t>
-            </m:r>
-          </m:e>
-        </m:d>
-        <m:r>
+          <w:t>https://github.com/ritaell/alzheimers-transcriptomic-analysis</w:t>
+        </w:r>
+      </w:hyperlink>
+    </w:p>
+    <w:p>
+      <w:pPr>
+        <w:rPr>
+          <w:rFonts w:ascii="CMU Serif" w:hAnsi="CMU Serif" w:cs="CMU Serif"/>
+          <w:sz w:val="24"/>
+          <w:szCs w:val="24"/>
+          <w:lang w:val="en-US"/>
+        </w:rPr>
+      </w:pPr>
+      <w:r>
+        <w:rPr>
+          <w:rFonts w:ascii="CMU Serif" w:hAnsi="CMU Serif" w:cs="CMU Serif"/>
+          <w:sz w:val="24"/>
+          <w:szCs w:val="24"/>
+          <w:lang w:val="en-US"/>
+        </w:rPr>
+        <w:t xml:space="preserve">A permanent archived version of the repository is available through </w:t>
+      </w:r>
+      <w:proofErr w:type="spellStart"/>
+      <w:r>
+        <w:rPr>
+          <w:rFonts w:ascii="CMU Serif" w:hAnsi="CMU Serif" w:cs="CMU Serif"/>
+          <w:sz w:val="24"/>
+          <w:szCs w:val="24"/>
+          <w:lang w:val="en-US"/>
+        </w:rPr>
+        <w:t>Zenodo</w:t>
+      </w:r>
+      <w:proofErr w:type="spellEnd"/>
+      <w:r>
+        <w:rPr>
+          <w:rFonts w:ascii="CMU Serif" w:hAnsi="CMU Serif" w:cs="CMU Serif"/>
+          <w:sz w:val="24"/>
+          <w:szCs w:val="24"/>
+          <w:lang w:val="en-US"/>
+        </w:rPr>
+        <w:t>:</w:t>
+      </w:r>
+    </w:p>
+    <w:p>
+      <w:pPr>
+        <w:rPr>
+          <w:rFonts w:ascii="CMU Serif" w:hAnsi="CMU Serif" w:cs="CMU Serif"/>
+          <w:sz w:val="24"/>
+          <w:szCs w:val="24"/>
+        </w:rPr>
+      </w:pPr>
+      <w:hyperlink r:id="rId6" w:history="1">
+        <w:r>
           <w:rPr>
-            <w:rFonts w:ascii="Cambria Math" w:hAnsi="Cambria Math" w:cs="CMU Serif"/>
+            <w:rStyle w:val="Hyperlink"/>
+            <w:rFonts w:ascii="CMU Serif" w:hAnsi="CMU Serif" w:cs="CMU Serif"/>
             <w:sz w:val="24"/>
             <w:szCs w:val="24"/>
-            <w:lang w:val="en-US"/>
           </w:rPr>
-          <m:t xml:space="preserve"> </m:t>
-        </m:r>
-      </m:oMath>
-      <w:r>
-        <w:rPr>
-          <w:rFonts w:ascii="CMU Serif" w:hAnsi="CMU Serif" w:cs="CMU Serif"/>
-          <w:sz w:val="24"/>
-          <w:szCs w:val="24"/>
-          <w:lang w:val="en-US"/>
-        </w:rPr>
-        <w:t>represents the residual error.</w:t>
-      </w:r>
-    </w:p>
-    <w:p>
-      <w:pPr>
-        <w:rPr>
-          <w:rFonts w:ascii="CMU Serif" w:hAnsi="CMU Serif" w:cs="CMU Serif"/>
-          <w:sz w:val="24"/>
-          <w:szCs w:val="24"/>
-          <w:lang w:val="en-US"/>
-        </w:rPr>
-      </w:pPr>
-      <w:r>
-        <w:rPr>
-          <w:rFonts w:ascii="CMU Serif" w:hAnsi="CMU Serif" w:cs="CMU Serif"/>
-          <w:sz w:val="24"/>
-          <w:szCs w:val="24"/>
-          <w:lang w:val="en-US"/>
-        </w:rPr>
-        <w:t>For each gene, the log</w:t>
-      </w:r>
-      <w:r>
-        <w:rPr>
-          <w:rFonts w:ascii="Cambria Math" w:hAnsi="Cambria Math" w:cs="Cambria Math"/>
-          <w:sz w:val="24"/>
-          <w:szCs w:val="24"/>
-          <w:lang w:val="en-US"/>
-        </w:rPr>
-        <w:t>₂</w:t>
-      </w:r>
-      <w:r>
-        <w:rPr>
-          <w:rFonts w:ascii="CMU Serif" w:hAnsi="CMU Serif" w:cs="CMU Serif"/>
-          <w:sz w:val="24"/>
-          <w:szCs w:val="24"/>
-          <w:lang w:val="en-US"/>
-        </w:rPr>
-        <w:t xml:space="preserve"> fold change (</w:t>
-      </w:r>
-      <w:proofErr w:type="spellStart"/>
-      <w:r>
-        <w:rPr>
-          <w:rFonts w:ascii="CMU Serif" w:hAnsi="CMU Serif" w:cs="CMU Serif"/>
-          <w:sz w:val="24"/>
-          <w:szCs w:val="24"/>
-          <w:lang w:val="en-US"/>
-        </w:rPr>
-        <w:t>log</w:t>
-      </w:r>
-      <w:r>
-        <w:rPr>
-          <w:rFonts w:ascii="Cambria Math" w:hAnsi="Cambria Math" w:cs="Cambria Math"/>
-          <w:sz w:val="24"/>
-          <w:szCs w:val="24"/>
-          <w:lang w:val="en-US"/>
-        </w:rPr>
-        <w:t>₂</w:t>
-      </w:r>
-      <w:r>
-        <w:rPr>
-          <w:rFonts w:ascii="CMU Serif" w:hAnsi="CMU Serif" w:cs="CMU Serif"/>
-          <w:sz w:val="24"/>
-          <w:szCs w:val="24"/>
-          <w:lang w:val="en-US"/>
-        </w:rPr>
-        <w:t>FC</w:t>
-      </w:r>
-      <w:proofErr w:type="spellEnd"/>
-      <w:r>
-        <w:rPr>
-          <w:rFonts w:ascii="CMU Serif" w:hAnsi="CMU Serif" w:cs="CMU Serif"/>
-          <w:sz w:val="24"/>
-          <w:szCs w:val="24"/>
-          <w:lang w:val="en-US"/>
-        </w:rPr>
-        <w:t>) was calculated as</w:t>
-      </w:r>
-    </w:p>
-    <w:p>
-      <w:pPr>
-        <w:rPr>
-          <w:rFonts w:ascii="CMU Serif" w:hAnsi="CMU Serif" w:cs="CMU Serif"/>
-          <w:sz w:val="24"/>
-          <w:szCs w:val="24"/>
-          <w:lang w:val="en-US"/>
-        </w:rPr>
-      </w:pPr>
-      <m:oMathPara>
-        <m:oMath>
-          <m:d>
-            <m:dPr>
-              <m:begChr m:val="["/>
-              <m:endChr m:val="]"/>
-              <m:ctrlPr>
-                <w:rPr>
-                  <w:rFonts w:ascii="Cambria Math" w:hAnsi="Cambria Math" w:cs="CMU Serif"/>
-                  <w:sz w:val="24"/>
-                  <w:szCs w:val="24"/>
-                </w:rPr>
-              </m:ctrlPr>
-            </m:dPr>
-            <m:e>
-              <m:func>
-                <m:funcPr>
-                  <m:ctrlPr>
-                    <w:rPr>
-                      <w:rFonts w:ascii="Cambria Math" w:hAnsi="Cambria Math" w:cs="CMU Serif"/>
-                      <w:sz w:val="24"/>
-                      <w:szCs w:val="24"/>
-                    </w:rPr>
-                  </m:ctrlPr>
-                </m:funcPr>
-                <m:fName>
-                  <m:sSub>
-                    <m:sSubPr>
-                      <m:ctrlPr>
-                        <w:rPr>
-                          <w:rFonts w:ascii="Cambria Math" w:hAnsi="Cambria Math" w:cs="CMU Serif"/>
-                          <w:sz w:val="24"/>
-                          <w:szCs w:val="24"/>
-                        </w:rPr>
-                      </m:ctrlPr>
-                    </m:sSubPr>
-                    <m:e>
-                      <m:r>
-                        <m:rPr>
-                          <m:sty m:val="p"/>
-                        </m:rPr>
-                        <w:rPr>
-                          <w:rFonts w:ascii="Cambria Math" w:hAnsi="Cambria Math" w:cs="CMU Serif"/>
-                          <w:sz w:val="24"/>
-                          <w:szCs w:val="24"/>
-                        </w:rPr>
-                        <m:t>log</m:t>
-                      </m:r>
-                    </m:e>
-                    <m:sub>
-                      <m:r>
-                        <w:rPr>
-                          <w:rFonts w:ascii="Cambria Math" w:hAnsi="Cambria Math" w:cs="CMU Serif"/>
-                          <w:sz w:val="24"/>
-                          <w:szCs w:val="24"/>
-                        </w:rPr>
-                        <m:t>2</m:t>
-                      </m:r>
-                    </m:sub>
-                  </m:sSub>
-                </m:fName>
-                <m:e>
-                  <m:r>
-                    <w:rPr>
-                      <w:rFonts w:ascii="Cambria Math" w:hAnsi="Cambria Math" w:cs="CMU Serif"/>
-                      <w:sz w:val="24"/>
-                      <w:szCs w:val="24"/>
-                    </w:rPr>
-                    <m:t>F</m:t>
-                  </m:r>
-                </m:e>
-              </m:func>
-              <m:r>
-                <w:rPr>
-                  <w:rFonts w:ascii="Cambria Math" w:hAnsi="Cambria Math" w:cs="CMU Serif"/>
-                  <w:sz w:val="24"/>
-                  <w:szCs w:val="24"/>
-                </w:rPr>
-                <m:t>C=</m:t>
-              </m:r>
-              <m:func>
-                <m:funcPr>
-                  <m:ctrlPr>
-                    <w:rPr>
-                      <w:rFonts w:ascii="Cambria Math" w:hAnsi="Cambria Math" w:cs="CMU Serif"/>
-                      <w:sz w:val="24"/>
-                      <w:szCs w:val="24"/>
-                    </w:rPr>
-                  </m:ctrlPr>
-                </m:funcPr>
-                <m:fName>
-                  <m:sSub>
-                    <m:sSubPr>
-                      <m:ctrlPr>
-                        <w:rPr>
-                          <w:rFonts w:ascii="Cambria Math" w:hAnsi="Cambria Math" w:cs="CMU Serif"/>
-                          <w:sz w:val="24"/>
-                          <w:szCs w:val="24"/>
-                        </w:rPr>
-                      </m:ctrlPr>
-                    </m:sSubPr>
-                    <m:e>
-                      <m:r>
-                        <m:rPr>
-                          <m:sty m:val="p"/>
-                        </m:rPr>
-                        <w:rPr>
-                          <w:rFonts w:ascii="Cambria Math" w:hAnsi="Cambria Math" w:cs="CMU Serif"/>
-                          <w:sz w:val="24"/>
-                          <w:szCs w:val="24"/>
-                        </w:rPr>
-                        <m:t>log</m:t>
-                      </m:r>
-                    </m:e>
-                    <m:sub>
-                      <m:r>
-                        <w:rPr>
-                          <w:rFonts w:ascii="Cambria Math" w:hAnsi="Cambria Math" w:cs="CMU Serif"/>
-                          <w:sz w:val="24"/>
-                          <w:szCs w:val="24"/>
-                        </w:rPr>
-                        <m:t>2</m:t>
-                      </m:r>
-                    </m:sub>
-                  </m:sSub>
-                </m:fName>
-                <m:e>
-                  <m:d>
-                    <m:dPr>
-                      <m:ctrlPr>
-                        <w:rPr>
-                          <w:rFonts w:ascii="Cambria Math" w:hAnsi="Cambria Math" w:cs="CMU Serif"/>
-                          <w:sz w:val="24"/>
-                          <w:szCs w:val="24"/>
-                        </w:rPr>
-                      </m:ctrlPr>
-                    </m:dPr>
-                    <m:e>
-                      <m:f>
-                        <m:fPr>
-                          <m:ctrlPr>
-                            <w:rPr>
-                              <w:rFonts w:ascii="Cambria Math" w:hAnsi="Cambria Math" w:cs="CMU Serif"/>
-                              <w:sz w:val="24"/>
-                              <w:szCs w:val="24"/>
-                            </w:rPr>
-                          </m:ctrlPr>
-                        </m:fPr>
-                        <m:num>
-                          <m:acc>
-                            <m:accPr>
-                              <m:chr m:val="̅"/>
-                              <m:ctrlPr>
-                                <w:rPr>
-                                  <w:rFonts w:ascii="Cambria Math" w:hAnsi="Cambria Math" w:cs="CMU Serif"/>
-                                  <w:sz w:val="24"/>
-                                  <w:szCs w:val="24"/>
-                                </w:rPr>
-                              </m:ctrlPr>
-                            </m:accPr>
-                            <m:e>
-                              <m:r>
-                                <w:rPr>
-                                  <w:rFonts w:ascii="Cambria Math" w:hAnsi="Cambria Math" w:cs="CMU Serif"/>
-                                  <w:sz w:val="24"/>
-                                  <w:szCs w:val="24"/>
-                                </w:rPr>
-                                <m:t>x</m:t>
-                              </m:r>
-                            </m:e>
-                          </m:acc>
-                          <m:r>
-                            <w:rPr>
-                              <w:rFonts w:ascii="Cambria Math" w:hAnsi="Cambria Math" w:cs="CMU Serif"/>
-                              <w:sz w:val="24"/>
-                              <w:szCs w:val="24"/>
-                            </w:rPr>
-                            <m:t>AD</m:t>
-                          </m:r>
-                        </m:num>
-                        <m:den>
-                          <m:acc>
-                            <m:accPr>
-                              <m:chr m:val="̅"/>
-                              <m:ctrlPr>
-                                <w:rPr>
-                                  <w:rFonts w:ascii="Cambria Math" w:hAnsi="Cambria Math" w:cs="CMU Serif"/>
-                                  <w:sz w:val="24"/>
-                                  <w:szCs w:val="24"/>
-                                </w:rPr>
-                              </m:ctrlPr>
-                            </m:accPr>
-                            <m:e>
-                              <m:r>
-                                <w:rPr>
-                                  <w:rFonts w:ascii="Cambria Math" w:hAnsi="Cambria Math" w:cs="CMU Serif"/>
-                                  <w:sz w:val="24"/>
-                                  <w:szCs w:val="24"/>
-                                </w:rPr>
-                                <m:t>x</m:t>
-                              </m:r>
-                            </m:e>
-                          </m:acc>
-                          <m:r>
-                            <w:rPr>
-                              <w:rFonts w:ascii="Cambria Math" w:hAnsi="Cambria Math" w:cs="CMU Serif"/>
-                              <w:sz w:val="24"/>
-                              <w:szCs w:val="24"/>
-                            </w:rPr>
-                            <m:t>Control</m:t>
-                          </m:r>
-                        </m:den>
-                      </m:f>
-                    </m:e>
-                  </m:d>
-                </m:e>
-              </m:func>
-            </m:e>
-          </m:d>
-        </m:oMath>
-      </m:oMathPara>
-    </w:p>
-    <w:p>
-      <w:pPr>
-        <w:rPr>
-          <w:rFonts w:ascii="CMU Serif" w:hAnsi="CMU Serif" w:cs="CMU Serif"/>
-          <w:sz w:val="24"/>
-          <w:szCs w:val="24"/>
-          <w:lang w:val="en-US"/>
-        </w:rPr>
-      </w:pPr>
-      <w:r>
-        <w:rPr>
-          <w:rFonts w:ascii="CMU Serif" w:hAnsi="CMU Serif" w:cs="CMU Serif"/>
-          <w:sz w:val="24"/>
-          <w:szCs w:val="24"/>
-          <w:lang w:val="en-US"/>
-        </w:rPr>
-        <w:t xml:space="preserve">where </w:t>
-      </w:r>
-      <m:oMath>
-        <m:d>
-          <m:dPr>
-            <m:ctrlPr>
-              <w:rPr>
-                <w:rFonts w:ascii="Cambria Math" w:hAnsi="Cambria Math" w:cs="CMU Serif"/>
-                <w:sz w:val="24"/>
-                <w:szCs w:val="24"/>
-              </w:rPr>
-            </m:ctrlPr>
-          </m:dPr>
-          <m:e>
-            <m:acc>
-              <m:accPr>
-                <m:chr m:val="̅"/>
-                <m:ctrlPr>
-                  <w:rPr>
-                    <w:rFonts w:ascii="Cambria Math" w:hAnsi="Cambria Math" w:cs="CMU Serif"/>
-                    <w:sz w:val="24"/>
-                    <w:szCs w:val="24"/>
-                  </w:rPr>
-                </m:ctrlPr>
-              </m:accPr>
-              <m:e>
-                <m:r>
-                  <w:rPr>
-                    <w:rFonts w:ascii="Cambria Math" w:hAnsi="Cambria Math" w:cs="CMU Serif"/>
-                    <w:sz w:val="24"/>
-                    <w:szCs w:val="24"/>
-                  </w:rPr>
-                  <m:t>x</m:t>
-                </m:r>
-              </m:e>
-            </m:acc>
-            <m:r>
-              <w:rPr>
-                <w:rFonts w:ascii="Cambria Math" w:hAnsi="Cambria Math" w:cs="CMU Serif"/>
-                <w:sz w:val="24"/>
-                <w:szCs w:val="24"/>
-              </w:rPr>
-              <m:t>AD</m:t>
-            </m:r>
-          </m:e>
-        </m:d>
-        <m:r>
-          <w:rPr>
-            <w:rFonts w:ascii="Cambria Math" w:hAnsi="Cambria Math" w:cs="CMU Serif"/>
-            <w:sz w:val="24"/>
-            <w:szCs w:val="24"/>
-            <w:lang w:val="en-US"/>
-          </w:rPr>
-          <m:t xml:space="preserve"> </m:t>
-        </m:r>
-      </m:oMath>
-      <w:r>
-        <w:rPr>
-          <w:rFonts w:ascii="CMU Serif" w:hAnsi="CMU Serif" w:cs="CMU Serif"/>
-          <w:i/>
-          <w:iCs/>
-          <w:sz w:val="24"/>
-          <w:szCs w:val="24"/>
-          <w:lang w:val="en-US"/>
-        </w:rPr>
-        <w:t xml:space="preserve">and </w:t>
-      </w:r>
-      <m:oMath>
-        <m:r>
-          <w:rPr>
-            <w:rFonts w:ascii="Cambria Math" w:hAnsi="Cambria Math" w:cs="CMU Serif"/>
-            <w:sz w:val="24"/>
-            <w:szCs w:val="24"/>
-            <w:lang w:val="en-US"/>
-          </w:rPr>
-          <m:t xml:space="preserve"> </m:t>
-        </m:r>
-        <m:d>
-          <m:dPr>
-            <m:ctrlPr>
-              <w:rPr>
-                <w:rFonts w:ascii="Cambria Math" w:hAnsi="Cambria Math" w:cs="CMU Serif"/>
-                <w:sz w:val="24"/>
-                <w:szCs w:val="24"/>
-              </w:rPr>
-            </m:ctrlPr>
-          </m:dPr>
-          <m:e>
-            <m:acc>
-              <m:accPr>
-                <m:chr m:val="̅"/>
-                <m:ctrlPr>
-                  <w:rPr>
-                    <w:rFonts w:ascii="Cambria Math" w:hAnsi="Cambria Math" w:cs="CMU Serif"/>
-                    <w:sz w:val="24"/>
-                    <w:szCs w:val="24"/>
-                  </w:rPr>
-                </m:ctrlPr>
-              </m:accPr>
-              <m:e>
-                <m:r>
-                  <w:rPr>
-                    <w:rFonts w:ascii="Cambria Math" w:hAnsi="Cambria Math" w:cs="CMU Serif"/>
-                    <w:sz w:val="24"/>
-                    <w:szCs w:val="24"/>
-                  </w:rPr>
-                  <m:t>x</m:t>
-                </m:r>
-              </m:e>
-            </m:acc>
-            <m:r>
-              <w:rPr>
-                <w:rFonts w:ascii="Cambria Math" w:hAnsi="Cambria Math" w:cs="CMU Serif"/>
-                <w:sz w:val="24"/>
-                <w:szCs w:val="24"/>
-              </w:rPr>
-              <m:t>Control</m:t>
-            </m:r>
-          </m:e>
-        </m:d>
-      </m:oMath>
-      <w:r>
-        <w:rPr>
-          <w:rFonts w:ascii="CMU Serif" w:hAnsi="CMU Serif" w:cs="CMU Serif"/>
-          <w:sz w:val="24"/>
-          <w:szCs w:val="24"/>
-          <w:lang w:val="en-US"/>
-        </w:rPr>
-        <w:t xml:space="preserve"> represent the average expression levels observed in Alzheimer's disease and control samples, respectively.</w:t>
-      </w:r>
-    </w:p>
-    <w:p>
-      <w:pPr>
-        <w:rPr>
-          <w:rFonts w:ascii="CMU Serif" w:hAnsi="CMU Serif" w:cs="CMU Serif"/>
-          <w:sz w:val="24"/>
-          <w:szCs w:val="24"/>
-          <w:lang w:val="en-US"/>
-        </w:rPr>
-      </w:pPr>
-      <w:r>
-        <w:rPr>
-          <w:rFonts w:ascii="CMU Serif" w:hAnsi="CMU Serif" w:cs="CMU Serif"/>
-          <w:sz w:val="24"/>
-          <w:szCs w:val="24"/>
-          <w:lang w:val="en-US"/>
-        </w:rPr>
-        <w:t xml:space="preserve">Multiple hypothesis testing was controlled using the Benjamini–Hochberg False Discovery Rate (FDR) correction. Genes satisfying an adjusted </w:t>
-      </w:r>
-      <w:r>
-        <w:rPr>
-          <w:rFonts w:ascii="CMU Serif" w:hAnsi="CMU Serif" w:cs="CMU Serif"/>
-          <w:i/>
-          <w:iCs/>
-          <w:sz w:val="24"/>
-          <w:szCs w:val="24"/>
-          <w:lang w:val="en-US"/>
-        </w:rPr>
-        <w:t>P</w:t>
-      </w:r>
-      <w:r>
-        <w:rPr>
-          <w:rFonts w:ascii="CMU Serif" w:hAnsi="CMU Serif" w:cs="CMU Serif"/>
-          <w:sz w:val="24"/>
-          <w:szCs w:val="24"/>
-          <w:lang w:val="en-US"/>
-        </w:rPr>
-        <w:t>-value below 0.05 were considered statistically significant. Dataset-specific log</w:t>
-      </w:r>
-      <w:r>
-        <w:rPr>
-          <w:rFonts w:ascii="Cambria Math" w:hAnsi="Cambria Math" w:cs="Cambria Math"/>
-          <w:sz w:val="24"/>
-          <w:szCs w:val="24"/>
-          <w:lang w:val="en-US"/>
-        </w:rPr>
-        <w:t>₂</w:t>
-      </w:r>
-      <w:r>
-        <w:rPr>
-          <w:rFonts w:ascii="CMU Serif" w:hAnsi="CMU Serif" w:cs="CMU Serif"/>
-          <w:sz w:val="24"/>
-          <w:szCs w:val="24"/>
-          <w:lang w:val="en-US"/>
-        </w:rPr>
-        <w:t xml:space="preserve"> fold-change thresholds were subsequently applied to identify biologically meaningful DEGs according to the characteristics of each dataset.</w:t>
-      </w:r>
-    </w:p>
-    <w:p>
-      <w:pPr>
-        <w:rPr>
-          <w:rFonts w:ascii="CMU Serif" w:hAnsi="CMU Serif" w:cs="CMU Serif"/>
-          <w:sz w:val="24"/>
-          <w:szCs w:val="24"/>
-        </w:rPr>
-      </w:pPr>
-      <w:r>
-        <w:rPr>
-          <w:rFonts w:ascii="CMU Serif" w:hAnsi="CMU Serif" w:cs="CMU Serif"/>
-          <w:sz w:val="24"/>
-          <w:szCs w:val="24"/>
-        </w:rPr>
-        <w:pict w14:anchorId="019BB0B9">
-          <v:rect id="_x0000_i1030" style="width:0;height:1.5pt" o:hralign="center" o:hrstd="t" o:hr="t" fillcolor="#a0a0a0" stroked="f"/>
-        </w:pict>
-      </w:r>
-    </w:p>
-    <w:p>
-      <w:pPr>
-        <w:rPr>
-          <w:rFonts w:ascii="CMU Serif" w:hAnsi="CMU Serif" w:cs="CMU Serif"/>
-          <w:b/>
-          <w:bCs/>
-          <w:sz w:val="24"/>
-          <w:szCs w:val="24"/>
-          <w:lang w:val="en-US"/>
-        </w:rPr>
-      </w:pPr>
-      <w:r>
-        <w:rPr>
-          <w:rFonts w:ascii="CMU Serif" w:hAnsi="CMU Serif" w:cs="CMU Serif"/>
-          <w:b/>
-          <w:bCs/>
-          <w:sz w:val="24"/>
-          <w:szCs w:val="24"/>
-          <w:lang w:val="en-US"/>
-        </w:rPr>
-        <w:t>2.5 Functional Enrichment Analysis</w:t>
-      </w:r>
-    </w:p>
-    <w:p>
-      <w:pPr>
-        <w:rPr>
-          <w:rFonts w:ascii="CMU Serif" w:hAnsi="CMU Serif" w:cs="CMU Serif"/>
-          <w:sz w:val="24"/>
-          <w:szCs w:val="24"/>
-          <w:lang w:val="en-US"/>
-        </w:rPr>
-      </w:pPr>
-      <w:r>
-        <w:rPr>
-          <w:rFonts w:ascii="CMU Serif" w:hAnsi="CMU Serif" w:cs="CMU Serif"/>
-          <w:sz w:val="24"/>
-          <w:szCs w:val="24"/>
-          <w:lang w:val="en-US"/>
-        </w:rPr>
-        <w:t xml:space="preserve">Genes identified as significantly differentially expressed were </w:t>
-      </w:r>
-      <w:proofErr w:type="spellStart"/>
-      <w:r>
-        <w:rPr>
-          <w:rFonts w:ascii="CMU Serif" w:hAnsi="CMU Serif" w:cs="CMU Serif"/>
-          <w:sz w:val="24"/>
-          <w:szCs w:val="24"/>
-          <w:lang w:val="en-US"/>
-        </w:rPr>
-        <w:t>analysed</w:t>
-      </w:r>
-      <w:proofErr w:type="spellEnd"/>
-      <w:r>
-        <w:rPr>
-          <w:rFonts w:ascii="CMU Serif" w:hAnsi="CMU Serif" w:cs="CMU Serif"/>
-          <w:sz w:val="24"/>
-          <w:szCs w:val="24"/>
-          <w:lang w:val="en-US"/>
-        </w:rPr>
-        <w:t xml:space="preserve"> using the </w:t>
-      </w:r>
-      <w:proofErr w:type="spellStart"/>
-      <w:r>
-        <w:rPr>
-          <w:rFonts w:ascii="CMU Serif" w:hAnsi="CMU Serif" w:cs="CMU Serif"/>
-          <w:sz w:val="24"/>
-          <w:szCs w:val="24"/>
-          <w:lang w:val="en-US"/>
-        </w:rPr>
-        <w:t>Enrichr</w:t>
-      </w:r>
-      <w:proofErr w:type="spellEnd"/>
-      <w:r>
-        <w:rPr>
-          <w:rFonts w:ascii="CMU Serif" w:hAnsi="CMU Serif" w:cs="CMU Serif"/>
-          <w:sz w:val="24"/>
-          <w:szCs w:val="24"/>
-          <w:lang w:val="en-US"/>
-        </w:rPr>
-        <w:t xml:space="preserve"> platform through the GSEAPY Python package. Gene Ontology (GO) Biological Process enrichment analysis was performed to identify biological processes significantly associated with the observed transcriptional changes. Kyoto Encyclopedia of Genes and Genomes (KEGG) pathway enrichment analysis was subsequently conducted to identify </w:t>
-      </w:r>
-      <w:proofErr w:type="spellStart"/>
-      <w:r>
-        <w:rPr>
-          <w:rFonts w:ascii="CMU Serif" w:hAnsi="CMU Serif" w:cs="CMU Serif"/>
-          <w:sz w:val="24"/>
-          <w:szCs w:val="24"/>
-          <w:lang w:val="en-US"/>
-        </w:rPr>
-        <w:t>signalling</w:t>
-      </w:r>
-      <w:proofErr w:type="spellEnd"/>
-      <w:r>
-        <w:rPr>
-          <w:rFonts w:ascii="CMU Serif" w:hAnsi="CMU Serif" w:cs="CMU Serif"/>
-          <w:sz w:val="24"/>
-          <w:szCs w:val="24"/>
-          <w:lang w:val="en-US"/>
-        </w:rPr>
-        <w:t xml:space="preserve"> pathways enriched among the differentially expressed genes.</w:t>
-      </w:r>
-    </w:p>
-    <w:p>
-      <w:pPr>
-        <w:rPr>
-          <w:rFonts w:ascii="CMU Serif" w:hAnsi="CMU Serif" w:cs="CMU Serif"/>
-          <w:sz w:val="24"/>
-          <w:szCs w:val="24"/>
-          <w:lang w:val="en-US"/>
-        </w:rPr>
-      </w:pPr>
-      <w:r>
-        <w:rPr>
-          <w:rFonts w:ascii="CMU Serif" w:hAnsi="CMU Serif" w:cs="CMU Serif"/>
-          <w:sz w:val="24"/>
-          <w:szCs w:val="24"/>
-          <w:lang w:val="en-US"/>
-        </w:rPr>
-        <w:t>To improve the robustness of biological interpretation, enrichment analyses were repeated using only the genes shared between both Alzheimer's disease datasets. This integrated analysis allowed identification of biological pathways consistently dysregulated across independent patient cohorts.</w:t>
-      </w:r>
-    </w:p>
-    <w:p>
-      <w:pPr>
-        <w:rPr>
-          <w:rFonts w:ascii="CMU Serif" w:hAnsi="CMU Serif" w:cs="CMU Serif"/>
-          <w:sz w:val="24"/>
-          <w:szCs w:val="24"/>
-        </w:rPr>
-      </w:pPr>
-      <w:r>
-        <w:rPr>
-          <w:rFonts w:ascii="CMU Serif" w:hAnsi="CMU Serif" w:cs="CMU Serif"/>
-          <w:sz w:val="24"/>
-          <w:szCs w:val="24"/>
-        </w:rPr>
-        <w:pict w14:anchorId="4CD74874">
-          <v:rect id="_x0000_i1031" style="width:0;height:1.5pt" o:hralign="center" o:hrstd="t" o:hr="t" fillcolor="#a0a0a0" stroked="f"/>
-        </w:pict>
-      </w:r>
-    </w:p>
-    <w:p>
-      <w:pPr>
-        <w:rPr>
-          <w:rFonts w:ascii="CMU Serif" w:hAnsi="CMU Serif" w:cs="CMU Serif"/>
-          <w:b/>
-          <w:bCs/>
-          <w:sz w:val="24"/>
-          <w:szCs w:val="24"/>
-          <w:lang w:val="en-US"/>
-        </w:rPr>
-      </w:pPr>
-      <w:r>
-        <w:rPr>
-          <w:rFonts w:ascii="CMU Serif" w:hAnsi="CMU Serif" w:cs="CMU Serif"/>
-          <w:b/>
-          <w:bCs/>
-          <w:sz w:val="24"/>
-          <w:szCs w:val="24"/>
-          <w:lang w:val="en-US"/>
-        </w:rPr>
-        <w:t>2.6 Integrated Analysis and Protein–Protein Interaction Network Construction</w:t>
-      </w:r>
-    </w:p>
-    <w:p>
-      <w:pPr>
-        <w:rPr>
-          <w:rFonts w:ascii="CMU Serif" w:hAnsi="CMU Serif" w:cs="CMU Serif"/>
-          <w:sz w:val="24"/>
-          <w:szCs w:val="24"/>
-          <w:lang w:val="en-US"/>
-        </w:rPr>
-      </w:pPr>
-      <w:r>
-        <w:rPr>
-          <w:rFonts w:ascii="CMU Serif" w:hAnsi="CMU Serif" w:cs="CMU Serif"/>
-          <w:sz w:val="24"/>
-          <w:szCs w:val="24"/>
-          <w:lang w:val="en-US"/>
-        </w:rPr>
-        <w:t xml:space="preserve">Genes identified as significantly differentially expressed in both datasets were considered shared DEGs and were used for integrative downstream analyses. Shared </w:t>
-      </w:r>
-      <w:r>
-        <w:rPr>
-          <w:rFonts w:ascii="CMU Serif" w:hAnsi="CMU Serif" w:cs="CMU Serif"/>
-          <w:sz w:val="24"/>
-          <w:szCs w:val="24"/>
-          <w:lang w:val="en-US"/>
-        </w:rPr>
-        <w:lastRenderedPageBreak/>
-        <w:t>genes were identified by intersecting the significant DEG lists generated independently from GSE122063 and GSE33000.</w:t>
-      </w:r>
-    </w:p>
-    <w:p>
-      <w:pPr>
-        <w:rPr>
-          <w:rFonts w:ascii="CMU Serif" w:hAnsi="CMU Serif" w:cs="CMU Serif"/>
-          <w:sz w:val="24"/>
-          <w:szCs w:val="24"/>
-          <w:lang w:val="en-US"/>
-        </w:rPr>
-      </w:pPr>
-      <w:r>
-        <w:rPr>
-          <w:rFonts w:ascii="CMU Serif" w:hAnsi="CMU Serif" w:cs="CMU Serif"/>
-          <w:sz w:val="24"/>
-          <w:szCs w:val="24"/>
-          <w:lang w:val="en-US"/>
-        </w:rPr>
-        <w:t xml:space="preserve">Protein–protein interaction analysis was performed using the STRING database with a high-confidence interaction score threshold. The resulting interaction network was visualized using the </w:t>
-      </w:r>
-      <w:proofErr w:type="spellStart"/>
-      <w:r>
-        <w:rPr>
-          <w:rFonts w:ascii="CMU Serif" w:hAnsi="CMU Serif" w:cs="CMU Serif"/>
-          <w:sz w:val="24"/>
-          <w:szCs w:val="24"/>
-          <w:lang w:val="en-US"/>
-        </w:rPr>
-        <w:t>NetworkX</w:t>
-      </w:r>
-      <w:proofErr w:type="spellEnd"/>
-      <w:r>
-        <w:rPr>
-          <w:rFonts w:ascii="CMU Serif" w:hAnsi="CMU Serif" w:cs="CMU Serif"/>
-          <w:sz w:val="24"/>
-          <w:szCs w:val="24"/>
-          <w:lang w:val="en-US"/>
-        </w:rPr>
-        <w:t xml:space="preserve"> Python library. Degree centrality was calculated for every node within the network to identify hub genes occupying highly connected positions within the interaction network. These hub genes were considered potential key regulators involved in Alzheimer's disease pathogenesis.</w:t>
-      </w:r>
+          <w:t>https://doi.org/10.5281/zenodo.21198586</w:t>
+        </w:r>
+      </w:hyperlink>
+    </w:p>
+    <w:p>
+      <w:pPr>
+        <w:rPr>
+          <w:rFonts w:ascii="CMU Serif" w:hAnsi="CMU Serif" w:cs="CMU Serif"/>
+          <w:sz w:val="24"/>
+          <w:szCs w:val="24"/>
+          <w:lang w:val="en-US"/>
+        </w:rPr>
+      </w:pPr>
     </w:p>
     <w:p>
       <w:pPr>
@@ -2769,6 +1831,7 @@
                 <w:sz w:val="24"/>
                 <w:szCs w:val="24"/>
               </w:rPr>
+              <w:lastRenderedPageBreak/>
               <w:t>Dataset</w:t>
             </w:r>
           </w:p>
@@ -3406,7 +2469,7 @@
                     <pic:cNvPicPr/>
                   </pic:nvPicPr>
                   <pic:blipFill>
-                    <a:blip r:embed="rId5" cstate="print">
+                    <a:blip r:embed="rId7" cstate="print">
                       <a:extLst>
                         <a:ext uri="{28A0092B-C50C-407E-A947-70E740481C1C}">
                           <a14:useLocalDpi xmlns:a14="http://schemas.microsoft.com/office/drawing/2010/main" val="0"/>
@@ -3525,7 +2588,7 @@
                     <pic:cNvPicPr/>
                   </pic:nvPicPr>
                   <pic:blipFill>
-                    <a:blip r:embed="rId6" cstate="print">
+                    <a:blip r:embed="rId8" cstate="print">
                       <a:extLst>
                         <a:ext uri="{28A0092B-C50C-407E-A947-70E740481C1C}">
                           <a14:useLocalDpi xmlns:a14="http://schemas.microsoft.com/office/drawing/2010/main" val="0"/>
@@ -3663,7 +2726,7 @@
                     <pic:cNvPicPr/>
                   </pic:nvPicPr>
                   <pic:blipFill>
-                    <a:blip r:embed="rId7" cstate="print">
+                    <a:blip r:embed="rId9" cstate="print">
                       <a:extLst>
                         <a:ext uri="{28A0092B-C50C-407E-A947-70E740481C1C}">
                           <a14:useLocalDpi xmlns:a14="http://schemas.microsoft.com/office/drawing/2010/main" val="0"/>
@@ -3842,7 +2905,7 @@
                     <pic:cNvPicPr/>
                   </pic:nvPicPr>
                   <pic:blipFill>
-                    <a:blip r:embed="rId8" cstate="print">
+                    <a:blip r:embed="rId10" cstate="print">
                       <a:extLst>
                         <a:ext uri="{28A0092B-C50C-407E-A947-70E740481C1C}">
                           <a14:useLocalDpi xmlns:a14="http://schemas.microsoft.com/office/drawing/2010/main" val="0"/>
@@ -3941,7 +3004,7 @@
                     <pic:cNvPicPr/>
                   </pic:nvPicPr>
                   <pic:blipFill>
-                    <a:blip r:embed="rId9" cstate="print">
+                    <a:blip r:embed="rId11" cstate="print">
                       <a:extLst>
                         <a:ext uri="{28A0092B-C50C-407E-A947-70E740481C1C}">
                           <a14:useLocalDpi xmlns:a14="http://schemas.microsoft.com/office/drawing/2010/main" val="0"/>
@@ -4079,7 +3142,7 @@
                     <pic:cNvPicPr/>
                   </pic:nvPicPr>
                   <pic:blipFill>
-                    <a:blip r:embed="rId10" cstate="print">
+                    <a:blip r:embed="rId12" cstate="print">
                       <a:extLst>
                         <a:ext uri="{28A0092B-C50C-407E-A947-70E740481C1C}">
                           <a14:useLocalDpi xmlns:a14="http://schemas.microsoft.com/office/drawing/2010/main" val="0"/>
@@ -4258,7 +3321,7 @@
                     <pic:cNvPicPr/>
                   </pic:nvPicPr>
                   <pic:blipFill>
-                    <a:blip r:embed="rId11" cstate="print">
+                    <a:blip r:embed="rId13" cstate="print">
                       <a:extLst>
                         <a:ext uri="{28A0092B-C50C-407E-A947-70E740481C1C}">
                           <a14:useLocalDpi xmlns:a14="http://schemas.microsoft.com/office/drawing/2010/main" val="0"/>
@@ -4505,7 +3568,7 @@
                     <pic:cNvPicPr/>
                   </pic:nvPicPr>
                   <pic:blipFill>
-                    <a:blip r:embed="rId12" cstate="print">
+                    <a:blip r:embed="rId14" cstate="print">
                       <a:extLst>
                         <a:ext uri="{28A0092B-C50C-407E-A947-70E740481C1C}">
                           <a14:useLocalDpi xmlns:a14="http://schemas.microsoft.com/office/drawing/2010/main" val="0"/>
@@ -6071,7 +5134,7 @@
                     <pic:cNvPicPr/>
                   </pic:nvPicPr>
                   <pic:blipFill>
-                    <a:blip r:embed="rId13" cstate="print">
+                    <a:blip r:embed="rId15" cstate="print">
                       <a:extLst>
                         <a:ext uri="{28A0092B-C50C-407E-A947-70E740481C1C}">
                           <a14:useLocalDpi xmlns:a14="http://schemas.microsoft.com/office/drawing/2010/main" val="0"/>
@@ -6279,7 +5342,7 @@
                     <pic:cNvPicPr/>
                   </pic:nvPicPr>
                   <pic:blipFill>
-                    <a:blip r:embed="rId14" cstate="print">
+                    <a:blip r:embed="rId16" cstate="print">
                       <a:extLst>
                         <a:ext uri="{28A0092B-C50C-407E-A947-70E740481C1C}">
                           <a14:useLocalDpi xmlns:a14="http://schemas.microsoft.com/office/drawing/2010/main" val="0"/>
@@ -7220,7 +6283,7 @@
                     <pic:cNvPicPr/>
                   </pic:nvPicPr>
                   <pic:blipFill>
-                    <a:blip r:embed="rId15" cstate="print">
+                    <a:blip r:embed="rId17" cstate="print">
                       <a:extLst>
                         <a:ext uri="{28A0092B-C50C-407E-A947-70E740481C1C}">
                           <a14:useLocalDpi xmlns:a14="http://schemas.microsoft.com/office/drawing/2010/main" val="0"/>
@@ -8272,66 +7335,40 @@
           <w:lang w:val="en-US"/>
         </w:rPr>
       </w:pPr>
-      <w:r>
-        <w:fldChar w:fldCharType="begin"/>
-      </w:r>
-      <w:r>
-        <w:rPr>
-          <w:lang w:val="en-US"/>
-        </w:rPr>
-        <w:instrText>HYPERLINK "https://github.com/ritaell/alzheimers-transcriptomic-analysis"</w:instrText>
-      </w:r>
-      <w:r>
-        <w:fldChar w:fldCharType="separate"/>
-      </w:r>
-      <w:r>
-        <w:rPr>
-          <w:rStyle w:val="Hyperlink"/>
-          <w:rFonts w:ascii="CMU Serif" w:hAnsi="CMU Serif" w:cs="CMU Serif"/>
-          <w:sz w:val="24"/>
-          <w:szCs w:val="24"/>
-          <w:lang w:val="en-US"/>
-        </w:rPr>
-        <w:t>https://github.com/ritaell/alzheimers-transcriptomic-analysis</w:t>
-      </w:r>
-      <w:r>
-        <w:fldChar w:fldCharType="end"/>
-      </w:r>
-    </w:p>
-    <w:p>
-      <w:pPr>
-        <w:rPr>
-          <w:rFonts w:ascii="CMU Serif" w:hAnsi="CMU Serif" w:cs="CMU Serif"/>
-          <w:sz w:val="24"/>
-          <w:szCs w:val="24"/>
-          <w:lang w:val="en-US"/>
-        </w:rPr>
-      </w:pPr>
-      <w:r>
-        <w:fldChar w:fldCharType="begin"/>
-      </w:r>
-      <w:r>
-        <w:rPr>
-          <w:lang w:val="en-US"/>
-        </w:rPr>
-        <w:instrText>HYPERLINK "https://doi.org/10.5281/zenodo.21198586"</w:instrText>
-      </w:r>
-      <w:r>
-        <w:fldChar w:fldCharType="separate"/>
-      </w:r>
-      <w:r>
-        <w:rPr>
-          <w:rStyle w:val="Hyperlink"/>
-          <w:rFonts w:ascii="CMU Serif" w:hAnsi="CMU Serif" w:cs="CMU Serif"/>
-          <w:sz w:val="24"/>
-          <w:szCs w:val="24"/>
-          <w:lang w:val="en-US"/>
-        </w:rPr>
-        <w:t> DOI: 10.5281/zenodo.21198586</w:t>
-      </w:r>
-      <w:r>
-        <w:fldChar w:fldCharType="end"/>
-      </w:r>
+      <w:hyperlink r:id="rId18" w:history="1">
+        <w:r>
+          <w:rPr>
+            <w:rStyle w:val="Hyperlink"/>
+            <w:rFonts w:ascii="CMU Serif" w:hAnsi="CMU Serif" w:cs="CMU Serif"/>
+            <w:sz w:val="24"/>
+            <w:szCs w:val="24"/>
+            <w:lang w:val="en-US"/>
+          </w:rPr>
+          <w:t>https://github.com/ritaell/alzheimers-transcriptomic-analysis</w:t>
+        </w:r>
+      </w:hyperlink>
+    </w:p>
+    <w:p>
+      <w:pPr>
+        <w:rPr>
+          <w:rFonts w:ascii="CMU Serif" w:hAnsi="CMU Serif" w:cs="CMU Serif"/>
+          <w:sz w:val="24"/>
+          <w:szCs w:val="24"/>
+          <w:lang w:val="en-US"/>
+        </w:rPr>
+      </w:pPr>
+      <w:hyperlink r:id="rId19" w:history="1">
+        <w:r>
+          <w:rPr>
+            <w:rStyle w:val="Hyperlink"/>
+            <w:rFonts w:ascii="CMU Serif" w:hAnsi="CMU Serif" w:cs="CMU Serif"/>
+            <w:sz w:val="24"/>
+            <w:szCs w:val="24"/>
+            <w:lang w:val="en-US"/>
+          </w:rPr>
+          <w:t> DOI: 10.5281/zenodo.21198586</w:t>
+        </w:r>
+      </w:hyperlink>
     </w:p>
     <w:p>
       <w:pPr>
@@ -8391,31 +7428,18 @@
         </w:rPr>
         <w:t xml:space="preserve">, 25(1), 25–29. </w:t>
       </w:r>
-      <w:r>
-        <w:fldChar w:fldCharType="begin"/>
-      </w:r>
-      <w:r>
-        <w:rPr>
-          <w:lang w:val="en-US"/>
-        </w:rPr>
-        <w:instrText>HYPERLINK "https://doi.org/10.1038/75556"</w:instrText>
-      </w:r>
-      <w:r>
-        <w:fldChar w:fldCharType="separate"/>
-      </w:r>
-      <w:r>
-        <w:rPr>
-          <w:rStyle w:val="Hyperlink"/>
-          <w:rFonts w:ascii="CMU Serif" w:hAnsi="CMU Serif" w:cs="CMU Serif"/>
-          <w:sz w:val="24"/>
-          <w:szCs w:val="24"/>
-          <w:lang w:val="en-US"/>
-        </w:rPr>
-        <w:t>https://doi.org/10.1038/75556</w:t>
-      </w:r>
-      <w:r>
-        <w:fldChar w:fldCharType="end"/>
-      </w:r>
+      <w:hyperlink r:id="rId20" w:history="1">
+        <w:r>
+          <w:rPr>
+            <w:rStyle w:val="Hyperlink"/>
+            <w:rFonts w:ascii="CMU Serif" w:hAnsi="CMU Serif" w:cs="CMU Serif"/>
+            <w:sz w:val="24"/>
+            <w:szCs w:val="24"/>
+            <w:lang w:val="en-US"/>
+          </w:rPr>
+          <w:t>https://doi.org/10.1038/75556</w:t>
+        </w:r>
+      </w:hyperlink>
     </w:p>
     <w:p>
       <w:pPr>
@@ -8455,31 +7479,18 @@
         </w:rPr>
         <w:t xml:space="preserve">, 57(1), 289–300. </w:t>
       </w:r>
-      <w:r>
-        <w:fldChar w:fldCharType="begin"/>
-      </w:r>
-      <w:r>
-        <w:rPr>
-          <w:lang w:val="en-US"/>
-        </w:rPr>
-        <w:instrText>HYPERLINK "https://www.jstor.org/stable/2346101"</w:instrText>
-      </w:r>
-      <w:r>
-        <w:fldChar w:fldCharType="separate"/>
-      </w:r>
-      <w:r>
-        <w:rPr>
-          <w:rStyle w:val="Hyperlink"/>
-          <w:rFonts w:ascii="CMU Serif" w:hAnsi="CMU Serif" w:cs="CMU Serif"/>
-          <w:sz w:val="24"/>
-          <w:szCs w:val="24"/>
-          <w:lang w:val="en-US"/>
-        </w:rPr>
-        <w:t>https://www.jstor.org/stable/2346101</w:t>
-      </w:r>
-      <w:r>
-        <w:fldChar w:fldCharType="end"/>
-      </w:r>
+      <w:hyperlink r:id="rId21" w:history="1">
+        <w:r>
+          <w:rPr>
+            <w:rStyle w:val="Hyperlink"/>
+            <w:rFonts w:ascii="CMU Serif" w:hAnsi="CMU Serif" w:cs="CMU Serif"/>
+            <w:sz w:val="24"/>
+            <w:szCs w:val="24"/>
+            <w:lang w:val="en-US"/>
+          </w:rPr>
+          <w:t>https://www.jstor.org/stable/2346101</w:t>
+        </w:r>
+      </w:hyperlink>
     </w:p>
     <w:p>
       <w:pPr>
@@ -8559,31 +7570,18 @@
         </w:rPr>
         <w:t xml:space="preserve">, 14, 128. </w:t>
       </w:r>
-      <w:r>
-        <w:fldChar w:fldCharType="begin"/>
-      </w:r>
-      <w:r>
-        <w:rPr>
-          <w:lang w:val="en-US"/>
-        </w:rPr>
-        <w:instrText>HYPERLINK "https://doi.org/10.1186/1471-2105-14-128"</w:instrText>
-      </w:r>
-      <w:r>
-        <w:fldChar w:fldCharType="separate"/>
-      </w:r>
-      <w:r>
-        <w:rPr>
-          <w:rStyle w:val="Hyperlink"/>
-          <w:rFonts w:ascii="CMU Serif" w:hAnsi="CMU Serif" w:cs="CMU Serif"/>
-          <w:sz w:val="24"/>
-          <w:szCs w:val="24"/>
-          <w:lang w:val="en-US"/>
-        </w:rPr>
-        <w:t>https://doi.org/10.1186/1471-2105-14-128</w:t>
-      </w:r>
-      <w:r>
-        <w:fldChar w:fldCharType="end"/>
-      </w:r>
+      <w:hyperlink r:id="rId22" w:history="1">
+        <w:r>
+          <w:rPr>
+            <w:rStyle w:val="Hyperlink"/>
+            <w:rFonts w:ascii="CMU Serif" w:hAnsi="CMU Serif" w:cs="CMU Serif"/>
+            <w:sz w:val="24"/>
+            <w:szCs w:val="24"/>
+            <w:lang w:val="en-US"/>
+          </w:rPr>
+          <w:t>https://doi.org/10.1186/1471-2105-14-128</w:t>
+        </w:r>
+      </w:hyperlink>
     </w:p>
     <w:p>
       <w:pPr>
@@ -8624,31 +7622,18 @@
         </w:rPr>
         <w:t xml:space="preserve">, 30(1), 207–210. </w:t>
       </w:r>
-      <w:r>
-        <w:fldChar w:fldCharType="begin"/>
-      </w:r>
-      <w:r>
-        <w:rPr>
-          <w:lang w:val="en-US"/>
-        </w:rPr>
-        <w:instrText>HYPERLINK "https://doi.org/10.1093/nar/30.1.207"</w:instrText>
-      </w:r>
-      <w:r>
-        <w:fldChar w:fldCharType="separate"/>
-      </w:r>
-      <w:r>
-        <w:rPr>
-          <w:rStyle w:val="Hyperlink"/>
-          <w:rFonts w:ascii="CMU Serif" w:hAnsi="CMU Serif" w:cs="CMU Serif"/>
-          <w:sz w:val="24"/>
-          <w:szCs w:val="24"/>
-          <w:lang w:val="en-US"/>
-        </w:rPr>
-        <w:t>https://doi.org/10.1093/nar/30.1.207</w:t>
-      </w:r>
-      <w:r>
-        <w:fldChar w:fldCharType="end"/>
-      </w:r>
+      <w:hyperlink r:id="rId23" w:history="1">
+        <w:r>
+          <w:rPr>
+            <w:rStyle w:val="Hyperlink"/>
+            <w:rFonts w:ascii="CMU Serif" w:hAnsi="CMU Serif" w:cs="CMU Serif"/>
+            <w:sz w:val="24"/>
+            <w:szCs w:val="24"/>
+            <w:lang w:val="en-US"/>
+          </w:rPr>
+          <w:t>https://doi.org/10.1093/nar/30.1.207</w:t>
+        </w:r>
+      </w:hyperlink>
     </w:p>
     <w:p>
       <w:pPr>
@@ -8708,31 +7693,18 @@
         </w:rPr>
         <w:t xml:space="preserve">, 39(1). </w:t>
       </w:r>
-      <w:r>
-        <w:fldChar w:fldCharType="begin"/>
-      </w:r>
-      <w:r>
-        <w:rPr>
-          <w:lang w:val="en-US"/>
-        </w:rPr>
-        <w:instrText>HYPERLINK "https://doi.org/10.1093/bioinformatics/btac757"</w:instrText>
-      </w:r>
-      <w:r>
-        <w:fldChar w:fldCharType="separate"/>
-      </w:r>
-      <w:r>
-        <w:rPr>
-          <w:rStyle w:val="Hyperlink"/>
-          <w:rFonts w:ascii="CMU Serif" w:hAnsi="CMU Serif" w:cs="CMU Serif"/>
-          <w:sz w:val="24"/>
-          <w:szCs w:val="24"/>
-          <w:lang w:val="en-US"/>
-        </w:rPr>
-        <w:t>https://doi.org/10.1093/bioinformatics/btac757</w:t>
-      </w:r>
-      <w:r>
-        <w:fldChar w:fldCharType="end"/>
-      </w:r>
+      <w:hyperlink r:id="rId24" w:history="1">
+        <w:r>
+          <w:rPr>
+            <w:rStyle w:val="Hyperlink"/>
+            <w:rFonts w:ascii="CMU Serif" w:hAnsi="CMU Serif" w:cs="CMU Serif"/>
+            <w:sz w:val="24"/>
+            <w:szCs w:val="24"/>
+            <w:lang w:val="en-US"/>
+          </w:rPr>
+          <w:t>https://doi.org/10.1093/bioinformatics/btac757</w:t>
+        </w:r>
+      </w:hyperlink>
     </w:p>
     <w:p>
       <w:pPr>
@@ -8812,31 +7784,18 @@
         </w:rPr>
         <w:t xml:space="preserve">, 51(D1), D587–D592. </w:t>
       </w:r>
-      <w:r>
-        <w:fldChar w:fldCharType="begin"/>
-      </w:r>
-      <w:r>
-        <w:rPr>
-          <w:lang w:val="en-US"/>
-        </w:rPr>
-        <w:instrText>HYPERLINK "https://doi.org/10.1093/nar/gkac963"</w:instrText>
-      </w:r>
-      <w:r>
-        <w:fldChar w:fldCharType="separate"/>
-      </w:r>
-      <w:r>
-        <w:rPr>
-          <w:rStyle w:val="Hyperlink"/>
-          <w:rFonts w:ascii="CMU Serif" w:hAnsi="CMU Serif" w:cs="CMU Serif"/>
-          <w:sz w:val="24"/>
-          <w:szCs w:val="24"/>
-          <w:lang w:val="en-US"/>
-        </w:rPr>
-        <w:t>https://doi.org/10.1093/nar/gkac963</w:t>
-      </w:r>
-      <w:r>
-        <w:fldChar w:fldCharType="end"/>
-      </w:r>
+      <w:hyperlink r:id="rId25" w:history="1">
+        <w:r>
+          <w:rPr>
+            <w:rStyle w:val="Hyperlink"/>
+            <w:rFonts w:ascii="CMU Serif" w:hAnsi="CMU Serif" w:cs="CMU Serif"/>
+            <w:sz w:val="24"/>
+            <w:szCs w:val="24"/>
+            <w:lang w:val="en-US"/>
+          </w:rPr>
+          <w:t>https://doi.org/10.1093/nar/gkac963</w:t>
+        </w:r>
+      </w:hyperlink>
     </w:p>
     <w:p>
       <w:pPr>
@@ -8956,31 +7915,18 @@
         </w:rPr>
         <w:t xml:space="preserve">, 7(3), 263–269. </w:t>
       </w:r>
-      <w:r>
-        <w:fldChar w:fldCharType="begin"/>
-      </w:r>
-      <w:r>
-        <w:rPr>
-          <w:lang w:val="en-US"/>
-        </w:rPr>
-        <w:instrText>HYPERLINK "https://doi.org/10.1016/j.jalz.2011.03.005"</w:instrText>
-      </w:r>
-      <w:r>
-        <w:fldChar w:fldCharType="separate"/>
-      </w:r>
-      <w:r>
-        <w:rPr>
-          <w:rStyle w:val="Hyperlink"/>
-          <w:rFonts w:ascii="CMU Serif" w:hAnsi="CMU Serif" w:cs="CMU Serif"/>
-          <w:sz w:val="24"/>
-          <w:szCs w:val="24"/>
-          <w:lang w:val="en-US"/>
-        </w:rPr>
-        <w:t>https://doi.org/10.1016/j.jalz.2011.03.005</w:t>
-      </w:r>
-      <w:r>
-        <w:fldChar w:fldCharType="end"/>
-      </w:r>
+      <w:hyperlink r:id="rId26" w:history="1">
+        <w:r>
+          <w:rPr>
+            <w:rStyle w:val="Hyperlink"/>
+            <w:rFonts w:ascii="CMU Serif" w:hAnsi="CMU Serif" w:cs="CMU Serif"/>
+            <w:sz w:val="24"/>
+            <w:szCs w:val="24"/>
+            <w:lang w:val="en-US"/>
+          </w:rPr>
+          <w:t>https://doi.org/10.1016/j.jalz.2011.03.005</w:t>
+        </w:r>
+      </w:hyperlink>
     </w:p>
     <w:p>
       <w:pPr>
@@ -9079,31 +8025,18 @@
         </w:rPr>
         <w:t xml:space="preserve">, 10, 743. </w:t>
       </w:r>
-      <w:r>
-        <w:fldChar w:fldCharType="begin"/>
-      </w:r>
-      <w:r>
-        <w:rPr>
-          <w:lang w:val="en-US"/>
-        </w:rPr>
-        <w:instrText>HYPERLINK "https://doi.org/10.15252/msb.20145304"</w:instrText>
-      </w:r>
-      <w:r>
-        <w:fldChar w:fldCharType="separate"/>
-      </w:r>
-      <w:r>
-        <w:rPr>
-          <w:rStyle w:val="Hyperlink"/>
-          <w:rFonts w:ascii="CMU Serif" w:hAnsi="CMU Serif" w:cs="CMU Serif"/>
-          <w:sz w:val="24"/>
-          <w:szCs w:val="24"/>
-          <w:lang w:val="en-US"/>
-        </w:rPr>
-        <w:t>https://doi.org/10.15252/msb.20145304</w:t>
-      </w:r>
-      <w:r>
-        <w:fldChar w:fldCharType="end"/>
-      </w:r>
+      <w:hyperlink r:id="rId27" w:history="1">
+        <w:r>
+          <w:rPr>
+            <w:rStyle w:val="Hyperlink"/>
+            <w:rFonts w:ascii="CMU Serif" w:hAnsi="CMU Serif" w:cs="CMU Serif"/>
+            <w:sz w:val="24"/>
+            <w:szCs w:val="24"/>
+            <w:lang w:val="en-US"/>
+          </w:rPr>
+          <w:t>https://doi.org/10.15252/msb.20145304</w:t>
+        </w:r>
+      </w:hyperlink>
     </w:p>
     <w:p>
       <w:pPr>
@@ -9282,31 +8215,18 @@
         </w:rPr>
         <w:t xml:space="preserve">, 43(7), e47. </w:t>
       </w:r>
-      <w:r>
-        <w:fldChar w:fldCharType="begin"/>
-      </w:r>
-      <w:r>
-        <w:rPr>
-          <w:lang w:val="en-US"/>
-        </w:rPr>
-        <w:instrText>HYPERLINK "https://doi.org/10.1093/nar/gkv007"</w:instrText>
-      </w:r>
-      <w:r>
-        <w:fldChar w:fldCharType="separate"/>
-      </w:r>
-      <w:r>
-        <w:rPr>
-          <w:rStyle w:val="Hyperlink"/>
-          <w:rFonts w:ascii="CMU Serif" w:hAnsi="CMU Serif" w:cs="CMU Serif"/>
-          <w:sz w:val="24"/>
-          <w:szCs w:val="24"/>
-          <w:lang w:val="en-US"/>
-        </w:rPr>
-        <w:t>https://doi.org/10.1093/nar/gkv007</w:t>
-      </w:r>
-      <w:r>
-        <w:fldChar w:fldCharType="end"/>
-      </w:r>
+      <w:hyperlink r:id="rId28" w:history="1">
+        <w:r>
+          <w:rPr>
+            <w:rStyle w:val="Hyperlink"/>
+            <w:rFonts w:ascii="CMU Serif" w:hAnsi="CMU Serif" w:cs="CMU Serif"/>
+            <w:sz w:val="24"/>
+            <w:szCs w:val="24"/>
+            <w:lang w:val="en-US"/>
+          </w:rPr>
+          <w:t>https://doi.org/10.1093/nar/gkv007</w:t>
+        </w:r>
+      </w:hyperlink>
     </w:p>
     <w:p>
       <w:pPr>
@@ -9346,31 +8266,18 @@
         </w:rPr>
         <w:t xml:space="preserve">, 3(1). </w:t>
       </w:r>
-      <w:r>
-        <w:fldChar w:fldCharType="begin"/>
-      </w:r>
-      <w:r>
-        <w:rPr>
-          <w:lang w:val="en-US"/>
-        </w:rPr>
-        <w:instrText>HYPERLINK "https://doi.org/10.2202/1544-6115.1027"</w:instrText>
-      </w:r>
-      <w:r>
-        <w:fldChar w:fldCharType="separate"/>
-      </w:r>
-      <w:r>
-        <w:rPr>
-          <w:rStyle w:val="Hyperlink"/>
-          <w:rFonts w:ascii="CMU Serif" w:hAnsi="CMU Serif" w:cs="CMU Serif"/>
-          <w:sz w:val="24"/>
-          <w:szCs w:val="24"/>
-          <w:lang w:val="en-US"/>
-        </w:rPr>
-        <w:t>https://doi.org/10.2202/1544-6115.1027</w:t>
-      </w:r>
-      <w:r>
-        <w:fldChar w:fldCharType="end"/>
-      </w:r>
+      <w:hyperlink r:id="rId29" w:history="1">
+        <w:r>
+          <w:rPr>
+            <w:rStyle w:val="Hyperlink"/>
+            <w:rFonts w:ascii="CMU Serif" w:hAnsi="CMU Serif" w:cs="CMU Serif"/>
+            <w:sz w:val="24"/>
+            <w:szCs w:val="24"/>
+            <w:lang w:val="en-US"/>
+          </w:rPr>
+          <w:t>https://doi.org/10.2202/1544-6115.1027</w:t>
+        </w:r>
+      </w:hyperlink>
     </w:p>
     <w:p>
       <w:pPr>
@@ -9490,31 +8397,18 @@
         </w:rPr>
         <w:t xml:space="preserve">, 51(D1), D638–D646. </w:t>
       </w:r>
-      <w:r>
-        <w:fldChar w:fldCharType="begin"/>
-      </w:r>
-      <w:r>
-        <w:rPr>
-          <w:lang w:val="en-US"/>
-        </w:rPr>
-        <w:instrText>HYPERLINK "https://doi.org/10.1093/nar/gkac1000"</w:instrText>
-      </w:r>
-      <w:r>
-        <w:fldChar w:fldCharType="separate"/>
-      </w:r>
-      <w:r>
-        <w:rPr>
-          <w:rStyle w:val="Hyperlink"/>
-          <w:rFonts w:ascii="CMU Serif" w:hAnsi="CMU Serif" w:cs="CMU Serif"/>
-          <w:sz w:val="24"/>
-          <w:szCs w:val="24"/>
-          <w:lang w:val="en-US"/>
-        </w:rPr>
-        <w:t>https://doi.org/10.1093/nar/gkac1000</w:t>
-      </w:r>
-      <w:r>
-        <w:fldChar w:fldCharType="end"/>
-      </w:r>
+      <w:hyperlink r:id="rId30" w:history="1">
+        <w:r>
+          <w:rPr>
+            <w:rStyle w:val="Hyperlink"/>
+            <w:rFonts w:ascii="CMU Serif" w:hAnsi="CMU Serif" w:cs="CMU Serif"/>
+            <w:sz w:val="24"/>
+            <w:szCs w:val="24"/>
+            <w:lang w:val="en-US"/>
+          </w:rPr>
+          <w:t>https://doi.org/10.1093/nar/gkac1000</w:t>
+        </w:r>
+      </w:hyperlink>
     </w:p>
     <w:p>
       <w:pPr>
@@ -9555,31 +8449,18 @@
         </w:rPr>
         <w:t xml:space="preserve">, 51(D1), D849–D856. </w:t>
       </w:r>
-      <w:r>
-        <w:fldChar w:fldCharType="begin"/>
-      </w:r>
-      <w:r>
-        <w:rPr>
-          <w:lang w:val="en-US"/>
-        </w:rPr>
-        <w:instrText>HYPERLINK "https://doi.org/10.1093/nar/gkac1011"</w:instrText>
-      </w:r>
-      <w:r>
-        <w:fldChar w:fldCharType="separate"/>
-      </w:r>
-      <w:r>
-        <w:rPr>
-          <w:rStyle w:val="Hyperlink"/>
-          <w:rFonts w:ascii="CMU Serif" w:hAnsi="CMU Serif" w:cs="CMU Serif"/>
-          <w:sz w:val="24"/>
-          <w:szCs w:val="24"/>
-          <w:lang w:val="en-US"/>
-        </w:rPr>
-        <w:t>https://doi.org/10.1093/nar/gkac1011</w:t>
-      </w:r>
-      <w:r>
-        <w:fldChar w:fldCharType="end"/>
-      </w:r>
+      <w:hyperlink r:id="rId31" w:history="1">
+        <w:r>
+          <w:rPr>
+            <w:rStyle w:val="Hyperlink"/>
+            <w:rFonts w:ascii="CMU Serif" w:hAnsi="CMU Serif" w:cs="CMU Serif"/>
+            <w:sz w:val="24"/>
+            <w:szCs w:val="24"/>
+            <w:lang w:val="en-US"/>
+          </w:rPr>
+          <w:t>https://doi.org/10.1093/nar/gkac1011</w:t>
+        </w:r>
+      </w:hyperlink>
     </w:p>
     <w:p>
       <w:pPr>
@@ -9599,31 +8480,18 @@
         </w:rPr>
         <w:t xml:space="preserve">[15] Van Rossum, G., &amp; Drake, F. L. (2009). Python 3 Reference Manual. Python Software Foundation. </w:t>
       </w:r>
-      <w:r>
-        <w:fldChar w:fldCharType="begin"/>
-      </w:r>
-      <w:r>
-        <w:rPr>
-          <w:lang w:val="en-US"/>
-        </w:rPr>
-        <w:instrText>HYPERLINK "https://docs.python.org/3/"</w:instrText>
-      </w:r>
-      <w:r>
-        <w:fldChar w:fldCharType="separate"/>
-      </w:r>
-      <w:r>
-        <w:rPr>
-          <w:rStyle w:val="Hyperlink"/>
-          <w:rFonts w:ascii="CMU Serif" w:hAnsi="CMU Serif" w:cs="CMU Serif"/>
-          <w:sz w:val="24"/>
-          <w:szCs w:val="24"/>
-          <w:lang w:val="en-US"/>
-        </w:rPr>
-        <w:t>https://docs.python.org/3/</w:t>
-      </w:r>
-      <w:r>
-        <w:fldChar w:fldCharType="end"/>
-      </w:r>
+      <w:hyperlink r:id="rId32" w:history="1">
+        <w:r>
+          <w:rPr>
+            <w:rStyle w:val="Hyperlink"/>
+            <w:rFonts w:ascii="CMU Serif" w:hAnsi="CMU Serif" w:cs="CMU Serif"/>
+            <w:sz w:val="24"/>
+            <w:szCs w:val="24"/>
+            <w:lang w:val="en-US"/>
+          </w:rPr>
+          <w:t>https://docs.python.org/3/</w:t>
+        </w:r>
+      </w:hyperlink>
     </w:p>
     <w:p>
       <w:pPr>
@@ -9702,7 +8570,7 @@
         </w:rPr>
         <w:t xml:space="preserve">[17] World Health Organization. (2023). Dementia. </w:t>
       </w:r>
-      <w:hyperlink r:id="rId16" w:history="1">
+      <w:hyperlink r:id="rId33" w:history="1">
         <w:r>
           <w:rPr>
             <w:rStyle w:val="Hyperlink"/>
@@ -9809,7 +8677,7 @@
         </w:rPr>
         <w:t xml:space="preserve">GitHub. </w:t>
       </w:r>
-      <w:hyperlink r:id="rId17" w:history="1">
+      <w:hyperlink r:id="rId34" w:history="1">
         <w:r>
           <w:rPr>
             <w:rStyle w:val="Hyperlink"/>
@@ -9827,7 +8695,7 @@
         </w:rPr>
         <w:t xml:space="preserve">, DOI: </w:t>
       </w:r>
-      <w:hyperlink r:id="rId18" w:history="1">
+      <w:hyperlink r:id="rId35" w:history="1">
         <w:r>
           <w:rPr>
             <w:rStyle w:val="Hyperlink"/>
@@ -10009,9 +8877,9 @@
     </w:lvl>
   </w:abstractNum>
   <w:abstractNum w:abstractNumId="1" w15:restartNumberingAfterBreak="0">
-    <w:nsid w:val="25920896"/>
+    <w:nsid w:val="1C7733EC"/>
     <w:multiLevelType w:val="multilevel"/>
-    <w:tmpl w:val="0940268A"/>
+    <w:tmpl w:val="42229674"/>
     <w:lvl w:ilvl="0">
       <w:start w:val="1"/>
       <w:numFmt w:val="bullet"/>
@@ -10158,9 +9026,9 @@
     </w:lvl>
   </w:abstractNum>
   <w:abstractNum w:abstractNumId="2" w15:restartNumberingAfterBreak="0">
-    <w:nsid w:val="27EF3F03"/>
+    <w:nsid w:val="25920896"/>
     <w:multiLevelType w:val="multilevel"/>
-    <w:tmpl w:val="107A55D8"/>
+    <w:tmpl w:val="0940268A"/>
     <w:lvl w:ilvl="0">
       <w:start w:val="1"/>
       <w:numFmt w:val="bullet"/>
@@ -10307,9 +9175,9 @@
     </w:lvl>
   </w:abstractNum>
   <w:abstractNum w:abstractNumId="3" w15:restartNumberingAfterBreak="0">
-    <w:nsid w:val="33E16D6E"/>
+    <w:nsid w:val="27EF3F03"/>
     <w:multiLevelType w:val="multilevel"/>
-    <w:tmpl w:val="DC5C55E0"/>
+    <w:tmpl w:val="107A55D8"/>
     <w:lvl w:ilvl="0">
       <w:start w:val="1"/>
       <w:numFmt w:val="bullet"/>
@@ -10456,9 +9324,9 @@
     </w:lvl>
   </w:abstractNum>
   <w:abstractNum w:abstractNumId="4" w15:restartNumberingAfterBreak="0">
-    <w:nsid w:val="4B6E7F39"/>
+    <w:nsid w:val="33E16D6E"/>
     <w:multiLevelType w:val="multilevel"/>
-    <w:tmpl w:val="0AE43366"/>
+    <w:tmpl w:val="DC5C55E0"/>
     <w:lvl w:ilvl="0">
       <w:start w:val="1"/>
       <w:numFmt w:val="bullet"/>
@@ -10605,9 +9473,9 @@
     </w:lvl>
   </w:abstractNum>
   <w:abstractNum w:abstractNumId="5" w15:restartNumberingAfterBreak="0">
-    <w:nsid w:val="6DA93FEF"/>
+    <w:nsid w:val="3621411C"/>
     <w:multiLevelType w:val="multilevel"/>
-    <w:tmpl w:val="EF2CF0B4"/>
+    <w:tmpl w:val="1B7CE81A"/>
     <w:lvl w:ilvl="0">
       <w:start w:val="1"/>
       <w:numFmt w:val="bullet"/>
@@ -10753,23 +9621,479 @@
       </w:rPr>
     </w:lvl>
   </w:abstractNum>
+  <w:abstractNum w:abstractNumId="6" w15:restartNumberingAfterBreak="0">
+    <w:nsid w:val="4B6E7F39"/>
+    <w:multiLevelType w:val="multilevel"/>
+    <w:tmpl w:val="0AE43366"/>
+    <w:lvl w:ilvl="0">
+      <w:start w:val="1"/>
+      <w:numFmt w:val="bullet"/>
+      <w:lvlText w:val=""/>
+      <w:lvlJc w:val="left"/>
+      <w:pPr>
+        <w:tabs>
+          <w:tab w:val="num" w:pos="720"/>
+        </w:tabs>
+        <w:ind w:left="720" w:hanging="360"/>
+      </w:pPr>
+      <w:rPr>
+        <w:rFonts w:ascii="Symbol" w:hAnsi="Symbol" w:hint="default"/>
+        <w:sz w:val="20"/>
+      </w:rPr>
+    </w:lvl>
+    <w:lvl w:ilvl="1" w:tentative="1">
+      <w:start w:val="1"/>
+      <w:numFmt w:val="bullet"/>
+      <w:lvlText w:val="o"/>
+      <w:lvlJc w:val="left"/>
+      <w:pPr>
+        <w:tabs>
+          <w:tab w:val="num" w:pos="1440"/>
+        </w:tabs>
+        <w:ind w:left="1440" w:hanging="360"/>
+      </w:pPr>
+      <w:rPr>
+        <w:rFonts w:ascii="Courier New" w:hAnsi="Courier New" w:hint="default"/>
+        <w:sz w:val="20"/>
+      </w:rPr>
+    </w:lvl>
+    <w:lvl w:ilvl="2" w:tentative="1">
+      <w:start w:val="1"/>
+      <w:numFmt w:val="bullet"/>
+      <w:lvlText w:val=""/>
+      <w:lvlJc w:val="left"/>
+      <w:pPr>
+        <w:tabs>
+          <w:tab w:val="num" w:pos="2160"/>
+        </w:tabs>
+        <w:ind w:left="2160" w:hanging="360"/>
+      </w:pPr>
+      <w:rPr>
+        <w:rFonts w:ascii="Wingdings" w:hAnsi="Wingdings" w:hint="default"/>
+        <w:sz w:val="20"/>
+      </w:rPr>
+    </w:lvl>
+    <w:lvl w:ilvl="3" w:tentative="1">
+      <w:start w:val="1"/>
+      <w:numFmt w:val="bullet"/>
+      <w:lvlText w:val=""/>
+      <w:lvlJc w:val="left"/>
+      <w:pPr>
+        <w:tabs>
+          <w:tab w:val="num" w:pos="2880"/>
+        </w:tabs>
+        <w:ind w:left="2880" w:hanging="360"/>
+      </w:pPr>
+      <w:rPr>
+        <w:rFonts w:ascii="Wingdings" w:hAnsi="Wingdings" w:hint="default"/>
+        <w:sz w:val="20"/>
+      </w:rPr>
+    </w:lvl>
+    <w:lvl w:ilvl="4" w:tentative="1">
+      <w:start w:val="1"/>
+      <w:numFmt w:val="bullet"/>
+      <w:lvlText w:val=""/>
+      <w:lvlJc w:val="left"/>
+      <w:pPr>
+        <w:tabs>
+          <w:tab w:val="num" w:pos="3600"/>
+        </w:tabs>
+        <w:ind w:left="3600" w:hanging="360"/>
+      </w:pPr>
+      <w:rPr>
+        <w:rFonts w:ascii="Wingdings" w:hAnsi="Wingdings" w:hint="default"/>
+        <w:sz w:val="20"/>
+      </w:rPr>
+    </w:lvl>
+    <w:lvl w:ilvl="5" w:tentative="1">
+      <w:start w:val="1"/>
+      <w:numFmt w:val="bullet"/>
+      <w:lvlText w:val=""/>
+      <w:lvlJc w:val="left"/>
+      <w:pPr>
+        <w:tabs>
+          <w:tab w:val="num" w:pos="4320"/>
+        </w:tabs>
+        <w:ind w:left="4320" w:hanging="360"/>
+      </w:pPr>
+      <w:rPr>
+        <w:rFonts w:ascii="Wingdings" w:hAnsi="Wingdings" w:hint="default"/>
+        <w:sz w:val="20"/>
+      </w:rPr>
+    </w:lvl>
+    <w:lvl w:ilvl="6" w:tentative="1">
+      <w:start w:val="1"/>
+      <w:numFmt w:val="bullet"/>
+      <w:lvlText w:val=""/>
+      <w:lvlJc w:val="left"/>
+      <w:pPr>
+        <w:tabs>
+          <w:tab w:val="num" w:pos="5040"/>
+        </w:tabs>
+        <w:ind w:left="5040" w:hanging="360"/>
+      </w:pPr>
+      <w:rPr>
+        <w:rFonts w:ascii="Wingdings" w:hAnsi="Wingdings" w:hint="default"/>
+        <w:sz w:val="20"/>
+      </w:rPr>
+    </w:lvl>
+    <w:lvl w:ilvl="7" w:tentative="1">
+      <w:start w:val="1"/>
+      <w:numFmt w:val="bullet"/>
+      <w:lvlText w:val=""/>
+      <w:lvlJc w:val="left"/>
+      <w:pPr>
+        <w:tabs>
+          <w:tab w:val="num" w:pos="5760"/>
+        </w:tabs>
+        <w:ind w:left="5760" w:hanging="360"/>
+      </w:pPr>
+      <w:rPr>
+        <w:rFonts w:ascii="Wingdings" w:hAnsi="Wingdings" w:hint="default"/>
+        <w:sz w:val="20"/>
+      </w:rPr>
+    </w:lvl>
+    <w:lvl w:ilvl="8" w:tentative="1">
+      <w:start w:val="1"/>
+      <w:numFmt w:val="bullet"/>
+      <w:lvlText w:val=""/>
+      <w:lvlJc w:val="left"/>
+      <w:pPr>
+        <w:tabs>
+          <w:tab w:val="num" w:pos="6480"/>
+        </w:tabs>
+        <w:ind w:left="6480" w:hanging="360"/>
+      </w:pPr>
+      <w:rPr>
+        <w:rFonts w:ascii="Wingdings" w:hAnsi="Wingdings" w:hint="default"/>
+        <w:sz w:val="20"/>
+      </w:rPr>
+    </w:lvl>
+  </w:abstractNum>
+  <w:abstractNum w:abstractNumId="7" w15:restartNumberingAfterBreak="0">
+    <w:nsid w:val="6DA93FEF"/>
+    <w:multiLevelType w:val="multilevel"/>
+    <w:tmpl w:val="EF2CF0B4"/>
+    <w:lvl w:ilvl="0">
+      <w:start w:val="1"/>
+      <w:numFmt w:val="bullet"/>
+      <w:lvlText w:val=""/>
+      <w:lvlJc w:val="left"/>
+      <w:pPr>
+        <w:tabs>
+          <w:tab w:val="num" w:pos="720"/>
+        </w:tabs>
+        <w:ind w:left="720" w:hanging="360"/>
+      </w:pPr>
+      <w:rPr>
+        <w:rFonts w:ascii="Symbol" w:hAnsi="Symbol" w:hint="default"/>
+        <w:sz w:val="20"/>
+      </w:rPr>
+    </w:lvl>
+    <w:lvl w:ilvl="1" w:tentative="1">
+      <w:start w:val="1"/>
+      <w:numFmt w:val="bullet"/>
+      <w:lvlText w:val="o"/>
+      <w:lvlJc w:val="left"/>
+      <w:pPr>
+        <w:tabs>
+          <w:tab w:val="num" w:pos="1440"/>
+        </w:tabs>
+        <w:ind w:left="1440" w:hanging="360"/>
+      </w:pPr>
+      <w:rPr>
+        <w:rFonts w:ascii="Courier New" w:hAnsi="Courier New" w:hint="default"/>
+        <w:sz w:val="20"/>
+      </w:rPr>
+    </w:lvl>
+    <w:lvl w:ilvl="2" w:tentative="1">
+      <w:start w:val="1"/>
+      <w:numFmt w:val="bullet"/>
+      <w:lvlText w:val=""/>
+      <w:lvlJc w:val="left"/>
+      <w:pPr>
+        <w:tabs>
+          <w:tab w:val="num" w:pos="2160"/>
+        </w:tabs>
+        <w:ind w:left="2160" w:hanging="360"/>
+      </w:pPr>
+      <w:rPr>
+        <w:rFonts w:ascii="Wingdings" w:hAnsi="Wingdings" w:hint="default"/>
+        <w:sz w:val="20"/>
+      </w:rPr>
+    </w:lvl>
+    <w:lvl w:ilvl="3" w:tentative="1">
+      <w:start w:val="1"/>
+      <w:numFmt w:val="bullet"/>
+      <w:lvlText w:val=""/>
+      <w:lvlJc w:val="left"/>
+      <w:pPr>
+        <w:tabs>
+          <w:tab w:val="num" w:pos="2880"/>
+        </w:tabs>
+        <w:ind w:left="2880" w:hanging="360"/>
+      </w:pPr>
+      <w:rPr>
+        <w:rFonts w:ascii="Wingdings" w:hAnsi="Wingdings" w:hint="default"/>
+        <w:sz w:val="20"/>
+      </w:rPr>
+    </w:lvl>
+    <w:lvl w:ilvl="4" w:tentative="1">
+      <w:start w:val="1"/>
+      <w:numFmt w:val="bullet"/>
+      <w:lvlText w:val=""/>
+      <w:lvlJc w:val="left"/>
+      <w:pPr>
+        <w:tabs>
+          <w:tab w:val="num" w:pos="3600"/>
+        </w:tabs>
+        <w:ind w:left="3600" w:hanging="360"/>
+      </w:pPr>
+      <w:rPr>
+        <w:rFonts w:ascii="Wingdings" w:hAnsi="Wingdings" w:hint="default"/>
+        <w:sz w:val="20"/>
+      </w:rPr>
+    </w:lvl>
+    <w:lvl w:ilvl="5" w:tentative="1">
+      <w:start w:val="1"/>
+      <w:numFmt w:val="bullet"/>
+      <w:lvlText w:val=""/>
+      <w:lvlJc w:val="left"/>
+      <w:pPr>
+        <w:tabs>
+          <w:tab w:val="num" w:pos="4320"/>
+        </w:tabs>
+        <w:ind w:left="4320" w:hanging="360"/>
+      </w:pPr>
+      <w:rPr>
+        <w:rFonts w:ascii="Wingdings" w:hAnsi="Wingdings" w:hint="default"/>
+        <w:sz w:val="20"/>
+      </w:rPr>
+    </w:lvl>
+    <w:lvl w:ilvl="6" w:tentative="1">
+      <w:start w:val="1"/>
+      <w:numFmt w:val="bullet"/>
+      <w:lvlText w:val=""/>
+      <w:lvlJc w:val="left"/>
+      <w:pPr>
+        <w:tabs>
+          <w:tab w:val="num" w:pos="5040"/>
+        </w:tabs>
+        <w:ind w:left="5040" w:hanging="360"/>
+      </w:pPr>
+      <w:rPr>
+        <w:rFonts w:ascii="Wingdings" w:hAnsi="Wingdings" w:hint="default"/>
+        <w:sz w:val="20"/>
+      </w:rPr>
+    </w:lvl>
+    <w:lvl w:ilvl="7" w:tentative="1">
+      <w:start w:val="1"/>
+      <w:numFmt w:val="bullet"/>
+      <w:lvlText w:val=""/>
+      <w:lvlJc w:val="left"/>
+      <w:pPr>
+        <w:tabs>
+          <w:tab w:val="num" w:pos="5760"/>
+        </w:tabs>
+        <w:ind w:left="5760" w:hanging="360"/>
+      </w:pPr>
+      <w:rPr>
+        <w:rFonts w:ascii="Wingdings" w:hAnsi="Wingdings" w:hint="default"/>
+        <w:sz w:val="20"/>
+      </w:rPr>
+    </w:lvl>
+    <w:lvl w:ilvl="8" w:tentative="1">
+      <w:start w:val="1"/>
+      <w:numFmt w:val="bullet"/>
+      <w:lvlText w:val=""/>
+      <w:lvlJc w:val="left"/>
+      <w:pPr>
+        <w:tabs>
+          <w:tab w:val="num" w:pos="6480"/>
+        </w:tabs>
+        <w:ind w:left="6480" w:hanging="360"/>
+      </w:pPr>
+      <w:rPr>
+        <w:rFonts w:ascii="Wingdings" w:hAnsi="Wingdings" w:hint="default"/>
+        <w:sz w:val="20"/>
+      </w:rPr>
+    </w:lvl>
+  </w:abstractNum>
+  <w:abstractNum w:abstractNumId="8" w15:restartNumberingAfterBreak="0">
+    <w:nsid w:val="739161F8"/>
+    <w:multiLevelType w:val="multilevel"/>
+    <w:tmpl w:val="5EEAC9AE"/>
+    <w:lvl w:ilvl="0">
+      <w:start w:val="1"/>
+      <w:numFmt w:val="bullet"/>
+      <w:lvlText w:val=""/>
+      <w:lvlJc w:val="left"/>
+      <w:pPr>
+        <w:tabs>
+          <w:tab w:val="num" w:pos="720"/>
+        </w:tabs>
+        <w:ind w:left="720" w:hanging="360"/>
+      </w:pPr>
+      <w:rPr>
+        <w:rFonts w:ascii="Symbol" w:hAnsi="Symbol" w:hint="default"/>
+        <w:sz w:val="20"/>
+      </w:rPr>
+    </w:lvl>
+    <w:lvl w:ilvl="1" w:tentative="1">
+      <w:start w:val="1"/>
+      <w:numFmt w:val="bullet"/>
+      <w:lvlText w:val="o"/>
+      <w:lvlJc w:val="left"/>
+      <w:pPr>
+        <w:tabs>
+          <w:tab w:val="num" w:pos="1440"/>
+        </w:tabs>
+        <w:ind w:left="1440" w:hanging="360"/>
+      </w:pPr>
+      <w:rPr>
+        <w:rFonts w:ascii="Courier New" w:hAnsi="Courier New" w:hint="default"/>
+        <w:sz w:val="20"/>
+      </w:rPr>
+    </w:lvl>
+    <w:lvl w:ilvl="2" w:tentative="1">
+      <w:start w:val="1"/>
+      <w:numFmt w:val="bullet"/>
+      <w:lvlText w:val=""/>
+      <w:lvlJc w:val="left"/>
+      <w:pPr>
+        <w:tabs>
+          <w:tab w:val="num" w:pos="2160"/>
+        </w:tabs>
+        <w:ind w:left="2160" w:hanging="360"/>
+      </w:pPr>
+      <w:rPr>
+        <w:rFonts w:ascii="Wingdings" w:hAnsi="Wingdings" w:hint="default"/>
+        <w:sz w:val="20"/>
+      </w:rPr>
+    </w:lvl>
+    <w:lvl w:ilvl="3" w:tentative="1">
+      <w:start w:val="1"/>
+      <w:numFmt w:val="bullet"/>
+      <w:lvlText w:val=""/>
+      <w:lvlJc w:val="left"/>
+      <w:pPr>
+        <w:tabs>
+          <w:tab w:val="num" w:pos="2880"/>
+        </w:tabs>
+        <w:ind w:left="2880" w:hanging="360"/>
+      </w:pPr>
+      <w:rPr>
+        <w:rFonts w:ascii="Wingdings" w:hAnsi="Wingdings" w:hint="default"/>
+        <w:sz w:val="20"/>
+      </w:rPr>
+    </w:lvl>
+    <w:lvl w:ilvl="4" w:tentative="1">
+      <w:start w:val="1"/>
+      <w:numFmt w:val="bullet"/>
+      <w:lvlText w:val=""/>
+      <w:lvlJc w:val="left"/>
+      <w:pPr>
+        <w:tabs>
+          <w:tab w:val="num" w:pos="3600"/>
+        </w:tabs>
+        <w:ind w:left="3600" w:hanging="360"/>
+      </w:pPr>
+      <w:rPr>
+        <w:rFonts w:ascii="Wingdings" w:hAnsi="Wingdings" w:hint="default"/>
+        <w:sz w:val="20"/>
+      </w:rPr>
+    </w:lvl>
+    <w:lvl w:ilvl="5" w:tentative="1">
+      <w:start w:val="1"/>
+      <w:numFmt w:val="bullet"/>
+      <w:lvlText w:val=""/>
+      <w:lvlJc w:val="left"/>
+      <w:pPr>
+        <w:tabs>
+          <w:tab w:val="num" w:pos="4320"/>
+        </w:tabs>
+        <w:ind w:left="4320" w:hanging="360"/>
+      </w:pPr>
+      <w:rPr>
+        <w:rFonts w:ascii="Wingdings" w:hAnsi="Wingdings" w:hint="default"/>
+        <w:sz w:val="20"/>
+      </w:rPr>
+    </w:lvl>
+    <w:lvl w:ilvl="6" w:tentative="1">
+      <w:start w:val="1"/>
+      <w:numFmt w:val="bullet"/>
+      <w:lvlText w:val=""/>
+      <w:lvlJc w:val="left"/>
+      <w:pPr>
+        <w:tabs>
+          <w:tab w:val="num" w:pos="5040"/>
+        </w:tabs>
+        <w:ind w:left="5040" w:hanging="360"/>
+      </w:pPr>
+      <w:rPr>
+        <w:rFonts w:ascii="Wingdings" w:hAnsi="Wingdings" w:hint="default"/>
+        <w:sz w:val="20"/>
+      </w:rPr>
+    </w:lvl>
+    <w:lvl w:ilvl="7" w:tentative="1">
+      <w:start w:val="1"/>
+      <w:numFmt w:val="bullet"/>
+      <w:lvlText w:val=""/>
+      <w:lvlJc w:val="left"/>
+      <w:pPr>
+        <w:tabs>
+          <w:tab w:val="num" w:pos="5760"/>
+        </w:tabs>
+        <w:ind w:left="5760" w:hanging="360"/>
+      </w:pPr>
+      <w:rPr>
+        <w:rFonts w:ascii="Wingdings" w:hAnsi="Wingdings" w:hint="default"/>
+        <w:sz w:val="20"/>
+      </w:rPr>
+    </w:lvl>
+    <w:lvl w:ilvl="8" w:tentative="1">
+      <w:start w:val="1"/>
+      <w:numFmt w:val="bullet"/>
+      <w:lvlText w:val=""/>
+      <w:lvlJc w:val="left"/>
+      <w:pPr>
+        <w:tabs>
+          <w:tab w:val="num" w:pos="6480"/>
+        </w:tabs>
+        <w:ind w:left="6480" w:hanging="360"/>
+      </w:pPr>
+      <w:rPr>
+        <w:rFonts w:ascii="Wingdings" w:hAnsi="Wingdings" w:hint="default"/>
+        <w:sz w:val="20"/>
+      </w:rPr>
+    </w:lvl>
+  </w:abstractNum>
   <w:num w:numId="1" w16cid:durableId="1556118857">
-    <w:abstractNumId w:val="2"/>
+    <w:abstractNumId w:val="3"/>
   </w:num>
   <w:num w:numId="2" w16cid:durableId="1765415113">
-    <w:abstractNumId w:val="5"/>
+    <w:abstractNumId w:val="7"/>
   </w:num>
   <w:num w:numId="3" w16cid:durableId="2060127913">
-    <w:abstractNumId w:val="3"/>
+    <w:abstractNumId w:val="4"/>
   </w:num>
   <w:num w:numId="4" w16cid:durableId="1945579041">
     <w:abstractNumId w:val="0"/>
   </w:num>
   <w:num w:numId="5" w16cid:durableId="749740981">
-    <w:abstractNumId w:val="4"/>
+    <w:abstractNumId w:val="6"/>
   </w:num>
   <w:num w:numId="6" w16cid:durableId="2012636028">
+    <w:abstractNumId w:val="2"/>
+  </w:num>
+  <w:num w:numId="7" w16cid:durableId="1612392380">
+    <w:abstractNumId w:val="8"/>
+  </w:num>
+  <w:num w:numId="8" w16cid:durableId="912543840">
     <w:abstractNumId w:val="1"/>
+  </w:num>
+  <w:num w:numId="9" w16cid:durableId="1725592975">
+    <w:abstractNumId w:val="5"/>
   </w:num>
 </w:numbering>
 </file>
@@ -11378,7 +10702,6 @@
   <w:style w:type="character" w:default="1" w:styleId="DefaultParagraphFont">
     <w:name w:val="Default Paragraph Font"/>
     <w:uiPriority w:val="1"/>
-    <w:semiHidden/>
     <w:unhideWhenUsed/>
   </w:style>
   <w:style w:type="table" w:default="1" w:styleId="TableNormal">
